--- a/ITP4523M Group Project (2025-2026)(for students)/ITP4523M Group Project (AY2526) Driving Question.docx
+++ b/ITP4523M Group Project (2025-2026)(for students)/ITP4523M Group Project (AY2526) Driving Question.docx
@@ -1,6 +1,6 @@
 
 <file path=word/document.xml><?xml version="1.0" encoding="utf-8"?>
-<w:document xmlns:wpc="http://schemas.microsoft.com/office/word/2010/wordprocessingCanvas" xmlns:cx="http://schemas.microsoft.com/office/drawing/2014/chartex" xmlns:cx1="http://schemas.microsoft.com/office/drawing/2015/9/8/chartex" xmlns:mc="http://schemas.openxmlformats.org/markup-compatibility/2006" xmlns:o="urn:schemas-microsoft-com:office:office" xmlns:r="http://schemas.openxmlformats.org/officeDocument/2006/relationships" xmlns:m="http://schemas.openxmlformats.org/officeDocument/2006/math" xmlns:v="urn:schemas-microsoft-com:vml" xmlns:wp14="http://schemas.microsoft.com/office/word/2010/wordprocessingDrawing" xmlns:wp="http://schemas.openxmlformats.org/drawingml/2006/wordprocessingDrawing" xmlns:w10="urn:schemas-microsoft-com:office:word" xmlns:w="http://schemas.openxmlformats.org/wordprocessingml/2006/main" xmlns:w14="http://schemas.microsoft.com/office/word/2010/wordml" xmlns:w15="http://schemas.microsoft.com/office/word/2012/wordml" xmlns:w16se="http://schemas.microsoft.com/office/word/2015/wordml/symex" xmlns:wpg="http://schemas.microsoft.com/office/word/2010/wordprocessingGroup" xmlns:wpi="http://schemas.microsoft.com/office/word/2010/wordprocessingInk" xmlns:wne="http://schemas.microsoft.com/office/word/2006/wordml" xmlns:wps="http://schemas.microsoft.com/office/word/2010/wordprocessingShape" mc:Ignorable="w14 w15 w16se wp14">
+<w:document xmlns:wpc="http://schemas.microsoft.com/office/word/2010/wordprocessingCanvas" xmlns:cx="http://schemas.microsoft.com/office/drawing/2014/chartex" xmlns:cx1="http://schemas.microsoft.com/office/drawing/2015/9/8/chartex" xmlns:cx2="http://schemas.microsoft.com/office/drawing/2015/10/21/chartex" xmlns:cx3="http://schemas.microsoft.com/office/drawing/2016/5/9/chartex" xmlns:cx4="http://schemas.microsoft.com/office/drawing/2016/5/10/chartex" xmlns:cx5="http://schemas.microsoft.com/office/drawing/2016/5/11/chartex" xmlns:cx6="http://schemas.microsoft.com/office/drawing/2016/5/12/chartex" xmlns:cx7="http://schemas.microsoft.com/office/drawing/2016/5/13/chartex" xmlns:cx8="http://schemas.microsoft.com/office/drawing/2016/5/14/chartex" xmlns:mc="http://schemas.openxmlformats.org/markup-compatibility/2006" xmlns:aink="http://schemas.microsoft.com/office/drawing/2016/ink" xmlns:am3d="http://schemas.microsoft.com/office/drawing/2017/model3d" xmlns:o="urn:schemas-microsoft-com:office:office" xmlns:r="http://schemas.openxmlformats.org/officeDocument/2006/relationships" xmlns:m="http://schemas.openxmlformats.org/officeDocument/2006/math" xmlns:v="urn:schemas-microsoft-com:vml" xmlns:wp14="http://schemas.microsoft.com/office/word/2010/wordprocessingDrawing" xmlns:wp="http://schemas.openxmlformats.org/drawingml/2006/wordprocessingDrawing" xmlns:w10="urn:schemas-microsoft-com:office:word" xmlns:w="http://schemas.openxmlformats.org/wordprocessingml/2006/main" xmlns:w14="http://schemas.microsoft.com/office/word/2010/wordml" xmlns:w15="http://schemas.microsoft.com/office/word/2012/wordml" xmlns:w16cex="http://schemas.microsoft.com/office/word/2018/wordml/cex" xmlns:w16cid="http://schemas.microsoft.com/office/word/2016/wordml/cid" xmlns:w16="http://schemas.microsoft.com/office/word/2018/wordml" xmlns:w16sdtdh="http://schemas.microsoft.com/office/word/2020/wordml/sdtdatahash" xmlns:w16se="http://schemas.microsoft.com/office/word/2015/wordml/symex" xmlns:wpg="http://schemas.microsoft.com/office/word/2010/wordprocessingGroup" xmlns:wpi="http://schemas.microsoft.com/office/word/2010/wordprocessingInk" xmlns:wne="http://schemas.microsoft.com/office/word/2006/wordml" xmlns:wps="http://schemas.microsoft.com/office/word/2010/wordprocessingShape" mc:Ignorable="w14 w15 w16se w16cid w16 w16cex w16sdtdh wp14">
   <w:body>
     <w:p>
       <w:pPr>
@@ -47,17 +47,7 @@
           <w:color w:val="FF0000"/>
           <w:sz w:val="22"/>
         </w:rPr>
-        <w:t>H</w:t>
-      </w:r>
-      <w:bookmarkStart w:id="0" w:name="_GoBack"/>
-      <w:bookmarkEnd w:id="0"/>
-      <w:r>
-        <w:rPr>
-          <w:rFonts w:ascii="Palatino Linotype" w:hAnsi="Palatino Linotype"/>
-          <w:color w:val="FF0000"/>
-          <w:sz w:val="22"/>
-        </w:rPr>
-        <w:t>KIIT</w:t>
+        <w:t>HKIIT</w:t>
       </w:r>
       <w:r>
         <w:rPr>
@@ -197,7 +187,7 @@
     </w:p>
     <w:p>
       <w:pPr>
-        <w:pStyle w:val="NormalWeb"/>
+        <w:pStyle w:val="Web"/>
         <w:tabs>
           <w:tab w:val="left" w:pos="1890"/>
           <w:tab w:val="left" w:pos="2070"/>
@@ -239,7 +229,7 @@
     </w:p>
     <w:p>
       <w:pPr>
-        <w:pStyle w:val="NormalWeb"/>
+        <w:pStyle w:val="Web"/>
         <w:tabs>
           <w:tab w:val="left" w:pos="1890"/>
           <w:tab w:val="left" w:pos="2070"/>
@@ -271,7 +261,7 @@
     </w:p>
     <w:p>
       <w:pPr>
-        <w:pStyle w:val="NormalWeb"/>
+        <w:pStyle w:val="Web"/>
         <w:tabs>
           <w:tab w:val="left" w:pos="1890"/>
           <w:tab w:val="left" w:pos="2070"/>
@@ -460,7 +450,29 @@
           <w:sz w:val="22"/>
           <w:szCs w:val="22"/>
         </w:rPr>
-        <w:t>The result of EA will not be counted if you do not meet the minimum 70% attendance requirement (if any) governed by the general academic regulations of your programme/course unless approval of the campus principal has been granted.</w:t>
+        <w:t xml:space="preserve">The result of EA will not be counted if you do not meet the minimum 70% attendance requirement (if any) governed by the general academic regulations of your </w:t>
+      </w:r>
+      <w:proofErr w:type="spellStart"/>
+      <w:r>
+        <w:rPr>
+          <w:rFonts w:ascii="Palatino Linotype" w:hAnsi="Palatino Linotype"/>
+          <w:b/>
+          <w:color w:val="000000" w:themeColor="text1"/>
+          <w:sz w:val="22"/>
+          <w:szCs w:val="22"/>
+        </w:rPr>
+        <w:t>programme</w:t>
+      </w:r>
+      <w:proofErr w:type="spellEnd"/>
+      <w:r>
+        <w:rPr>
+          <w:rFonts w:ascii="Palatino Linotype" w:hAnsi="Palatino Linotype"/>
+          <w:b/>
+          <w:color w:val="000000" w:themeColor="text1"/>
+          <w:sz w:val="22"/>
+          <w:szCs w:val="22"/>
+        </w:rPr>
+        <w:t>/course unless approval of the campus principal has been granted.</w:t>
       </w:r>
     </w:p>
     <w:p>
@@ -646,7 +658,25 @@
           <w:color w:val="000000" w:themeColor="text1"/>
           <w:sz w:val="20"/>
         </w:rPr>
-        <w:t>apply the knowledge that you learned in this module to solve the tasks. (i.e. HTML, CSS, JavaScript, PHP, SQL commands)</w:t>
+        <w:t>apply the knowledge that you learned in this module to solve the tasks. (</w:t>
+      </w:r>
+      <w:proofErr w:type="gramStart"/>
+      <w:r>
+        <w:rPr>
+          <w:rFonts w:ascii="Palatino Linotype" w:hAnsi="Palatino Linotype"/>
+          <w:color w:val="000000" w:themeColor="text1"/>
+          <w:sz w:val="20"/>
+        </w:rPr>
+        <w:t>i.e.</w:t>
+      </w:r>
+      <w:proofErr w:type="gramEnd"/>
+      <w:r>
+        <w:rPr>
+          <w:rFonts w:ascii="Palatino Linotype" w:hAnsi="Palatino Linotype"/>
+          <w:color w:val="000000" w:themeColor="text1"/>
+          <w:sz w:val="20"/>
+        </w:rPr>
+        <w:t xml:space="preserve"> HTML, CSS, JavaScript, PHP, SQL commands)</w:t>
       </w:r>
     </w:p>
     <w:p>
@@ -967,7 +997,7 @@
     </w:p>
     <w:tbl>
       <w:tblPr>
-        <w:tblStyle w:val="TableGrid"/>
+        <w:tblStyle w:val="a5"/>
         <w:tblW w:w="0" w:type="auto"/>
         <w:tblInd w:w="360" w:type="dxa"/>
         <w:tblLook w:val="04A0" w:firstRow="1" w:lastRow="0" w:firstColumn="1" w:lastColumn="0" w:noHBand="0" w:noVBand="1"/>
@@ -980,6 +1010,4070 @@
           <w:tcPr>
             <w:tcW w:w="8659" w:type="dxa"/>
           </w:tcPr>
+          <w:p>
+            <w:pPr>
+              <w:shd w:val="clear" w:color="auto" w:fill="FFFFFF"/>
+              <w:spacing w:before="100" w:beforeAutospacing="1" w:after="240" w:line="510" w:lineRule="atLeast"/>
+              <w:outlineLvl w:val="0"/>
+              <w:rPr>
+                <w:rFonts w:ascii="Segoe UI" w:eastAsia="Times New Roman" w:hAnsi="Segoe UI" w:cs="Segoe UI"/>
+                <w:b/>
+                <w:bCs/>
+                <w:color w:val="0F1115"/>
+                <w:kern w:val="36"/>
+                <w:sz w:val="36"/>
+                <w:szCs w:val="36"/>
+                <w:lang w:eastAsia="zh-TW"/>
+              </w:rPr>
+            </w:pPr>
+            <w:r>
+              <w:rPr>
+                <w:rFonts w:ascii="Segoe UI" w:eastAsia="Times New Roman" w:hAnsi="Segoe UI" w:cs="Segoe UI"/>
+                <w:b/>
+                <w:bCs/>
+                <w:color w:val="0F1115"/>
+                <w:kern w:val="36"/>
+                <w:sz w:val="36"/>
+                <w:szCs w:val="36"/>
+                <w:lang w:eastAsia="zh-TW"/>
+              </w:rPr>
+              <w:t>Centralized Management System: Driving Sales &amp; Profit at Premium Living Furniture</w:t>
+            </w:r>
+          </w:p>
+          <w:p>
+            <w:pPr>
+              <w:numPr>
+                <w:ilvl w:val="0"/>
+                <w:numId w:val="46"/>
+              </w:numPr>
+              <w:shd w:val="clear" w:color="auto" w:fill="FFFFFF"/>
+              <w:tabs>
+                <w:tab w:val="clear" w:pos="720"/>
+              </w:tabs>
+              <w:spacing w:before="240" w:after="240"/>
+              <w:ind w:left="0" w:firstLine="0"/>
+              <w:rPr>
+                <w:rFonts w:ascii="Segoe UI" w:eastAsia="Times New Roman" w:hAnsi="Segoe UI" w:cs="Segoe UI"/>
+                <w:color w:val="0F1115"/>
+                <w:lang w:eastAsia="zh-TW"/>
+              </w:rPr>
+            </w:pPr>
+            <w:r>
+              <w:rPr>
+                <w:rFonts w:ascii="Segoe UI" w:eastAsia="Times New Roman" w:hAnsi="Segoe UI" w:cs="Segoe UI"/>
+                <w:b/>
+                <w:bCs/>
+                <w:color w:val="0F1115"/>
+                <w:lang w:eastAsia="zh-TW"/>
+              </w:rPr>
+              <w:t>From the Desk of the CEO</w:t>
+            </w:r>
+          </w:p>
+          <w:p>
+            <w:pPr>
+              <w:spacing w:before="480" w:after="480"/>
+              <w:rPr>
+                <w:rFonts w:eastAsia="Times New Roman"/>
+                <w:lang w:eastAsia="zh-TW"/>
+              </w:rPr>
+            </w:pPr>
+            <w:r>
+              <w:rPr>
+                <w:rFonts w:eastAsia="Times New Roman"/>
+                <w:lang w:eastAsia="zh-TW"/>
+              </w:rPr>
+              <w:pict w14:anchorId="2E8E615E">
+                <v:rect id="_x0000_i1025" style="width:0;height:.75pt" o:hralign="center" o:hrstd="t" o:hr="t" fillcolor="#a0a0a0" stroked="f"/>
+              </w:pict>
+            </w:r>
+          </w:p>
+          <w:p>
+            <w:pPr>
+              <w:shd w:val="clear" w:color="auto" w:fill="FFFFFF"/>
+              <w:spacing w:before="480" w:after="240" w:line="480" w:lineRule="atLeast"/>
+              <w:outlineLvl w:val="1"/>
+              <w:rPr>
+                <w:rFonts w:ascii="Segoe UI" w:eastAsia="Times New Roman" w:hAnsi="Segoe UI" w:cs="Segoe UI"/>
+                <w:b/>
+                <w:bCs/>
+                <w:color w:val="0F1115"/>
+                <w:sz w:val="33"/>
+                <w:szCs w:val="33"/>
+                <w:lang w:eastAsia="zh-TW"/>
+              </w:rPr>
+            </w:pPr>
+            <w:r>
+              <w:rPr>
+                <w:rFonts w:ascii="Segoe UI" w:eastAsia="Times New Roman" w:hAnsi="Segoe UI" w:cs="Segoe UI"/>
+                <w:b/>
+                <w:bCs/>
+                <w:color w:val="0F1115"/>
+                <w:sz w:val="33"/>
+                <w:szCs w:val="33"/>
+                <w:lang w:eastAsia="zh-TW"/>
+              </w:rPr>
+              <w:t>Executive Overview</w:t>
+            </w:r>
+          </w:p>
+          <w:p>
+            <w:pPr>
+              <w:numPr>
+                <w:ilvl w:val="0"/>
+                <w:numId w:val="46"/>
+              </w:numPr>
+              <w:shd w:val="clear" w:color="auto" w:fill="FFFFFF"/>
+              <w:tabs>
+                <w:tab w:val="clear" w:pos="720"/>
+              </w:tabs>
+              <w:spacing w:before="240" w:after="240"/>
+              <w:ind w:left="0" w:firstLine="0"/>
+              <w:rPr>
+                <w:rFonts w:ascii="Segoe UI" w:eastAsia="Times New Roman" w:hAnsi="Segoe UI" w:cs="Segoe UI"/>
+                <w:color w:val="0F1115"/>
+                <w:lang w:eastAsia="zh-TW"/>
+              </w:rPr>
+            </w:pPr>
+            <w:r>
+              <w:rPr>
+                <w:rFonts w:ascii="Segoe UI" w:eastAsia="Times New Roman" w:hAnsi="Segoe UI" w:cs="Segoe UI"/>
+                <w:color w:val="0F1115"/>
+                <w:lang w:eastAsia="zh-TW"/>
+              </w:rPr>
+              <w:t xml:space="preserve">As CEO of Premium Living Furniture, I've seen our company grow from a small workshop to a respected name in the furniture industry. However, with growth comes complexity. We've been operating with disconnected systems—separate spreadsheets for inventory, manual order processing, fragmented </w:t>
+            </w:r>
+            <w:r>
+              <w:rPr>
+                <w:rFonts w:ascii="Segoe UI" w:eastAsia="Times New Roman" w:hAnsi="Segoe UI" w:cs="Segoe UI"/>
+                <w:color w:val="0F1115"/>
+                <w:lang w:eastAsia="zh-TW"/>
+              </w:rPr>
+              <w:lastRenderedPageBreak/>
+              <w:t>customer data, and limited visibility into production. This fragmentation costs us time, money, and missed opportunities.</w:t>
+            </w:r>
+          </w:p>
+          <w:p>
+            <w:pPr>
+              <w:numPr>
+                <w:ilvl w:val="0"/>
+                <w:numId w:val="46"/>
+              </w:numPr>
+              <w:shd w:val="clear" w:color="auto" w:fill="FFFFFF"/>
+              <w:tabs>
+                <w:tab w:val="clear" w:pos="720"/>
+              </w:tabs>
+              <w:spacing w:before="240" w:after="240"/>
+              <w:ind w:left="0" w:firstLine="0"/>
+              <w:rPr>
+                <w:rFonts w:ascii="Segoe UI" w:eastAsia="Times New Roman" w:hAnsi="Segoe UI" w:cs="Segoe UI"/>
+                <w:color w:val="0F1115"/>
+                <w:lang w:eastAsia="zh-TW"/>
+              </w:rPr>
+            </w:pPr>
+            <w:r>
+              <w:rPr>
+                <w:rFonts w:ascii="Segoe UI" w:eastAsia="Times New Roman" w:hAnsi="Segoe UI" w:cs="Segoe UI"/>
+                <w:color w:val="0F1115"/>
+                <w:lang w:eastAsia="zh-TW"/>
+              </w:rPr>
+              <w:t>A centralized management system isn't just a technology upgrade—it's a strategic investment that will directly impact our bottom line. Here's how:</w:t>
+            </w:r>
+          </w:p>
+          <w:p>
+            <w:pPr>
+              <w:spacing w:before="480" w:after="480"/>
+              <w:rPr>
+                <w:rFonts w:eastAsia="Times New Roman"/>
+                <w:lang w:eastAsia="zh-TW"/>
+              </w:rPr>
+            </w:pPr>
+            <w:r>
+              <w:rPr>
+                <w:rFonts w:eastAsia="Times New Roman"/>
+                <w:lang w:eastAsia="zh-TW"/>
+              </w:rPr>
+              <w:pict w14:anchorId="273A2DE3">
+                <v:rect id="_x0000_i1026" style="width:0;height:.75pt" o:hralign="center" o:hrstd="t" o:hr="t" fillcolor="#a0a0a0" stroked="f"/>
+              </w:pict>
+            </w:r>
+          </w:p>
+          <w:p>
+            <w:pPr>
+              <w:shd w:val="clear" w:color="auto" w:fill="FFFFFF"/>
+              <w:spacing w:before="480" w:after="240" w:line="480" w:lineRule="atLeast"/>
+              <w:outlineLvl w:val="1"/>
+              <w:rPr>
+                <w:rFonts w:ascii="Segoe UI" w:eastAsia="Times New Roman" w:hAnsi="Segoe UI" w:cs="Segoe UI"/>
+                <w:b/>
+                <w:bCs/>
+                <w:color w:val="0F1115"/>
+                <w:sz w:val="33"/>
+                <w:szCs w:val="33"/>
+                <w:lang w:eastAsia="zh-TW"/>
+              </w:rPr>
+            </w:pPr>
+            <w:r>
+              <w:rPr>
+                <w:rFonts w:ascii="Segoe UI" w:eastAsia="Times New Roman" w:hAnsi="Segoe UI" w:cs="Segoe UI"/>
+                <w:b/>
+                <w:bCs/>
+                <w:color w:val="0F1115"/>
+                <w:sz w:val="33"/>
+                <w:szCs w:val="33"/>
+                <w:lang w:eastAsia="zh-TW"/>
+              </w:rPr>
+              <w:t>1. Enhanced Customer Experience → Increased Sales</w:t>
+            </w:r>
+          </w:p>
+          <w:p>
+            <w:pPr>
+              <w:shd w:val="clear" w:color="auto" w:fill="FFFFFF"/>
+              <w:spacing w:before="480" w:after="240" w:line="450" w:lineRule="atLeast"/>
+              <w:outlineLvl w:val="2"/>
+              <w:rPr>
+                <w:rFonts w:ascii="Segoe UI" w:eastAsia="Times New Roman" w:hAnsi="Segoe UI" w:cs="Segoe UI"/>
+                <w:b/>
+                <w:bCs/>
+                <w:color w:val="0F1115"/>
+                <w:sz w:val="30"/>
+                <w:szCs w:val="30"/>
+                <w:lang w:eastAsia="zh-TW"/>
+              </w:rPr>
+            </w:pPr>
+            <w:r>
+              <w:rPr>
+                <w:rFonts w:ascii="Segoe UI" w:eastAsia="Times New Roman" w:hAnsi="Segoe UI" w:cs="Segoe UI"/>
+                <w:b/>
+                <w:bCs/>
+                <w:color w:val="0F1115"/>
+                <w:sz w:val="30"/>
+                <w:szCs w:val="30"/>
+                <w:lang w:eastAsia="zh-TW"/>
+              </w:rPr>
+              <w:t>Seamless Shopping Journey</w:t>
+            </w:r>
+          </w:p>
+          <w:p>
+            <w:pPr>
+              <w:numPr>
+                <w:ilvl w:val="0"/>
+                <w:numId w:val="46"/>
+              </w:numPr>
+              <w:shd w:val="clear" w:color="auto" w:fill="FFFFFF"/>
+              <w:tabs>
+                <w:tab w:val="clear" w:pos="720"/>
+              </w:tabs>
+              <w:spacing w:before="240" w:after="240"/>
+              <w:ind w:left="0" w:firstLine="0"/>
+              <w:rPr>
+                <w:rFonts w:ascii="Segoe UI" w:eastAsia="Times New Roman" w:hAnsi="Segoe UI" w:cs="Segoe UI"/>
+                <w:color w:val="0F1115"/>
+                <w:lang w:eastAsia="zh-TW"/>
+              </w:rPr>
+            </w:pPr>
+            <w:r>
+              <w:rPr>
+                <w:rFonts w:ascii="Segoe UI" w:eastAsia="Times New Roman" w:hAnsi="Segoe UI" w:cs="Segoe UI"/>
+                <w:color w:val="0F1115"/>
+                <w:lang w:eastAsia="zh-TW"/>
+              </w:rPr>
+              <w:t>When customers visit our website, they expect a smooth experience. With a centralized system:</w:t>
+            </w:r>
+          </w:p>
+          <w:p>
+            <w:pPr>
+              <w:numPr>
+                <w:ilvl w:val="0"/>
+                <w:numId w:val="38"/>
+              </w:numPr>
+              <w:shd w:val="clear" w:color="auto" w:fill="FFFFFF"/>
+              <w:spacing w:before="100" w:beforeAutospacing="1"/>
+              <w:rPr>
+                <w:rFonts w:ascii="Segoe UI" w:eastAsia="Times New Roman" w:hAnsi="Segoe UI" w:cs="Segoe UI"/>
+                <w:color w:val="0F1115"/>
+                <w:lang w:eastAsia="zh-TW"/>
+              </w:rPr>
+            </w:pPr>
+            <w:r>
+              <w:rPr>
+                <w:rFonts w:ascii="Segoe UI" w:eastAsia="Times New Roman" w:hAnsi="Segoe UI" w:cs="Segoe UI"/>
+                <w:b/>
+                <w:bCs/>
+                <w:color w:val="0F1115"/>
+                <w:lang w:eastAsia="zh-TW"/>
+              </w:rPr>
+              <w:t>Real-time inventory visibility</w:t>
+            </w:r>
+            <w:r>
+              <w:rPr>
+                <w:rFonts w:ascii="Segoe UI" w:eastAsia="Times New Roman" w:hAnsi="Segoe UI" w:cs="Segoe UI"/>
+                <w:color w:val="0F1115"/>
+                <w:lang w:eastAsia="zh-TW"/>
+              </w:rPr>
+              <w:t> prevents customers from ordering out-of-stock items</w:t>
+            </w:r>
+          </w:p>
+          <w:p>
+            <w:pPr>
+              <w:numPr>
+                <w:ilvl w:val="0"/>
+                <w:numId w:val="38"/>
+              </w:numPr>
+              <w:shd w:val="clear" w:color="auto" w:fill="FFFFFF"/>
+              <w:spacing w:before="100" w:beforeAutospacing="1"/>
+              <w:rPr>
+                <w:rFonts w:ascii="Segoe UI" w:eastAsia="Times New Roman" w:hAnsi="Segoe UI" w:cs="Segoe UI"/>
+                <w:color w:val="0F1115"/>
+                <w:lang w:eastAsia="zh-TW"/>
+              </w:rPr>
+            </w:pPr>
+            <w:r>
+              <w:rPr>
+                <w:rFonts w:ascii="Segoe UI" w:eastAsia="Times New Roman" w:hAnsi="Segoe UI" w:cs="Segoe UI"/>
+                <w:b/>
+                <w:bCs/>
+                <w:color w:val="0F1115"/>
+                <w:lang w:eastAsia="zh-TW"/>
+              </w:rPr>
+              <w:t>Personalized recommendations</w:t>
+            </w:r>
+            <w:r>
+              <w:rPr>
+                <w:rFonts w:ascii="Segoe UI" w:eastAsia="Times New Roman" w:hAnsi="Segoe UI" w:cs="Segoe UI"/>
+                <w:color w:val="0F1115"/>
+                <w:lang w:eastAsia="zh-TW"/>
+              </w:rPr>
+              <w:t> based on purchase history increase average order value</w:t>
+            </w:r>
+          </w:p>
+          <w:p>
+            <w:pPr>
+              <w:numPr>
+                <w:ilvl w:val="0"/>
+                <w:numId w:val="38"/>
+              </w:numPr>
+              <w:shd w:val="clear" w:color="auto" w:fill="FFFFFF"/>
+              <w:spacing w:before="100" w:beforeAutospacing="1"/>
+              <w:rPr>
+                <w:rFonts w:ascii="Segoe UI" w:eastAsia="Times New Roman" w:hAnsi="Segoe UI" w:cs="Segoe UI"/>
+                <w:color w:val="0F1115"/>
+                <w:lang w:eastAsia="zh-TW"/>
+              </w:rPr>
+            </w:pPr>
+            <w:r>
+              <w:rPr>
+                <w:rFonts w:ascii="Segoe UI" w:eastAsia="Times New Roman" w:hAnsi="Segoe UI" w:cs="Segoe UI"/>
+                <w:b/>
+                <w:bCs/>
+                <w:color w:val="0F1115"/>
+                <w:lang w:eastAsia="zh-TW"/>
+              </w:rPr>
+              <w:t>Easy order tracking</w:t>
+            </w:r>
+            <w:r>
+              <w:rPr>
+                <w:rFonts w:ascii="Segoe UI" w:eastAsia="Times New Roman" w:hAnsi="Segoe UI" w:cs="Segoe UI"/>
+                <w:color w:val="0F1115"/>
+                <w:lang w:eastAsia="zh-TW"/>
+              </w:rPr>
+              <w:t> builds trust and encourages repeat business</w:t>
+            </w:r>
+          </w:p>
+          <w:p>
+            <w:pPr>
+              <w:numPr>
+                <w:ilvl w:val="0"/>
+                <w:numId w:val="38"/>
+              </w:numPr>
+              <w:shd w:val="clear" w:color="auto" w:fill="FFFFFF"/>
+              <w:spacing w:before="100" w:beforeAutospacing="1"/>
+              <w:rPr>
+                <w:rFonts w:ascii="Segoe UI" w:eastAsia="Times New Roman" w:hAnsi="Segoe UI" w:cs="Segoe UI"/>
+                <w:color w:val="0F1115"/>
+                <w:lang w:eastAsia="zh-TW"/>
+              </w:rPr>
+            </w:pPr>
+            <w:r>
+              <w:rPr>
+                <w:rFonts w:ascii="Segoe UI" w:eastAsia="Times New Roman" w:hAnsi="Segoe UI" w:cs="Segoe UI"/>
+                <w:b/>
+                <w:bCs/>
+                <w:color w:val="0F1115"/>
+                <w:lang w:eastAsia="zh-TW"/>
+              </w:rPr>
+              <w:t>Simplified checkout</w:t>
+            </w:r>
+            <w:r>
+              <w:rPr>
+                <w:rFonts w:ascii="Segoe UI" w:eastAsia="Times New Roman" w:hAnsi="Segoe UI" w:cs="Segoe UI"/>
+                <w:color w:val="0F1115"/>
+                <w:lang w:eastAsia="zh-TW"/>
+              </w:rPr>
+              <w:t> reduces cart abandonment</w:t>
+            </w:r>
+          </w:p>
+          <w:p>
+            <w:pPr>
+              <w:numPr>
+                <w:ilvl w:val="0"/>
+                <w:numId w:val="46"/>
+              </w:numPr>
+              <w:shd w:val="clear" w:color="auto" w:fill="FFFFFF"/>
+              <w:tabs>
+                <w:tab w:val="clear" w:pos="720"/>
+              </w:tabs>
+              <w:spacing w:before="240" w:after="240"/>
+              <w:ind w:left="0" w:firstLine="0"/>
+              <w:rPr>
+                <w:rFonts w:ascii="Segoe UI" w:eastAsia="Times New Roman" w:hAnsi="Segoe UI" w:cs="Segoe UI"/>
+                <w:color w:val="0F1115"/>
+                <w:lang w:eastAsia="zh-TW"/>
+              </w:rPr>
+            </w:pPr>
+            <w:r>
+              <w:rPr>
+                <w:rFonts w:ascii="Segoe UI" w:eastAsia="Times New Roman" w:hAnsi="Segoe UI" w:cs="Segoe UI"/>
+                <w:b/>
+                <w:bCs/>
+                <w:color w:val="0F1115"/>
+                <w:lang w:eastAsia="zh-TW"/>
+              </w:rPr>
+              <w:t>Profit Impact:</w:t>
+            </w:r>
+            <w:r>
+              <w:rPr>
+                <w:rFonts w:ascii="Segoe UI" w:eastAsia="Times New Roman" w:hAnsi="Segoe UI" w:cs="Segoe UI"/>
+                <w:color w:val="0F1115"/>
+                <w:lang w:eastAsia="zh-TW"/>
+              </w:rPr>
+              <w:t> A 10% reduction in cart abandonment could increase our annual revenue by approximately $150,000.</w:t>
+            </w:r>
+          </w:p>
+          <w:p>
+            <w:pPr>
+              <w:shd w:val="clear" w:color="auto" w:fill="FFFFFF"/>
+              <w:spacing w:before="480" w:after="240" w:line="450" w:lineRule="atLeast"/>
+              <w:outlineLvl w:val="2"/>
+              <w:rPr>
+                <w:rFonts w:ascii="Segoe UI" w:eastAsia="Times New Roman" w:hAnsi="Segoe UI" w:cs="Segoe UI"/>
+                <w:b/>
+                <w:bCs/>
+                <w:color w:val="0F1115"/>
+                <w:sz w:val="30"/>
+                <w:szCs w:val="30"/>
+                <w:lang w:eastAsia="zh-TW"/>
+              </w:rPr>
+            </w:pPr>
+            <w:r>
+              <w:rPr>
+                <w:rFonts w:ascii="Segoe UI" w:eastAsia="Times New Roman" w:hAnsi="Segoe UI" w:cs="Segoe UI"/>
+                <w:b/>
+                <w:bCs/>
+                <w:color w:val="0F1115"/>
+                <w:sz w:val="30"/>
+                <w:szCs w:val="30"/>
+                <w:lang w:eastAsia="zh-TW"/>
+              </w:rPr>
+              <w:t>Customer Retention</w:t>
+            </w:r>
+          </w:p>
+          <w:p>
+            <w:pPr>
+              <w:numPr>
+                <w:ilvl w:val="0"/>
+                <w:numId w:val="46"/>
+              </w:numPr>
+              <w:shd w:val="clear" w:color="auto" w:fill="FFFFFF"/>
+              <w:tabs>
+                <w:tab w:val="clear" w:pos="720"/>
+              </w:tabs>
+              <w:spacing w:before="240" w:after="240"/>
+              <w:ind w:left="0" w:firstLine="0"/>
+              <w:rPr>
+                <w:rFonts w:ascii="Segoe UI" w:eastAsia="Times New Roman" w:hAnsi="Segoe UI" w:cs="Segoe UI"/>
+                <w:color w:val="0F1115"/>
+                <w:lang w:eastAsia="zh-TW"/>
+              </w:rPr>
+            </w:pPr>
+            <w:r>
+              <w:rPr>
+                <w:rFonts w:ascii="Segoe UI" w:eastAsia="Times New Roman" w:hAnsi="Segoe UI" w:cs="Segoe UI"/>
+                <w:color w:val="0F1115"/>
+                <w:lang w:eastAsia="zh-TW"/>
+              </w:rPr>
+              <w:t>Acquiring a new customer costs 5-7x more than retaining an existing one. Our centralized system enables:</w:t>
+            </w:r>
+          </w:p>
+          <w:p>
+            <w:pPr>
+              <w:numPr>
+                <w:ilvl w:val="0"/>
+                <w:numId w:val="39"/>
+              </w:numPr>
+              <w:shd w:val="clear" w:color="auto" w:fill="FFFFFF"/>
+              <w:spacing w:before="100" w:beforeAutospacing="1"/>
+              <w:rPr>
+                <w:rFonts w:ascii="Segoe UI" w:eastAsia="Times New Roman" w:hAnsi="Segoe UI" w:cs="Segoe UI"/>
+                <w:color w:val="0F1115"/>
+                <w:lang w:eastAsia="zh-TW"/>
+              </w:rPr>
+            </w:pPr>
+            <w:r>
+              <w:rPr>
+                <w:rFonts w:ascii="Segoe UI" w:eastAsia="Times New Roman" w:hAnsi="Segoe UI" w:cs="Segoe UI"/>
+                <w:b/>
+                <w:bCs/>
+                <w:color w:val="0F1115"/>
+                <w:lang w:eastAsia="zh-TW"/>
+              </w:rPr>
+              <w:t>Loyalty programs</w:t>
+            </w:r>
+            <w:r>
+              <w:rPr>
+                <w:rFonts w:ascii="Segoe UI" w:eastAsia="Times New Roman" w:hAnsi="Segoe UI" w:cs="Segoe UI"/>
+                <w:color w:val="0F1115"/>
+                <w:lang w:eastAsia="zh-TW"/>
+              </w:rPr>
+              <w:t> that reward repeat purchases</w:t>
+            </w:r>
+          </w:p>
+          <w:p>
+            <w:pPr>
+              <w:numPr>
+                <w:ilvl w:val="0"/>
+                <w:numId w:val="39"/>
+              </w:numPr>
+              <w:shd w:val="clear" w:color="auto" w:fill="FFFFFF"/>
+              <w:spacing w:before="100" w:beforeAutospacing="1"/>
+              <w:rPr>
+                <w:rFonts w:ascii="Segoe UI" w:eastAsia="Times New Roman" w:hAnsi="Segoe UI" w:cs="Segoe UI"/>
+                <w:color w:val="0F1115"/>
+                <w:lang w:eastAsia="zh-TW"/>
+              </w:rPr>
+            </w:pPr>
+            <w:r>
+              <w:rPr>
+                <w:rFonts w:ascii="Segoe UI" w:eastAsia="Times New Roman" w:hAnsi="Segoe UI" w:cs="Segoe UI"/>
+                <w:b/>
+                <w:bCs/>
+                <w:color w:val="0F1115"/>
+                <w:lang w:eastAsia="zh-TW"/>
+              </w:rPr>
+              <w:t>Targeted promotions</w:t>
+            </w:r>
+            <w:r>
+              <w:rPr>
+                <w:rFonts w:ascii="Segoe UI" w:eastAsia="Times New Roman" w:hAnsi="Segoe UI" w:cs="Segoe UI"/>
+                <w:color w:val="0F1115"/>
+                <w:lang w:eastAsia="zh-TW"/>
+              </w:rPr>
+              <w:t> based on customer preferences</w:t>
+            </w:r>
+          </w:p>
+          <w:p>
+            <w:pPr>
+              <w:numPr>
+                <w:ilvl w:val="0"/>
+                <w:numId w:val="39"/>
+              </w:numPr>
+              <w:shd w:val="clear" w:color="auto" w:fill="FFFFFF"/>
+              <w:spacing w:before="100" w:beforeAutospacing="1"/>
+              <w:rPr>
+                <w:rFonts w:ascii="Segoe UI" w:eastAsia="Times New Roman" w:hAnsi="Segoe UI" w:cs="Segoe UI"/>
+                <w:color w:val="0F1115"/>
+                <w:lang w:eastAsia="zh-TW"/>
+              </w:rPr>
+            </w:pPr>
+            <w:r>
+              <w:rPr>
+                <w:rFonts w:ascii="Segoe UI" w:eastAsia="Times New Roman" w:hAnsi="Segoe UI" w:cs="Segoe UI"/>
+                <w:b/>
+                <w:bCs/>
+                <w:color w:val="0F1115"/>
+                <w:lang w:eastAsia="zh-TW"/>
+              </w:rPr>
+              <w:t>Automated follow-ups</w:t>
+            </w:r>
+            <w:r>
+              <w:rPr>
+                <w:rFonts w:ascii="Segoe UI" w:eastAsia="Times New Roman" w:hAnsi="Segoe UI" w:cs="Segoe UI"/>
+                <w:color w:val="0F1115"/>
+                <w:lang w:eastAsia="zh-TW"/>
+              </w:rPr>
+              <w:t> after delivery to encourage reviews and referrals</w:t>
+            </w:r>
+          </w:p>
+          <w:p>
+            <w:pPr>
+              <w:numPr>
+                <w:ilvl w:val="0"/>
+                <w:numId w:val="39"/>
+              </w:numPr>
+              <w:shd w:val="clear" w:color="auto" w:fill="FFFFFF"/>
+              <w:spacing w:before="100" w:beforeAutospacing="1"/>
+              <w:rPr>
+                <w:rFonts w:ascii="Segoe UI" w:eastAsia="Times New Roman" w:hAnsi="Segoe UI" w:cs="Segoe UI"/>
+                <w:color w:val="0F1115"/>
+                <w:lang w:eastAsia="zh-TW"/>
+              </w:rPr>
+            </w:pPr>
+            <w:r>
+              <w:rPr>
+                <w:rFonts w:ascii="Segoe UI" w:eastAsia="Times New Roman" w:hAnsi="Segoe UI" w:cs="Segoe UI"/>
+                <w:b/>
+                <w:bCs/>
+                <w:color w:val="0F1115"/>
+                <w:lang w:eastAsia="zh-TW"/>
+              </w:rPr>
+              <w:t>Easy reordering</w:t>
+            </w:r>
+            <w:r>
+              <w:rPr>
+                <w:rFonts w:ascii="Segoe UI" w:eastAsia="Times New Roman" w:hAnsi="Segoe UI" w:cs="Segoe UI"/>
+                <w:color w:val="0F1115"/>
+                <w:lang w:eastAsia="zh-TW"/>
+              </w:rPr>
+              <w:t> for corporate clients</w:t>
+            </w:r>
+          </w:p>
+          <w:p>
+            <w:pPr>
+              <w:numPr>
+                <w:ilvl w:val="0"/>
+                <w:numId w:val="46"/>
+              </w:numPr>
+              <w:shd w:val="clear" w:color="auto" w:fill="FFFFFF"/>
+              <w:tabs>
+                <w:tab w:val="clear" w:pos="720"/>
+              </w:tabs>
+              <w:spacing w:before="240" w:after="240"/>
+              <w:ind w:left="0" w:firstLine="0"/>
+              <w:rPr>
+                <w:rFonts w:ascii="Segoe UI" w:eastAsia="Times New Roman" w:hAnsi="Segoe UI" w:cs="Segoe UI"/>
+                <w:color w:val="0F1115"/>
+                <w:lang w:eastAsia="zh-TW"/>
+              </w:rPr>
+            </w:pPr>
+            <w:r>
+              <w:rPr>
+                <w:rFonts w:ascii="Segoe UI" w:eastAsia="Times New Roman" w:hAnsi="Segoe UI" w:cs="Segoe UI"/>
+                <w:b/>
+                <w:bCs/>
+                <w:color w:val="0F1115"/>
+                <w:lang w:eastAsia="zh-TW"/>
+              </w:rPr>
+              <w:t>Profit Impact:</w:t>
+            </w:r>
+            <w:r>
+              <w:rPr>
+                <w:rFonts w:ascii="Segoe UI" w:eastAsia="Times New Roman" w:hAnsi="Segoe UI" w:cs="Segoe UI"/>
+                <w:color w:val="0F1115"/>
+                <w:lang w:eastAsia="zh-TW"/>
+              </w:rPr>
+              <w:t> Increasing customer retention by just 5% can increase profits by 25-95% (according to Harvard Business Review).</w:t>
+            </w:r>
+          </w:p>
+          <w:p>
+            <w:pPr>
+              <w:spacing w:before="480" w:after="480"/>
+              <w:rPr>
+                <w:rFonts w:eastAsia="Times New Roman"/>
+                <w:lang w:eastAsia="zh-TW"/>
+              </w:rPr>
+            </w:pPr>
+            <w:r>
+              <w:rPr>
+                <w:rFonts w:eastAsia="Times New Roman"/>
+                <w:lang w:eastAsia="zh-TW"/>
+              </w:rPr>
+              <w:pict w14:anchorId="7DFF3607">
+                <v:rect id="_x0000_i1027" style="width:0;height:.75pt" o:hralign="center" o:hrstd="t" o:hr="t" fillcolor="#a0a0a0" stroked="f"/>
+              </w:pict>
+            </w:r>
+          </w:p>
+          <w:p>
+            <w:pPr>
+              <w:shd w:val="clear" w:color="auto" w:fill="FFFFFF"/>
+              <w:spacing w:before="480" w:after="240" w:line="480" w:lineRule="atLeast"/>
+              <w:outlineLvl w:val="1"/>
+              <w:rPr>
+                <w:rFonts w:ascii="Segoe UI" w:eastAsia="Times New Roman" w:hAnsi="Segoe UI" w:cs="Segoe UI"/>
+                <w:b/>
+                <w:bCs/>
+                <w:color w:val="0F1115"/>
+                <w:sz w:val="33"/>
+                <w:szCs w:val="33"/>
+                <w:lang w:eastAsia="zh-TW"/>
+              </w:rPr>
+            </w:pPr>
+            <w:r>
+              <w:rPr>
+                <w:rFonts w:ascii="Segoe UI" w:eastAsia="Times New Roman" w:hAnsi="Segoe UI" w:cs="Segoe UI"/>
+                <w:b/>
+                <w:bCs/>
+                <w:color w:val="0F1115"/>
+                <w:sz w:val="33"/>
+                <w:szCs w:val="33"/>
+                <w:lang w:eastAsia="zh-TW"/>
+              </w:rPr>
+              <w:t>2. Operational Efficiency → Reduced Costs</w:t>
+            </w:r>
+          </w:p>
+          <w:p>
+            <w:pPr>
+              <w:shd w:val="clear" w:color="auto" w:fill="FFFFFF"/>
+              <w:spacing w:before="480" w:after="240" w:line="450" w:lineRule="atLeast"/>
+              <w:outlineLvl w:val="2"/>
+              <w:rPr>
+                <w:rFonts w:ascii="Segoe UI" w:eastAsia="Times New Roman" w:hAnsi="Segoe UI" w:cs="Segoe UI"/>
+                <w:b/>
+                <w:bCs/>
+                <w:color w:val="0F1115"/>
+                <w:sz w:val="30"/>
+                <w:szCs w:val="30"/>
+                <w:lang w:eastAsia="zh-TW"/>
+              </w:rPr>
+            </w:pPr>
+            <w:r>
+              <w:rPr>
+                <w:rFonts w:ascii="Segoe UI" w:eastAsia="Times New Roman" w:hAnsi="Segoe UI" w:cs="Segoe UI"/>
+                <w:b/>
+                <w:bCs/>
+                <w:color w:val="0F1115"/>
+                <w:sz w:val="30"/>
+                <w:szCs w:val="30"/>
+                <w:lang w:eastAsia="zh-TW"/>
+              </w:rPr>
+              <w:lastRenderedPageBreak/>
+              <w:t>Inventory Optimization</w:t>
+            </w:r>
+          </w:p>
+          <w:p>
+            <w:pPr>
+              <w:numPr>
+                <w:ilvl w:val="0"/>
+                <w:numId w:val="46"/>
+              </w:numPr>
+              <w:shd w:val="clear" w:color="auto" w:fill="FFFFFF"/>
+              <w:tabs>
+                <w:tab w:val="clear" w:pos="720"/>
+              </w:tabs>
+              <w:spacing w:before="240" w:after="240"/>
+              <w:ind w:left="0" w:firstLine="0"/>
+              <w:rPr>
+                <w:rFonts w:ascii="Segoe UI" w:eastAsia="Times New Roman" w:hAnsi="Segoe UI" w:cs="Segoe UI"/>
+                <w:color w:val="0F1115"/>
+                <w:lang w:eastAsia="zh-TW"/>
+              </w:rPr>
+            </w:pPr>
+            <w:r>
+              <w:rPr>
+                <w:rFonts w:ascii="Segoe UI" w:eastAsia="Times New Roman" w:hAnsi="Segoe UI" w:cs="Segoe UI"/>
+                <w:color w:val="0F1115"/>
+                <w:lang w:eastAsia="zh-TW"/>
+              </w:rPr>
+              <w:t>Our current inventory management is reactive. A centralized system provides:</w:t>
+            </w:r>
+          </w:p>
+          <w:p>
+            <w:pPr>
+              <w:numPr>
+                <w:ilvl w:val="0"/>
+                <w:numId w:val="40"/>
+              </w:numPr>
+              <w:shd w:val="clear" w:color="auto" w:fill="FFFFFF"/>
+              <w:spacing w:before="100" w:beforeAutospacing="1"/>
+              <w:rPr>
+                <w:rFonts w:ascii="Segoe UI" w:eastAsia="Times New Roman" w:hAnsi="Segoe UI" w:cs="Segoe UI"/>
+                <w:color w:val="0F1115"/>
+                <w:lang w:eastAsia="zh-TW"/>
+              </w:rPr>
+            </w:pPr>
+            <w:r>
+              <w:rPr>
+                <w:rFonts w:ascii="Segoe UI" w:eastAsia="Times New Roman" w:hAnsi="Segoe UI" w:cs="Segoe UI"/>
+                <w:b/>
+                <w:bCs/>
+                <w:color w:val="0F1115"/>
+                <w:lang w:eastAsia="zh-TW"/>
+              </w:rPr>
+              <w:t>Real-time stock tracking</w:t>
+            </w:r>
+            <w:r>
+              <w:rPr>
+                <w:rFonts w:ascii="Segoe UI" w:eastAsia="Times New Roman" w:hAnsi="Segoe UI" w:cs="Segoe UI"/>
+                <w:color w:val="0F1115"/>
+                <w:lang w:eastAsia="zh-TW"/>
+              </w:rPr>
+              <w:t> across all warehouses</w:t>
+            </w:r>
+          </w:p>
+          <w:p>
+            <w:pPr>
+              <w:numPr>
+                <w:ilvl w:val="0"/>
+                <w:numId w:val="40"/>
+              </w:numPr>
+              <w:shd w:val="clear" w:color="auto" w:fill="FFFFFF"/>
+              <w:spacing w:before="100" w:beforeAutospacing="1"/>
+              <w:rPr>
+                <w:rFonts w:ascii="Segoe UI" w:eastAsia="Times New Roman" w:hAnsi="Segoe UI" w:cs="Segoe UI"/>
+                <w:color w:val="0F1115"/>
+                <w:lang w:eastAsia="zh-TW"/>
+              </w:rPr>
+            </w:pPr>
+            <w:r>
+              <w:rPr>
+                <w:rFonts w:ascii="Segoe UI" w:eastAsia="Times New Roman" w:hAnsi="Segoe UI" w:cs="Segoe UI"/>
+                <w:b/>
+                <w:bCs/>
+                <w:color w:val="0F1115"/>
+                <w:lang w:eastAsia="zh-TW"/>
+              </w:rPr>
+              <w:t>Automated reorder alerts</w:t>
+            </w:r>
+            <w:r>
+              <w:rPr>
+                <w:rFonts w:ascii="Segoe UI" w:eastAsia="Times New Roman" w:hAnsi="Segoe UI" w:cs="Segoe UI"/>
+                <w:color w:val="0F1115"/>
+                <w:lang w:eastAsia="zh-TW"/>
+              </w:rPr>
+              <w:t> when materials run low</w:t>
+            </w:r>
+          </w:p>
+          <w:p>
+            <w:pPr>
+              <w:numPr>
+                <w:ilvl w:val="0"/>
+                <w:numId w:val="40"/>
+              </w:numPr>
+              <w:shd w:val="clear" w:color="auto" w:fill="FFFFFF"/>
+              <w:spacing w:before="100" w:beforeAutospacing="1"/>
+              <w:rPr>
+                <w:rFonts w:ascii="Segoe UI" w:eastAsia="Times New Roman" w:hAnsi="Segoe UI" w:cs="Segoe UI"/>
+                <w:color w:val="0F1115"/>
+                <w:lang w:eastAsia="zh-TW"/>
+              </w:rPr>
+            </w:pPr>
+            <w:r>
+              <w:rPr>
+                <w:rFonts w:ascii="Segoe UI" w:eastAsia="Times New Roman" w:hAnsi="Segoe UI" w:cs="Segoe UI"/>
+                <w:b/>
+                <w:bCs/>
+                <w:color w:val="0F1115"/>
+                <w:lang w:eastAsia="zh-TW"/>
+              </w:rPr>
+              <w:t>Demand forecasting</w:t>
+            </w:r>
+            <w:r>
+              <w:rPr>
+                <w:rFonts w:ascii="Segoe UI" w:eastAsia="Times New Roman" w:hAnsi="Segoe UI" w:cs="Segoe UI"/>
+                <w:color w:val="0F1115"/>
+                <w:lang w:eastAsia="zh-TW"/>
+              </w:rPr>
+              <w:t> to optimize purchasing</w:t>
+            </w:r>
+          </w:p>
+          <w:p>
+            <w:pPr>
+              <w:numPr>
+                <w:ilvl w:val="0"/>
+                <w:numId w:val="40"/>
+              </w:numPr>
+              <w:shd w:val="clear" w:color="auto" w:fill="FFFFFF"/>
+              <w:spacing w:before="100" w:beforeAutospacing="1"/>
+              <w:rPr>
+                <w:rFonts w:ascii="Segoe UI" w:eastAsia="Times New Roman" w:hAnsi="Segoe UI" w:cs="Segoe UI"/>
+                <w:color w:val="0F1115"/>
+                <w:lang w:eastAsia="zh-TW"/>
+              </w:rPr>
+            </w:pPr>
+            <w:r>
+              <w:rPr>
+                <w:rFonts w:ascii="Segoe UI" w:eastAsia="Times New Roman" w:hAnsi="Segoe UI" w:cs="Segoe UI"/>
+                <w:b/>
+                <w:bCs/>
+                <w:color w:val="0F1115"/>
+                <w:lang w:eastAsia="zh-TW"/>
+              </w:rPr>
+              <w:t>Reduced dead stock</w:t>
+            </w:r>
+            <w:r>
+              <w:rPr>
+                <w:rFonts w:ascii="Segoe UI" w:eastAsia="Times New Roman" w:hAnsi="Segoe UI" w:cs="Segoe UI"/>
+                <w:color w:val="0F1115"/>
+                <w:lang w:eastAsia="zh-TW"/>
+              </w:rPr>
+              <w:t> by identifying slow-moving items</w:t>
+            </w:r>
+          </w:p>
+          <w:p>
+            <w:pPr>
+              <w:numPr>
+                <w:ilvl w:val="0"/>
+                <w:numId w:val="46"/>
+              </w:numPr>
+              <w:shd w:val="clear" w:color="auto" w:fill="FFFFFF"/>
+              <w:tabs>
+                <w:tab w:val="clear" w:pos="720"/>
+              </w:tabs>
+              <w:spacing w:before="240" w:after="240"/>
+              <w:ind w:left="0" w:firstLine="0"/>
+              <w:rPr>
+                <w:rFonts w:ascii="Segoe UI" w:eastAsia="Times New Roman" w:hAnsi="Segoe UI" w:cs="Segoe UI"/>
+                <w:color w:val="0F1115"/>
+                <w:lang w:eastAsia="zh-TW"/>
+              </w:rPr>
+            </w:pPr>
+            <w:r>
+              <w:rPr>
+                <w:rFonts w:ascii="Segoe UI" w:eastAsia="Times New Roman" w:hAnsi="Segoe UI" w:cs="Segoe UI"/>
+                <w:b/>
+                <w:bCs/>
+                <w:color w:val="0F1115"/>
+                <w:lang w:eastAsia="zh-TW"/>
+              </w:rPr>
+              <w:t>Profit Impact:</w:t>
+            </w:r>
+            <w:r>
+              <w:rPr>
+                <w:rFonts w:ascii="Segoe UI" w:eastAsia="Times New Roman" w:hAnsi="Segoe UI" w:cs="Segoe UI"/>
+                <w:color w:val="0F1115"/>
+                <w:lang w:eastAsia="zh-TW"/>
+              </w:rPr>
+              <w:t> Better inventory management typically reduces carrying costs by 20-30%. For us, that's approximately $50,000-75,000 annually.</w:t>
+            </w:r>
+          </w:p>
+          <w:p>
+            <w:pPr>
+              <w:shd w:val="clear" w:color="auto" w:fill="FFFFFF"/>
+              <w:spacing w:before="480" w:after="240" w:line="450" w:lineRule="atLeast"/>
+              <w:outlineLvl w:val="2"/>
+              <w:rPr>
+                <w:rFonts w:ascii="Segoe UI" w:eastAsia="Times New Roman" w:hAnsi="Segoe UI" w:cs="Segoe UI"/>
+                <w:b/>
+                <w:bCs/>
+                <w:color w:val="0F1115"/>
+                <w:sz w:val="30"/>
+                <w:szCs w:val="30"/>
+                <w:lang w:eastAsia="zh-TW"/>
+              </w:rPr>
+            </w:pPr>
+            <w:r>
+              <w:rPr>
+                <w:rFonts w:ascii="Segoe UI" w:eastAsia="Times New Roman" w:hAnsi="Segoe UI" w:cs="Segoe UI"/>
+                <w:b/>
+                <w:bCs/>
+                <w:color w:val="0F1115"/>
+                <w:sz w:val="30"/>
+                <w:szCs w:val="30"/>
+                <w:lang w:eastAsia="zh-TW"/>
+              </w:rPr>
+              <w:t>Streamlined Order Processing</w:t>
+            </w:r>
+          </w:p>
+          <w:p>
+            <w:pPr>
+              <w:numPr>
+                <w:ilvl w:val="0"/>
+                <w:numId w:val="46"/>
+              </w:numPr>
+              <w:shd w:val="clear" w:color="auto" w:fill="FFFFFF"/>
+              <w:tabs>
+                <w:tab w:val="clear" w:pos="720"/>
+              </w:tabs>
+              <w:spacing w:before="240" w:after="240"/>
+              <w:ind w:left="0" w:firstLine="0"/>
+              <w:rPr>
+                <w:rFonts w:ascii="Segoe UI" w:eastAsia="Times New Roman" w:hAnsi="Segoe UI" w:cs="Segoe UI"/>
+                <w:color w:val="0F1115"/>
+                <w:lang w:eastAsia="zh-TW"/>
+              </w:rPr>
+            </w:pPr>
+            <w:r>
+              <w:rPr>
+                <w:rFonts w:ascii="Segoe UI" w:eastAsia="Times New Roman" w:hAnsi="Segoe UI" w:cs="Segoe UI"/>
+                <w:color w:val="0F1115"/>
+                <w:lang w:eastAsia="zh-TW"/>
+              </w:rPr>
+              <w:t>Manual order processing is error-prone and time-consuming. With automation:</w:t>
+            </w:r>
+          </w:p>
+          <w:p>
+            <w:pPr>
+              <w:numPr>
+                <w:ilvl w:val="0"/>
+                <w:numId w:val="41"/>
+              </w:numPr>
+              <w:shd w:val="clear" w:color="auto" w:fill="FFFFFF"/>
+              <w:spacing w:before="100" w:beforeAutospacing="1"/>
+              <w:rPr>
+                <w:rFonts w:ascii="Segoe UI" w:eastAsia="Times New Roman" w:hAnsi="Segoe UI" w:cs="Segoe UI"/>
+                <w:color w:val="0F1115"/>
+                <w:lang w:eastAsia="zh-TW"/>
+              </w:rPr>
+            </w:pPr>
+            <w:r>
+              <w:rPr>
+                <w:rFonts w:ascii="Segoe UI" w:eastAsia="Times New Roman" w:hAnsi="Segoe UI" w:cs="Segoe UI"/>
+                <w:b/>
+                <w:bCs/>
+                <w:color w:val="0F1115"/>
+                <w:lang w:eastAsia="zh-TW"/>
+              </w:rPr>
+              <w:t>Orders flow directly</w:t>
+            </w:r>
+            <w:r>
+              <w:rPr>
+                <w:rFonts w:ascii="Segoe UI" w:eastAsia="Times New Roman" w:hAnsi="Segoe UI" w:cs="Segoe UI"/>
+                <w:color w:val="0F1115"/>
+                <w:lang w:eastAsia="zh-TW"/>
+              </w:rPr>
+              <w:t> from website to production queue</w:t>
+            </w:r>
+          </w:p>
+          <w:p>
+            <w:pPr>
+              <w:numPr>
+                <w:ilvl w:val="0"/>
+                <w:numId w:val="41"/>
+              </w:numPr>
+              <w:shd w:val="clear" w:color="auto" w:fill="FFFFFF"/>
+              <w:spacing w:before="100" w:beforeAutospacing="1"/>
+              <w:rPr>
+                <w:rFonts w:ascii="Segoe UI" w:eastAsia="Times New Roman" w:hAnsi="Segoe UI" w:cs="Segoe UI"/>
+                <w:color w:val="0F1115"/>
+                <w:lang w:eastAsia="zh-TW"/>
+              </w:rPr>
+            </w:pPr>
+            <w:r>
+              <w:rPr>
+                <w:rFonts w:ascii="Segoe UI" w:eastAsia="Times New Roman" w:hAnsi="Segoe UI" w:cs="Segoe UI"/>
+                <w:b/>
+                <w:bCs/>
+                <w:color w:val="0F1115"/>
+                <w:lang w:eastAsia="zh-TW"/>
+              </w:rPr>
+              <w:t>Order status updates</w:t>
+            </w:r>
+            <w:r>
+              <w:rPr>
+                <w:rFonts w:ascii="Segoe UI" w:eastAsia="Times New Roman" w:hAnsi="Segoe UI" w:cs="Segoe UI"/>
+                <w:color w:val="0F1115"/>
+                <w:lang w:eastAsia="zh-TW"/>
+              </w:rPr>
+              <w:t> are automatic, reducing customer service inquiries</w:t>
+            </w:r>
+          </w:p>
+          <w:p>
+            <w:pPr>
+              <w:numPr>
+                <w:ilvl w:val="0"/>
+                <w:numId w:val="41"/>
+              </w:numPr>
+              <w:shd w:val="clear" w:color="auto" w:fill="FFFFFF"/>
+              <w:spacing w:before="100" w:beforeAutospacing="1"/>
+              <w:rPr>
+                <w:rFonts w:ascii="Segoe UI" w:eastAsia="Times New Roman" w:hAnsi="Segoe UI" w:cs="Segoe UI"/>
+                <w:color w:val="0F1115"/>
+                <w:lang w:eastAsia="zh-TW"/>
+              </w:rPr>
+            </w:pPr>
+            <w:r>
+              <w:rPr>
+                <w:rFonts w:ascii="Segoe UI" w:eastAsia="Times New Roman" w:hAnsi="Segoe UI" w:cs="Segoe UI"/>
+                <w:b/>
+                <w:bCs/>
+                <w:color w:val="0F1115"/>
+                <w:lang w:eastAsia="zh-TW"/>
+              </w:rPr>
+              <w:t>Invoice generation</w:t>
+            </w:r>
+            <w:r>
+              <w:rPr>
+                <w:rFonts w:ascii="Segoe UI" w:eastAsia="Times New Roman" w:hAnsi="Segoe UI" w:cs="Segoe UI"/>
+                <w:color w:val="0F1115"/>
+                <w:lang w:eastAsia="zh-TW"/>
+              </w:rPr>
+              <w:t> is instantaneous</w:t>
+            </w:r>
+          </w:p>
+          <w:p>
+            <w:pPr>
+              <w:numPr>
+                <w:ilvl w:val="0"/>
+                <w:numId w:val="41"/>
+              </w:numPr>
+              <w:shd w:val="clear" w:color="auto" w:fill="FFFFFF"/>
+              <w:spacing w:before="100" w:beforeAutospacing="1"/>
+              <w:rPr>
+                <w:rFonts w:ascii="Segoe UI" w:eastAsia="Times New Roman" w:hAnsi="Segoe UI" w:cs="Segoe UI"/>
+                <w:color w:val="0F1115"/>
+                <w:lang w:eastAsia="zh-TW"/>
+              </w:rPr>
+            </w:pPr>
+            <w:r>
+              <w:rPr>
+                <w:rFonts w:ascii="Segoe UI" w:eastAsia="Times New Roman" w:hAnsi="Segoe UI" w:cs="Segoe UI"/>
+                <w:b/>
+                <w:bCs/>
+                <w:color w:val="0F1115"/>
+                <w:lang w:eastAsia="zh-TW"/>
+              </w:rPr>
+              <w:t>Shipping label creation</w:t>
+            </w:r>
+            <w:r>
+              <w:rPr>
+                <w:rFonts w:ascii="Segoe UI" w:eastAsia="Times New Roman" w:hAnsi="Segoe UI" w:cs="Segoe UI"/>
+                <w:color w:val="0F1115"/>
+                <w:lang w:eastAsia="zh-TW"/>
+              </w:rPr>
+              <w:t> integrates with carriers</w:t>
+            </w:r>
+          </w:p>
+          <w:p>
+            <w:pPr>
+              <w:numPr>
+                <w:ilvl w:val="0"/>
+                <w:numId w:val="46"/>
+              </w:numPr>
+              <w:shd w:val="clear" w:color="auto" w:fill="FFFFFF"/>
+              <w:tabs>
+                <w:tab w:val="clear" w:pos="720"/>
+              </w:tabs>
+              <w:spacing w:before="240" w:after="240"/>
+              <w:ind w:left="0" w:firstLine="0"/>
+              <w:rPr>
+                <w:rFonts w:ascii="Segoe UI" w:eastAsia="Times New Roman" w:hAnsi="Segoe UI" w:cs="Segoe UI"/>
+                <w:color w:val="0F1115"/>
+                <w:lang w:eastAsia="zh-TW"/>
+              </w:rPr>
+            </w:pPr>
+            <w:r>
+              <w:rPr>
+                <w:rFonts w:ascii="Segoe UI" w:eastAsia="Times New Roman" w:hAnsi="Segoe UI" w:cs="Segoe UI"/>
+                <w:b/>
+                <w:bCs/>
+                <w:color w:val="0F1115"/>
+                <w:lang w:eastAsia="zh-TW"/>
+              </w:rPr>
+              <w:t>Profit Impact:</w:t>
+            </w:r>
+            <w:r>
+              <w:rPr>
+                <w:rFonts w:ascii="Segoe UI" w:eastAsia="Times New Roman" w:hAnsi="Segoe UI" w:cs="Segoe UI"/>
+                <w:color w:val="0F1115"/>
+                <w:lang w:eastAsia="zh-TW"/>
+              </w:rPr>
+              <w:t> Reducing manual processing time by 2 hours per day saves us 500+ hours annually—equivalent to $15,000 in labor costs.</w:t>
+            </w:r>
+          </w:p>
+          <w:p>
+            <w:pPr>
+              <w:shd w:val="clear" w:color="auto" w:fill="FFFFFF"/>
+              <w:spacing w:before="480" w:after="240" w:line="450" w:lineRule="atLeast"/>
+              <w:outlineLvl w:val="2"/>
+              <w:rPr>
+                <w:rFonts w:ascii="Segoe UI" w:eastAsia="Times New Roman" w:hAnsi="Segoe UI" w:cs="Segoe UI"/>
+                <w:b/>
+                <w:bCs/>
+                <w:color w:val="0F1115"/>
+                <w:sz w:val="30"/>
+                <w:szCs w:val="30"/>
+                <w:lang w:eastAsia="zh-TW"/>
+              </w:rPr>
+            </w:pPr>
+            <w:r>
+              <w:rPr>
+                <w:rFonts w:ascii="Segoe UI" w:eastAsia="Times New Roman" w:hAnsi="Segoe UI" w:cs="Segoe UI"/>
+                <w:b/>
+                <w:bCs/>
+                <w:color w:val="0F1115"/>
+                <w:sz w:val="30"/>
+                <w:szCs w:val="30"/>
+                <w:lang w:eastAsia="zh-TW"/>
+              </w:rPr>
+              <w:t>Production Efficiency</w:t>
+            </w:r>
+          </w:p>
+          <w:p>
+            <w:pPr>
+              <w:numPr>
+                <w:ilvl w:val="0"/>
+                <w:numId w:val="46"/>
+              </w:numPr>
+              <w:shd w:val="clear" w:color="auto" w:fill="FFFFFF"/>
+              <w:tabs>
+                <w:tab w:val="clear" w:pos="720"/>
+              </w:tabs>
+              <w:spacing w:before="240" w:after="240"/>
+              <w:ind w:left="0" w:firstLine="0"/>
+              <w:rPr>
+                <w:rFonts w:ascii="Segoe UI" w:eastAsia="Times New Roman" w:hAnsi="Segoe UI" w:cs="Segoe UI"/>
+                <w:color w:val="0F1115"/>
+                <w:lang w:eastAsia="zh-TW"/>
+              </w:rPr>
+            </w:pPr>
+            <w:r>
+              <w:rPr>
+                <w:rFonts w:ascii="Segoe UI" w:eastAsia="Times New Roman" w:hAnsi="Segoe UI" w:cs="Segoe UI"/>
+                <w:color w:val="0F1115"/>
+                <w:lang w:eastAsia="zh-TW"/>
+              </w:rPr>
+              <w:t>Connecting orders to materials and production schedules means:</w:t>
+            </w:r>
+          </w:p>
+          <w:p>
+            <w:pPr>
+              <w:numPr>
+                <w:ilvl w:val="0"/>
+                <w:numId w:val="42"/>
+              </w:numPr>
+              <w:shd w:val="clear" w:color="auto" w:fill="FFFFFF"/>
+              <w:spacing w:before="100" w:beforeAutospacing="1"/>
+              <w:rPr>
+                <w:rFonts w:ascii="Segoe UI" w:eastAsia="Times New Roman" w:hAnsi="Segoe UI" w:cs="Segoe UI"/>
+                <w:color w:val="0F1115"/>
+                <w:lang w:eastAsia="zh-TW"/>
+              </w:rPr>
+            </w:pPr>
+            <w:r>
+              <w:rPr>
+                <w:rFonts w:ascii="Segoe UI" w:eastAsia="Times New Roman" w:hAnsi="Segoe UI" w:cs="Segoe UI"/>
+                <w:b/>
+                <w:bCs/>
+                <w:color w:val="0F1115"/>
+                <w:lang w:eastAsia="zh-TW"/>
+              </w:rPr>
+              <w:t>Materials are allocated</w:t>
+            </w:r>
+            <w:r>
+              <w:rPr>
+                <w:rFonts w:ascii="Segoe UI" w:eastAsia="Times New Roman" w:hAnsi="Segoe UI" w:cs="Segoe UI"/>
+                <w:color w:val="0F1115"/>
+                <w:lang w:eastAsia="zh-TW"/>
+              </w:rPr>
+              <w:t> before production begins</w:t>
+            </w:r>
+          </w:p>
+          <w:p>
+            <w:pPr>
+              <w:numPr>
+                <w:ilvl w:val="0"/>
+                <w:numId w:val="42"/>
+              </w:numPr>
+              <w:shd w:val="clear" w:color="auto" w:fill="FFFFFF"/>
+              <w:spacing w:before="100" w:beforeAutospacing="1"/>
+              <w:rPr>
+                <w:rFonts w:ascii="Segoe UI" w:eastAsia="Times New Roman" w:hAnsi="Segoe UI" w:cs="Segoe UI"/>
+                <w:color w:val="0F1115"/>
+                <w:lang w:eastAsia="zh-TW"/>
+              </w:rPr>
+            </w:pPr>
+            <w:r>
+              <w:rPr>
+                <w:rFonts w:ascii="Segoe UI" w:eastAsia="Times New Roman" w:hAnsi="Segoe UI" w:cs="Segoe UI"/>
+                <w:b/>
+                <w:bCs/>
+                <w:color w:val="0F1115"/>
+                <w:lang w:eastAsia="zh-TW"/>
+              </w:rPr>
+              <w:t>Production scheduling</w:t>
+            </w:r>
+            <w:r>
+              <w:rPr>
+                <w:rFonts w:ascii="Segoe UI" w:eastAsia="Times New Roman" w:hAnsi="Segoe UI" w:cs="Segoe UI"/>
+                <w:color w:val="0F1115"/>
+                <w:lang w:eastAsia="zh-TW"/>
+              </w:rPr>
+              <w:t> optimizes team utilization</w:t>
+            </w:r>
+          </w:p>
+          <w:p>
+            <w:pPr>
+              <w:numPr>
+                <w:ilvl w:val="0"/>
+                <w:numId w:val="42"/>
+              </w:numPr>
+              <w:shd w:val="clear" w:color="auto" w:fill="FFFFFF"/>
+              <w:spacing w:before="100" w:beforeAutospacing="1"/>
+              <w:rPr>
+                <w:rFonts w:ascii="Segoe UI" w:eastAsia="Times New Roman" w:hAnsi="Segoe UI" w:cs="Segoe UI"/>
+                <w:color w:val="0F1115"/>
+                <w:lang w:eastAsia="zh-TW"/>
+              </w:rPr>
+            </w:pPr>
+            <w:r>
+              <w:rPr>
+                <w:rFonts w:ascii="Segoe UI" w:eastAsia="Times New Roman" w:hAnsi="Segoe UI" w:cs="Segoe UI"/>
+                <w:b/>
+                <w:bCs/>
+                <w:color w:val="0F1115"/>
+                <w:lang w:eastAsia="zh-TW"/>
+              </w:rPr>
+              <w:t>Bottlenecks are identified</w:t>
+            </w:r>
+            <w:r>
+              <w:rPr>
+                <w:rFonts w:ascii="Segoe UI" w:eastAsia="Times New Roman" w:hAnsi="Segoe UI" w:cs="Segoe UI"/>
+                <w:color w:val="0F1115"/>
+                <w:lang w:eastAsia="zh-TW"/>
+              </w:rPr>
+              <w:t> before they delay orders</w:t>
+            </w:r>
+          </w:p>
+          <w:p>
+            <w:pPr>
+              <w:numPr>
+                <w:ilvl w:val="0"/>
+                <w:numId w:val="42"/>
+              </w:numPr>
+              <w:shd w:val="clear" w:color="auto" w:fill="FFFFFF"/>
+              <w:spacing w:before="100" w:beforeAutospacing="1"/>
+              <w:rPr>
+                <w:rFonts w:ascii="Segoe UI" w:eastAsia="Times New Roman" w:hAnsi="Segoe UI" w:cs="Segoe UI"/>
+                <w:color w:val="0F1115"/>
+                <w:lang w:eastAsia="zh-TW"/>
+              </w:rPr>
+            </w:pPr>
+            <w:r>
+              <w:rPr>
+                <w:rFonts w:ascii="Segoe UI" w:eastAsia="Times New Roman" w:hAnsi="Segoe UI" w:cs="Segoe UI"/>
+                <w:b/>
+                <w:bCs/>
+                <w:color w:val="0F1115"/>
+                <w:lang w:eastAsia="zh-TW"/>
+              </w:rPr>
+              <w:t>Quality control</w:t>
+            </w:r>
+            <w:r>
+              <w:rPr>
+                <w:rFonts w:ascii="Segoe UI" w:eastAsia="Times New Roman" w:hAnsi="Segoe UI" w:cs="Segoe UI"/>
+                <w:color w:val="0F1115"/>
+                <w:lang w:eastAsia="zh-TW"/>
+              </w:rPr>
+              <w:t> is integrated into the workflow</w:t>
+            </w:r>
+          </w:p>
+          <w:p>
+            <w:pPr>
+              <w:numPr>
+                <w:ilvl w:val="0"/>
+                <w:numId w:val="46"/>
+              </w:numPr>
+              <w:shd w:val="clear" w:color="auto" w:fill="FFFFFF"/>
+              <w:tabs>
+                <w:tab w:val="clear" w:pos="720"/>
+              </w:tabs>
+              <w:spacing w:before="240" w:after="240"/>
+              <w:ind w:left="0" w:firstLine="0"/>
+              <w:rPr>
+                <w:rFonts w:ascii="Segoe UI" w:eastAsia="Times New Roman" w:hAnsi="Segoe UI" w:cs="Segoe UI"/>
+                <w:color w:val="0F1115"/>
+                <w:lang w:eastAsia="zh-TW"/>
+              </w:rPr>
+            </w:pPr>
+            <w:r>
+              <w:rPr>
+                <w:rFonts w:ascii="Segoe UI" w:eastAsia="Times New Roman" w:hAnsi="Segoe UI" w:cs="Segoe UI"/>
+                <w:b/>
+                <w:bCs/>
+                <w:color w:val="0F1115"/>
+                <w:lang w:eastAsia="zh-TW"/>
+              </w:rPr>
+              <w:t>Profit Impact:</w:t>
+            </w:r>
+            <w:r>
+              <w:rPr>
+                <w:rFonts w:ascii="Segoe UI" w:eastAsia="Times New Roman" w:hAnsi="Segoe UI" w:cs="Segoe UI"/>
+                <w:color w:val="0F1115"/>
+                <w:lang w:eastAsia="zh-TW"/>
+              </w:rPr>
+              <w:t> Even a 5% improvement in production efficiency translates to $40,000 in additional capacity without adding labor costs.</w:t>
+            </w:r>
+          </w:p>
+          <w:p>
+            <w:pPr>
+              <w:spacing w:before="480" w:after="480"/>
+              <w:rPr>
+                <w:rFonts w:eastAsia="Times New Roman"/>
+                <w:lang w:eastAsia="zh-TW"/>
+              </w:rPr>
+            </w:pPr>
+            <w:r>
+              <w:rPr>
+                <w:rFonts w:eastAsia="Times New Roman"/>
+                <w:lang w:eastAsia="zh-TW"/>
+              </w:rPr>
+              <w:pict w14:anchorId="42C89F35">
+                <v:rect id="_x0000_i1028" style="width:0;height:.75pt" o:hralign="center" o:hrstd="t" o:hr="t" fillcolor="#a0a0a0" stroked="f"/>
+              </w:pict>
+            </w:r>
+          </w:p>
+          <w:p>
+            <w:pPr>
+              <w:shd w:val="clear" w:color="auto" w:fill="FFFFFF"/>
+              <w:spacing w:before="480" w:after="240" w:line="480" w:lineRule="atLeast"/>
+              <w:outlineLvl w:val="1"/>
+              <w:rPr>
+                <w:rFonts w:ascii="Segoe UI" w:eastAsia="Times New Roman" w:hAnsi="Segoe UI" w:cs="Segoe UI"/>
+                <w:b/>
+                <w:bCs/>
+                <w:color w:val="0F1115"/>
+                <w:sz w:val="33"/>
+                <w:szCs w:val="33"/>
+                <w:lang w:eastAsia="zh-TW"/>
+              </w:rPr>
+            </w:pPr>
+            <w:r>
+              <w:rPr>
+                <w:rFonts w:ascii="Segoe UI" w:eastAsia="Times New Roman" w:hAnsi="Segoe UI" w:cs="Segoe UI"/>
+                <w:b/>
+                <w:bCs/>
+                <w:color w:val="0F1115"/>
+                <w:sz w:val="33"/>
+                <w:szCs w:val="33"/>
+                <w:lang w:eastAsia="zh-TW"/>
+              </w:rPr>
+              <w:t>3. Data-Driven Decision Making → Strategic Growth</w:t>
+            </w:r>
+          </w:p>
+          <w:p>
+            <w:pPr>
+              <w:shd w:val="clear" w:color="auto" w:fill="FFFFFF"/>
+              <w:spacing w:before="480" w:after="240" w:line="450" w:lineRule="atLeast"/>
+              <w:outlineLvl w:val="2"/>
+              <w:rPr>
+                <w:rFonts w:ascii="Segoe UI" w:eastAsia="Times New Roman" w:hAnsi="Segoe UI" w:cs="Segoe UI"/>
+                <w:b/>
+                <w:bCs/>
+                <w:color w:val="0F1115"/>
+                <w:sz w:val="30"/>
+                <w:szCs w:val="30"/>
+                <w:lang w:eastAsia="zh-TW"/>
+              </w:rPr>
+            </w:pPr>
+            <w:r>
+              <w:rPr>
+                <w:rFonts w:ascii="Segoe UI" w:eastAsia="Times New Roman" w:hAnsi="Segoe UI" w:cs="Segoe UI"/>
+                <w:b/>
+                <w:bCs/>
+                <w:color w:val="0F1115"/>
+                <w:sz w:val="30"/>
+                <w:szCs w:val="30"/>
+                <w:lang w:eastAsia="zh-TW"/>
+              </w:rPr>
+              <w:lastRenderedPageBreak/>
+              <w:t>Understanding Our Customers</w:t>
+            </w:r>
+          </w:p>
+          <w:p>
+            <w:pPr>
+              <w:numPr>
+                <w:ilvl w:val="0"/>
+                <w:numId w:val="46"/>
+              </w:numPr>
+              <w:shd w:val="clear" w:color="auto" w:fill="FFFFFF"/>
+              <w:tabs>
+                <w:tab w:val="clear" w:pos="720"/>
+              </w:tabs>
+              <w:spacing w:before="240" w:after="240"/>
+              <w:ind w:left="0" w:firstLine="0"/>
+              <w:rPr>
+                <w:rFonts w:ascii="Segoe UI" w:eastAsia="Times New Roman" w:hAnsi="Segoe UI" w:cs="Segoe UI"/>
+                <w:color w:val="0F1115"/>
+                <w:lang w:eastAsia="zh-TW"/>
+              </w:rPr>
+            </w:pPr>
+            <w:r>
+              <w:rPr>
+                <w:rFonts w:ascii="Segoe UI" w:eastAsia="Times New Roman" w:hAnsi="Segoe UI" w:cs="Segoe UI"/>
+                <w:color w:val="0F1115"/>
+                <w:lang w:eastAsia="zh-TW"/>
+              </w:rPr>
+              <w:t>Currently, customer data is scattered. A centralized system gives us:</w:t>
+            </w:r>
+          </w:p>
+          <w:p>
+            <w:pPr>
+              <w:numPr>
+                <w:ilvl w:val="0"/>
+                <w:numId w:val="43"/>
+              </w:numPr>
+              <w:shd w:val="clear" w:color="auto" w:fill="FFFFFF"/>
+              <w:spacing w:before="100" w:beforeAutospacing="1"/>
+              <w:rPr>
+                <w:rFonts w:ascii="Segoe UI" w:eastAsia="Times New Roman" w:hAnsi="Segoe UI" w:cs="Segoe UI"/>
+                <w:color w:val="0F1115"/>
+                <w:lang w:eastAsia="zh-TW"/>
+              </w:rPr>
+            </w:pPr>
+            <w:r>
+              <w:rPr>
+                <w:rFonts w:ascii="Segoe UI" w:eastAsia="Times New Roman" w:hAnsi="Segoe UI" w:cs="Segoe UI"/>
+                <w:b/>
+                <w:bCs/>
+                <w:color w:val="0F1115"/>
+                <w:lang w:eastAsia="zh-TW"/>
+              </w:rPr>
+              <w:t>Complete customer profiles</w:t>
+            </w:r>
+            <w:r>
+              <w:rPr>
+                <w:rFonts w:ascii="Segoe UI" w:eastAsia="Times New Roman" w:hAnsi="Segoe UI" w:cs="Segoe UI"/>
+                <w:color w:val="0F1115"/>
+                <w:lang w:eastAsia="zh-TW"/>
+              </w:rPr>
+              <w:t> with purchase history and preferences</w:t>
+            </w:r>
+          </w:p>
+          <w:p>
+            <w:pPr>
+              <w:numPr>
+                <w:ilvl w:val="0"/>
+                <w:numId w:val="43"/>
+              </w:numPr>
+              <w:shd w:val="clear" w:color="auto" w:fill="FFFFFF"/>
+              <w:spacing w:before="100" w:beforeAutospacing="1"/>
+              <w:rPr>
+                <w:rFonts w:ascii="Segoe UI" w:eastAsia="Times New Roman" w:hAnsi="Segoe UI" w:cs="Segoe UI"/>
+                <w:color w:val="0F1115"/>
+                <w:lang w:eastAsia="zh-TW"/>
+              </w:rPr>
+            </w:pPr>
+            <w:r>
+              <w:rPr>
+                <w:rFonts w:ascii="Segoe UI" w:eastAsia="Times New Roman" w:hAnsi="Segoe UI" w:cs="Segoe UI"/>
+                <w:b/>
+                <w:bCs/>
+                <w:color w:val="0F1115"/>
+                <w:lang w:eastAsia="zh-TW"/>
+              </w:rPr>
+              <w:t>Segmentation capabilities</w:t>
+            </w:r>
+            <w:r>
+              <w:rPr>
+                <w:rFonts w:ascii="Segoe UI" w:eastAsia="Times New Roman" w:hAnsi="Segoe UI" w:cs="Segoe UI"/>
+                <w:color w:val="0F1115"/>
+                <w:lang w:eastAsia="zh-TW"/>
+              </w:rPr>
+              <w:t> for targeted marketing</w:t>
+            </w:r>
+          </w:p>
+          <w:p>
+            <w:pPr>
+              <w:numPr>
+                <w:ilvl w:val="0"/>
+                <w:numId w:val="43"/>
+              </w:numPr>
+              <w:shd w:val="clear" w:color="auto" w:fill="FFFFFF"/>
+              <w:spacing w:before="100" w:beforeAutospacing="1"/>
+              <w:rPr>
+                <w:rFonts w:ascii="Segoe UI" w:eastAsia="Times New Roman" w:hAnsi="Segoe UI" w:cs="Segoe UI"/>
+                <w:color w:val="0F1115"/>
+                <w:lang w:eastAsia="zh-TW"/>
+              </w:rPr>
+            </w:pPr>
+            <w:r>
+              <w:rPr>
+                <w:rFonts w:ascii="Segoe UI" w:eastAsia="Times New Roman" w:hAnsi="Segoe UI" w:cs="Segoe UI"/>
+                <w:b/>
+                <w:bCs/>
+                <w:color w:val="0F1115"/>
+                <w:lang w:eastAsia="zh-TW"/>
+              </w:rPr>
+              <w:t>Insights into buying patterns</w:t>
+            </w:r>
+            <w:r>
+              <w:rPr>
+                <w:rFonts w:ascii="Segoe UI" w:eastAsia="Times New Roman" w:hAnsi="Segoe UI" w:cs="Segoe UI"/>
+                <w:color w:val="0F1115"/>
+                <w:lang w:eastAsia="zh-TW"/>
+              </w:rPr>
+              <w:t> by season, category, and customer type</w:t>
+            </w:r>
+          </w:p>
+          <w:p>
+            <w:pPr>
+              <w:numPr>
+                <w:ilvl w:val="0"/>
+                <w:numId w:val="43"/>
+              </w:numPr>
+              <w:shd w:val="clear" w:color="auto" w:fill="FFFFFF"/>
+              <w:spacing w:before="100" w:beforeAutospacing="1"/>
+              <w:rPr>
+                <w:rFonts w:ascii="Segoe UI" w:eastAsia="Times New Roman" w:hAnsi="Segoe UI" w:cs="Segoe UI"/>
+                <w:color w:val="0F1115"/>
+                <w:lang w:eastAsia="zh-TW"/>
+              </w:rPr>
+            </w:pPr>
+            <w:r>
+              <w:rPr>
+                <w:rFonts w:ascii="Segoe UI" w:eastAsia="Times New Roman" w:hAnsi="Segoe UI" w:cs="Segoe UI"/>
+                <w:b/>
+                <w:bCs/>
+                <w:color w:val="0F1115"/>
+                <w:lang w:eastAsia="zh-TW"/>
+              </w:rPr>
+              <w:t>Feedback and complaint tracking</w:t>
+            </w:r>
+            <w:r>
+              <w:rPr>
+                <w:rFonts w:ascii="Segoe UI" w:eastAsia="Times New Roman" w:hAnsi="Segoe UI" w:cs="Segoe UI"/>
+                <w:color w:val="0F1115"/>
+                <w:lang w:eastAsia="zh-TW"/>
+              </w:rPr>
+              <w:t> to improve products</w:t>
+            </w:r>
+          </w:p>
+          <w:p>
+            <w:pPr>
+              <w:numPr>
+                <w:ilvl w:val="0"/>
+                <w:numId w:val="46"/>
+              </w:numPr>
+              <w:shd w:val="clear" w:color="auto" w:fill="FFFFFF"/>
+              <w:tabs>
+                <w:tab w:val="clear" w:pos="720"/>
+              </w:tabs>
+              <w:spacing w:before="240" w:after="240"/>
+              <w:ind w:left="0" w:firstLine="0"/>
+              <w:rPr>
+                <w:rFonts w:ascii="Segoe UI" w:eastAsia="Times New Roman" w:hAnsi="Segoe UI" w:cs="Segoe UI"/>
+                <w:color w:val="0F1115"/>
+                <w:lang w:eastAsia="zh-TW"/>
+              </w:rPr>
+            </w:pPr>
+            <w:r>
+              <w:rPr>
+                <w:rFonts w:ascii="Segoe UI" w:eastAsia="Times New Roman" w:hAnsi="Segoe UI" w:cs="Segoe UI"/>
+                <w:b/>
+                <w:bCs/>
+                <w:color w:val="0F1115"/>
+                <w:lang w:eastAsia="zh-TW"/>
+              </w:rPr>
+              <w:t>Profit Impact:</w:t>
+            </w:r>
+            <w:r>
+              <w:rPr>
+                <w:rFonts w:ascii="Segoe UI" w:eastAsia="Times New Roman" w:hAnsi="Segoe UI" w:cs="Segoe UI"/>
+                <w:color w:val="0F1115"/>
+                <w:lang w:eastAsia="zh-TW"/>
+              </w:rPr>
+              <w:t> Targeted marketing typically achieves 2-3x higher conversion rates than broad campaigns.</w:t>
+            </w:r>
+          </w:p>
+          <w:p>
+            <w:pPr>
+              <w:shd w:val="clear" w:color="auto" w:fill="FFFFFF"/>
+              <w:spacing w:before="480" w:after="240" w:line="450" w:lineRule="atLeast"/>
+              <w:outlineLvl w:val="2"/>
+              <w:rPr>
+                <w:rFonts w:ascii="Segoe UI" w:eastAsia="Times New Roman" w:hAnsi="Segoe UI" w:cs="Segoe UI"/>
+                <w:b/>
+                <w:bCs/>
+                <w:color w:val="0F1115"/>
+                <w:sz w:val="30"/>
+                <w:szCs w:val="30"/>
+                <w:lang w:eastAsia="zh-TW"/>
+              </w:rPr>
+            </w:pPr>
+            <w:r>
+              <w:rPr>
+                <w:rFonts w:ascii="Segoe UI" w:eastAsia="Times New Roman" w:hAnsi="Segoe UI" w:cs="Segoe UI"/>
+                <w:b/>
+                <w:bCs/>
+                <w:color w:val="0F1115"/>
+                <w:sz w:val="30"/>
+                <w:szCs w:val="30"/>
+                <w:lang w:eastAsia="zh-TW"/>
+              </w:rPr>
+              <w:t>Product Performance Analytics</w:t>
+            </w:r>
+          </w:p>
+          <w:p>
+            <w:pPr>
+              <w:numPr>
+                <w:ilvl w:val="0"/>
+                <w:numId w:val="46"/>
+              </w:numPr>
+              <w:shd w:val="clear" w:color="auto" w:fill="FFFFFF"/>
+              <w:tabs>
+                <w:tab w:val="clear" w:pos="720"/>
+              </w:tabs>
+              <w:spacing w:before="240" w:after="240"/>
+              <w:ind w:left="0" w:firstLine="0"/>
+              <w:rPr>
+                <w:rFonts w:ascii="Segoe UI" w:eastAsia="Times New Roman" w:hAnsi="Segoe UI" w:cs="Segoe UI"/>
+                <w:color w:val="0F1115"/>
+                <w:lang w:eastAsia="zh-TW"/>
+              </w:rPr>
+            </w:pPr>
+            <w:r>
+              <w:rPr>
+                <w:rFonts w:ascii="Segoe UI" w:eastAsia="Times New Roman" w:hAnsi="Segoe UI" w:cs="Segoe UI"/>
+                <w:color w:val="0F1115"/>
+                <w:lang w:eastAsia="zh-TW"/>
+              </w:rPr>
+              <w:t>We need to know what's selling and why:</w:t>
+            </w:r>
+          </w:p>
+          <w:p>
+            <w:pPr>
+              <w:numPr>
+                <w:ilvl w:val="0"/>
+                <w:numId w:val="44"/>
+              </w:numPr>
+              <w:shd w:val="clear" w:color="auto" w:fill="FFFFFF"/>
+              <w:spacing w:before="100" w:beforeAutospacing="1"/>
+              <w:rPr>
+                <w:rFonts w:ascii="Segoe UI" w:eastAsia="Times New Roman" w:hAnsi="Segoe UI" w:cs="Segoe UI"/>
+                <w:color w:val="0F1115"/>
+                <w:lang w:eastAsia="zh-TW"/>
+              </w:rPr>
+            </w:pPr>
+            <w:r>
+              <w:rPr>
+                <w:rFonts w:ascii="Segoe UI" w:eastAsia="Times New Roman" w:hAnsi="Segoe UI" w:cs="Segoe UI"/>
+                <w:b/>
+                <w:bCs/>
+                <w:color w:val="0F1115"/>
+                <w:lang w:eastAsia="zh-TW"/>
+              </w:rPr>
+              <w:t>Real-time sales data</w:t>
+            </w:r>
+            <w:r>
+              <w:rPr>
+                <w:rFonts w:ascii="Segoe UI" w:eastAsia="Times New Roman" w:hAnsi="Segoe UI" w:cs="Segoe UI"/>
+                <w:color w:val="0F1115"/>
+                <w:lang w:eastAsia="zh-TW"/>
+              </w:rPr>
+              <w:t> shows which products are winners</w:t>
+            </w:r>
+          </w:p>
+          <w:p>
+            <w:pPr>
+              <w:numPr>
+                <w:ilvl w:val="0"/>
+                <w:numId w:val="44"/>
+              </w:numPr>
+              <w:shd w:val="clear" w:color="auto" w:fill="FFFFFF"/>
+              <w:spacing w:before="100" w:beforeAutospacing="1"/>
+              <w:rPr>
+                <w:rFonts w:ascii="Segoe UI" w:eastAsia="Times New Roman" w:hAnsi="Segoe UI" w:cs="Segoe UI"/>
+                <w:color w:val="0F1115"/>
+                <w:lang w:eastAsia="zh-TW"/>
+              </w:rPr>
+            </w:pPr>
+            <w:r>
+              <w:rPr>
+                <w:rFonts w:ascii="Segoe UI" w:eastAsia="Times New Roman" w:hAnsi="Segoe UI" w:cs="Segoe UI"/>
+                <w:b/>
+                <w:bCs/>
+                <w:color w:val="0F1115"/>
+                <w:lang w:eastAsia="zh-TW"/>
+              </w:rPr>
+              <w:t>Profit margin analysis</w:t>
+            </w:r>
+            <w:r>
+              <w:rPr>
+                <w:rFonts w:ascii="Segoe UI" w:eastAsia="Times New Roman" w:hAnsi="Segoe UI" w:cs="Segoe UI"/>
+                <w:color w:val="0F1115"/>
+                <w:lang w:eastAsia="zh-TW"/>
+              </w:rPr>
+              <w:t> at the product level</w:t>
+            </w:r>
+          </w:p>
+          <w:p>
+            <w:pPr>
+              <w:numPr>
+                <w:ilvl w:val="0"/>
+                <w:numId w:val="44"/>
+              </w:numPr>
+              <w:shd w:val="clear" w:color="auto" w:fill="FFFFFF"/>
+              <w:spacing w:before="100" w:beforeAutospacing="1"/>
+              <w:rPr>
+                <w:rFonts w:ascii="Segoe UI" w:eastAsia="Times New Roman" w:hAnsi="Segoe UI" w:cs="Segoe UI"/>
+                <w:color w:val="0F1115"/>
+                <w:lang w:eastAsia="zh-TW"/>
+              </w:rPr>
+            </w:pPr>
+            <w:r>
+              <w:rPr>
+                <w:rFonts w:ascii="Segoe UI" w:eastAsia="Times New Roman" w:hAnsi="Segoe UI" w:cs="Segoe UI"/>
+                <w:b/>
+                <w:bCs/>
+                <w:color w:val="0F1115"/>
+                <w:lang w:eastAsia="zh-TW"/>
+              </w:rPr>
+              <w:t>Category performance</w:t>
+            </w:r>
+            <w:r>
+              <w:rPr>
+                <w:rFonts w:ascii="Segoe UI" w:eastAsia="Times New Roman" w:hAnsi="Segoe UI" w:cs="Segoe UI"/>
+                <w:color w:val="0F1115"/>
+                <w:lang w:eastAsia="zh-TW"/>
+              </w:rPr>
+              <w:t> guides merchandising decisions</w:t>
+            </w:r>
+          </w:p>
+          <w:p>
+            <w:pPr>
+              <w:numPr>
+                <w:ilvl w:val="0"/>
+                <w:numId w:val="44"/>
+              </w:numPr>
+              <w:shd w:val="clear" w:color="auto" w:fill="FFFFFF"/>
+              <w:spacing w:before="100" w:beforeAutospacing="1"/>
+              <w:rPr>
+                <w:rFonts w:ascii="Segoe UI" w:eastAsia="Times New Roman" w:hAnsi="Segoe UI" w:cs="Segoe UI"/>
+                <w:color w:val="0F1115"/>
+                <w:lang w:eastAsia="zh-TW"/>
+              </w:rPr>
+            </w:pPr>
+            <w:r>
+              <w:rPr>
+                <w:rFonts w:ascii="Segoe UI" w:eastAsia="Times New Roman" w:hAnsi="Segoe UI" w:cs="Segoe UI"/>
+                <w:b/>
+                <w:bCs/>
+                <w:color w:val="0F1115"/>
+                <w:lang w:eastAsia="zh-TW"/>
+              </w:rPr>
+              <w:t>Trend identification</w:t>
+            </w:r>
+            <w:r>
+              <w:rPr>
+                <w:rFonts w:ascii="Segoe UI" w:eastAsia="Times New Roman" w:hAnsi="Segoe UI" w:cs="Segoe UI"/>
+                <w:color w:val="0F1115"/>
+                <w:lang w:eastAsia="zh-TW"/>
+              </w:rPr>
+              <w:t> helps us stay ahead of the market</w:t>
+            </w:r>
+          </w:p>
+          <w:p>
+            <w:pPr>
+              <w:numPr>
+                <w:ilvl w:val="0"/>
+                <w:numId w:val="46"/>
+              </w:numPr>
+              <w:shd w:val="clear" w:color="auto" w:fill="FFFFFF"/>
+              <w:tabs>
+                <w:tab w:val="clear" w:pos="720"/>
+              </w:tabs>
+              <w:spacing w:before="240" w:after="240"/>
+              <w:ind w:left="0" w:firstLine="0"/>
+              <w:rPr>
+                <w:rFonts w:ascii="Segoe UI" w:eastAsia="Times New Roman" w:hAnsi="Segoe UI" w:cs="Segoe UI"/>
+                <w:color w:val="0F1115"/>
+                <w:lang w:eastAsia="zh-TW"/>
+              </w:rPr>
+            </w:pPr>
+            <w:r>
+              <w:rPr>
+                <w:rFonts w:ascii="Segoe UI" w:eastAsia="Times New Roman" w:hAnsi="Segoe UI" w:cs="Segoe UI"/>
+                <w:b/>
+                <w:bCs/>
+                <w:color w:val="0F1115"/>
+                <w:lang w:eastAsia="zh-TW"/>
+              </w:rPr>
+              <w:t>Profit Impact:</w:t>
+            </w:r>
+            <w:r>
+              <w:rPr>
+                <w:rFonts w:ascii="Segoe UI" w:eastAsia="Times New Roman" w:hAnsi="Segoe UI" w:cs="Segoe UI"/>
+                <w:color w:val="0F1115"/>
+                <w:lang w:eastAsia="zh-TW"/>
+              </w:rPr>
+              <w:t> Data-driven product decisions can increase gross margins by 5-10% by focusing on high-margin items.</w:t>
+            </w:r>
+          </w:p>
+          <w:p>
+            <w:pPr>
+              <w:shd w:val="clear" w:color="auto" w:fill="FFFFFF"/>
+              <w:spacing w:before="480" w:after="240" w:line="450" w:lineRule="atLeast"/>
+              <w:outlineLvl w:val="2"/>
+              <w:rPr>
+                <w:rFonts w:ascii="Segoe UI" w:eastAsia="Times New Roman" w:hAnsi="Segoe UI" w:cs="Segoe UI"/>
+                <w:b/>
+                <w:bCs/>
+                <w:color w:val="0F1115"/>
+                <w:sz w:val="30"/>
+                <w:szCs w:val="30"/>
+                <w:lang w:eastAsia="zh-TW"/>
+              </w:rPr>
+            </w:pPr>
+            <w:r>
+              <w:rPr>
+                <w:rFonts w:ascii="Segoe UI" w:eastAsia="Times New Roman" w:hAnsi="Segoe UI" w:cs="Segoe UI"/>
+                <w:b/>
+                <w:bCs/>
+                <w:color w:val="0F1115"/>
+                <w:sz w:val="30"/>
+                <w:szCs w:val="30"/>
+                <w:lang w:eastAsia="zh-TW"/>
+              </w:rPr>
+              <w:t>Pricing Optimization</w:t>
+            </w:r>
+          </w:p>
+          <w:p>
+            <w:pPr>
+              <w:numPr>
+                <w:ilvl w:val="0"/>
+                <w:numId w:val="46"/>
+              </w:numPr>
+              <w:shd w:val="clear" w:color="auto" w:fill="FFFFFF"/>
+              <w:tabs>
+                <w:tab w:val="clear" w:pos="720"/>
+              </w:tabs>
+              <w:spacing w:before="240" w:after="240"/>
+              <w:ind w:left="0" w:firstLine="0"/>
+              <w:rPr>
+                <w:rFonts w:ascii="Segoe UI" w:eastAsia="Times New Roman" w:hAnsi="Segoe UI" w:cs="Segoe UI"/>
+                <w:color w:val="0F1115"/>
+                <w:lang w:eastAsia="zh-TW"/>
+              </w:rPr>
+            </w:pPr>
+            <w:r>
+              <w:rPr>
+                <w:rFonts w:ascii="Segoe UI" w:eastAsia="Times New Roman" w:hAnsi="Segoe UI" w:cs="Segoe UI"/>
+                <w:color w:val="0F1115"/>
+                <w:lang w:eastAsia="zh-TW"/>
+              </w:rPr>
+              <w:t>With comprehensive data, we can:</w:t>
+            </w:r>
+          </w:p>
+          <w:p>
+            <w:pPr>
+              <w:numPr>
+                <w:ilvl w:val="0"/>
+                <w:numId w:val="45"/>
+              </w:numPr>
+              <w:shd w:val="clear" w:color="auto" w:fill="FFFFFF"/>
+              <w:spacing w:before="100" w:beforeAutospacing="1"/>
+              <w:rPr>
+                <w:rFonts w:ascii="Segoe UI" w:eastAsia="Times New Roman" w:hAnsi="Segoe UI" w:cs="Segoe UI"/>
+                <w:color w:val="0F1115"/>
+                <w:lang w:eastAsia="zh-TW"/>
+              </w:rPr>
+            </w:pPr>
+            <w:r>
+              <w:rPr>
+                <w:rFonts w:ascii="Segoe UI" w:eastAsia="Times New Roman" w:hAnsi="Segoe UI" w:cs="Segoe UI"/>
+                <w:b/>
+                <w:bCs/>
+                <w:color w:val="0F1115"/>
+                <w:lang w:eastAsia="zh-TW"/>
+              </w:rPr>
+              <w:t>Adjust pricing dynamically</w:t>
+            </w:r>
+            <w:r>
+              <w:rPr>
+                <w:rFonts w:ascii="Segoe UI" w:eastAsia="Times New Roman" w:hAnsi="Segoe UI" w:cs="Segoe UI"/>
+                <w:color w:val="0F1115"/>
+                <w:lang w:eastAsia="zh-TW"/>
+              </w:rPr>
+              <w:t> based on demand</w:t>
+            </w:r>
+          </w:p>
+          <w:p>
+            <w:pPr>
+              <w:numPr>
+                <w:ilvl w:val="0"/>
+                <w:numId w:val="45"/>
+              </w:numPr>
+              <w:shd w:val="clear" w:color="auto" w:fill="FFFFFF"/>
+              <w:spacing w:before="100" w:beforeAutospacing="1"/>
+              <w:rPr>
+                <w:rFonts w:ascii="Segoe UI" w:eastAsia="Times New Roman" w:hAnsi="Segoe UI" w:cs="Segoe UI"/>
+                <w:color w:val="0F1115"/>
+                <w:lang w:eastAsia="zh-TW"/>
+              </w:rPr>
+            </w:pPr>
+            <w:r>
+              <w:rPr>
+                <w:rFonts w:ascii="Segoe UI" w:eastAsia="Times New Roman" w:hAnsi="Segoe UI" w:cs="Segoe UI"/>
+                <w:b/>
+                <w:bCs/>
+                <w:color w:val="0F1115"/>
+                <w:lang w:eastAsia="zh-TW"/>
+              </w:rPr>
+              <w:t>Identify price elasticity</w:t>
+            </w:r>
+            <w:r>
+              <w:rPr>
+                <w:rFonts w:ascii="Segoe UI" w:eastAsia="Times New Roman" w:hAnsi="Segoe UI" w:cs="Segoe UI"/>
+                <w:color w:val="0F1115"/>
+                <w:lang w:eastAsia="zh-TW"/>
+              </w:rPr>
+              <w:t> for different products</w:t>
+            </w:r>
+          </w:p>
+          <w:p>
+            <w:pPr>
+              <w:numPr>
+                <w:ilvl w:val="0"/>
+                <w:numId w:val="45"/>
+              </w:numPr>
+              <w:shd w:val="clear" w:color="auto" w:fill="FFFFFF"/>
+              <w:spacing w:before="100" w:beforeAutospacing="1"/>
+              <w:rPr>
+                <w:rFonts w:ascii="Segoe UI" w:eastAsia="Times New Roman" w:hAnsi="Segoe UI" w:cs="Segoe UI"/>
+                <w:color w:val="0F1115"/>
+                <w:lang w:eastAsia="zh-TW"/>
+              </w:rPr>
+            </w:pPr>
+            <w:r>
+              <w:rPr>
+                <w:rFonts w:ascii="Segoe UI" w:eastAsia="Times New Roman" w:hAnsi="Segoe UI" w:cs="Segoe UI"/>
+                <w:b/>
+                <w:bCs/>
+                <w:color w:val="0F1115"/>
+                <w:lang w:eastAsia="zh-TW"/>
+              </w:rPr>
+              <w:t>Run targeted promotions</w:t>
+            </w:r>
+            <w:r>
+              <w:rPr>
+                <w:rFonts w:ascii="Segoe UI" w:eastAsia="Times New Roman" w:hAnsi="Segoe UI" w:cs="Segoe UI"/>
+                <w:color w:val="0F1115"/>
+                <w:lang w:eastAsia="zh-TW"/>
+              </w:rPr>
+              <w:t> without eroding margins</w:t>
+            </w:r>
+          </w:p>
+          <w:p>
+            <w:pPr>
+              <w:numPr>
+                <w:ilvl w:val="0"/>
+                <w:numId w:val="45"/>
+              </w:numPr>
+              <w:shd w:val="clear" w:color="auto" w:fill="FFFFFF"/>
+              <w:spacing w:before="100" w:beforeAutospacing="1"/>
+              <w:rPr>
+                <w:rFonts w:ascii="Segoe UI" w:eastAsia="Times New Roman" w:hAnsi="Segoe UI" w:cs="Segoe UI"/>
+                <w:color w:val="0F1115"/>
+                <w:lang w:eastAsia="zh-TW"/>
+              </w:rPr>
+            </w:pPr>
+            <w:r>
+              <w:rPr>
+                <w:rFonts w:ascii="Segoe UI" w:eastAsia="Times New Roman" w:hAnsi="Segoe UI" w:cs="Segoe UI"/>
+                <w:b/>
+                <w:bCs/>
+                <w:color w:val="0F1115"/>
+                <w:lang w:eastAsia="zh-TW"/>
+              </w:rPr>
+              <w:t>Bundle products</w:t>
+            </w:r>
+            <w:r>
+              <w:rPr>
+                <w:rFonts w:ascii="Segoe UI" w:eastAsia="Times New Roman" w:hAnsi="Segoe UI" w:cs="Segoe UI"/>
+                <w:color w:val="0F1115"/>
+                <w:lang w:eastAsia="zh-TW"/>
+              </w:rPr>
+              <w:t> strategically to increase average order value</w:t>
+            </w:r>
+          </w:p>
+          <w:p>
+            <w:pPr>
+              <w:numPr>
+                <w:ilvl w:val="0"/>
+                <w:numId w:val="46"/>
+              </w:numPr>
+              <w:shd w:val="clear" w:color="auto" w:fill="FFFFFF"/>
+              <w:tabs>
+                <w:tab w:val="clear" w:pos="720"/>
+              </w:tabs>
+              <w:spacing w:before="240" w:after="240"/>
+              <w:ind w:left="0" w:firstLine="0"/>
+              <w:rPr>
+                <w:rFonts w:ascii="Segoe UI" w:eastAsia="Times New Roman" w:hAnsi="Segoe UI" w:cs="Segoe UI"/>
+                <w:color w:val="0F1115"/>
+                <w:lang w:eastAsia="zh-TW"/>
+              </w:rPr>
+            </w:pPr>
+            <w:r>
+              <w:rPr>
+                <w:rFonts w:ascii="Segoe UI" w:eastAsia="Times New Roman" w:hAnsi="Segoe UI" w:cs="Segoe UI"/>
+                <w:b/>
+                <w:bCs/>
+                <w:color w:val="0F1115"/>
+                <w:lang w:eastAsia="zh-TW"/>
+              </w:rPr>
+              <w:t>Profit Impact:</w:t>
+            </w:r>
+            <w:r>
+              <w:rPr>
+                <w:rFonts w:ascii="Segoe UI" w:eastAsia="Times New Roman" w:hAnsi="Segoe UI" w:cs="Segoe UI"/>
+                <w:color w:val="0F1115"/>
+                <w:lang w:eastAsia="zh-TW"/>
+              </w:rPr>
+              <w:t> Even a 1% improvement in pricing strategy adds $20,000 to our bottom line.</w:t>
+            </w:r>
+          </w:p>
+          <w:p>
+            <w:pPr>
+              <w:spacing w:before="480" w:after="480"/>
+              <w:rPr>
+                <w:rFonts w:eastAsia="Times New Roman"/>
+                <w:lang w:eastAsia="zh-TW"/>
+              </w:rPr>
+            </w:pPr>
+            <w:r>
+              <w:rPr>
+                <w:rFonts w:eastAsia="Times New Roman"/>
+                <w:lang w:eastAsia="zh-TW"/>
+              </w:rPr>
+              <w:pict w14:anchorId="2590870D">
+                <v:rect id="_x0000_i1029" style="width:0;height:.75pt" o:hralign="center" o:hrstd="t" o:hr="t" fillcolor="#a0a0a0" stroked="f"/>
+              </w:pict>
+            </w:r>
+          </w:p>
+          <w:p>
+            <w:pPr>
+              <w:shd w:val="clear" w:color="auto" w:fill="FFFFFF"/>
+              <w:spacing w:before="480" w:after="240" w:line="480" w:lineRule="atLeast"/>
+              <w:outlineLvl w:val="1"/>
+              <w:rPr>
+                <w:rFonts w:ascii="Segoe UI" w:eastAsia="Times New Roman" w:hAnsi="Segoe UI" w:cs="Segoe UI"/>
+                <w:b/>
+                <w:bCs/>
+                <w:color w:val="0F1115"/>
+                <w:sz w:val="33"/>
+                <w:szCs w:val="33"/>
+                <w:lang w:eastAsia="zh-TW"/>
+              </w:rPr>
+            </w:pPr>
+            <w:r>
+              <w:rPr>
+                <w:rFonts w:ascii="Segoe UI" w:eastAsia="Times New Roman" w:hAnsi="Segoe UI" w:cs="Segoe UI"/>
+                <w:b/>
+                <w:bCs/>
+                <w:color w:val="0F1115"/>
+                <w:sz w:val="33"/>
+                <w:szCs w:val="33"/>
+                <w:lang w:eastAsia="zh-TW"/>
+              </w:rPr>
+              <w:t>4. Staff Productivity → Higher Output</w:t>
+            </w:r>
+          </w:p>
+          <w:p>
+            <w:pPr>
+              <w:shd w:val="clear" w:color="auto" w:fill="FFFFFF"/>
+              <w:spacing w:before="480" w:after="240" w:line="450" w:lineRule="atLeast"/>
+              <w:outlineLvl w:val="2"/>
+              <w:rPr>
+                <w:rFonts w:ascii="Segoe UI" w:eastAsia="Times New Roman" w:hAnsi="Segoe UI" w:cs="Segoe UI"/>
+                <w:b/>
+                <w:bCs/>
+                <w:color w:val="0F1115"/>
+                <w:sz w:val="30"/>
+                <w:szCs w:val="30"/>
+                <w:lang w:eastAsia="zh-TW"/>
+              </w:rPr>
+            </w:pPr>
+            <w:r>
+              <w:rPr>
+                <w:rFonts w:ascii="Segoe UI" w:eastAsia="Times New Roman" w:hAnsi="Segoe UI" w:cs="Segoe UI"/>
+                <w:b/>
+                <w:bCs/>
+                <w:color w:val="0F1115"/>
+                <w:sz w:val="30"/>
+                <w:szCs w:val="30"/>
+                <w:lang w:eastAsia="zh-TW"/>
+              </w:rPr>
+              <w:t>Empowered Employees</w:t>
+            </w:r>
+          </w:p>
+          <w:p>
+            <w:pPr>
+              <w:numPr>
+                <w:ilvl w:val="0"/>
+                <w:numId w:val="46"/>
+              </w:numPr>
+              <w:shd w:val="clear" w:color="auto" w:fill="FFFFFF"/>
+              <w:tabs>
+                <w:tab w:val="clear" w:pos="720"/>
+              </w:tabs>
+              <w:spacing w:before="240" w:after="240"/>
+              <w:ind w:left="0" w:firstLine="0"/>
+              <w:rPr>
+                <w:rFonts w:ascii="Segoe UI" w:eastAsia="Times New Roman" w:hAnsi="Segoe UI" w:cs="Segoe UI"/>
+                <w:color w:val="0F1115"/>
+                <w:lang w:eastAsia="zh-TW"/>
+              </w:rPr>
+            </w:pPr>
+            <w:r>
+              <w:rPr>
+                <w:rFonts w:ascii="Segoe UI" w:eastAsia="Times New Roman" w:hAnsi="Segoe UI" w:cs="Segoe UI"/>
+                <w:color w:val="0F1115"/>
+                <w:lang w:eastAsia="zh-TW"/>
+              </w:rPr>
+              <w:lastRenderedPageBreak/>
+              <w:t>Our staff spends too much time on administrative tasks. A centralized system:</w:t>
+            </w:r>
+          </w:p>
+          <w:p>
+            <w:pPr>
+              <w:numPr>
+                <w:ilvl w:val="0"/>
+                <w:numId w:val="46"/>
+              </w:numPr>
+              <w:shd w:val="clear" w:color="auto" w:fill="FFFFFF"/>
+              <w:spacing w:before="100" w:beforeAutospacing="1"/>
+              <w:rPr>
+                <w:rFonts w:ascii="Segoe UI" w:eastAsia="Times New Roman" w:hAnsi="Segoe UI" w:cs="Segoe UI"/>
+                <w:color w:val="0F1115"/>
+                <w:lang w:eastAsia="zh-TW"/>
+              </w:rPr>
+            </w:pPr>
+            <w:r>
+              <w:rPr>
+                <w:rFonts w:ascii="Segoe UI" w:eastAsia="Times New Roman" w:hAnsi="Segoe UI" w:cs="Segoe UI"/>
+                <w:b/>
+                <w:bCs/>
+                <w:color w:val="0F1115"/>
+                <w:lang w:eastAsia="zh-TW"/>
+              </w:rPr>
+              <w:t>Reduces data entry</w:t>
+            </w:r>
+            <w:r>
+              <w:rPr>
+                <w:rFonts w:ascii="Segoe UI" w:eastAsia="Times New Roman" w:hAnsi="Segoe UI" w:cs="Segoe UI"/>
+                <w:color w:val="0F1115"/>
+                <w:lang w:eastAsia="zh-TW"/>
+              </w:rPr>
+              <w:t> by 80% through automation</w:t>
+            </w:r>
+          </w:p>
+          <w:p>
+            <w:pPr>
+              <w:numPr>
+                <w:ilvl w:val="0"/>
+                <w:numId w:val="46"/>
+              </w:numPr>
+              <w:shd w:val="clear" w:color="auto" w:fill="FFFFFF"/>
+              <w:spacing w:before="100" w:beforeAutospacing="1"/>
+              <w:rPr>
+                <w:rFonts w:ascii="Segoe UI" w:eastAsia="Times New Roman" w:hAnsi="Segoe UI" w:cs="Segoe UI"/>
+                <w:color w:val="0F1115"/>
+                <w:lang w:eastAsia="zh-TW"/>
+              </w:rPr>
+            </w:pPr>
+            <w:r>
+              <w:rPr>
+                <w:rFonts w:ascii="Segoe UI" w:eastAsia="Times New Roman" w:hAnsi="Segoe UI" w:cs="Segoe UI"/>
+                <w:b/>
+                <w:bCs/>
+                <w:color w:val="0F1115"/>
+                <w:lang w:eastAsia="zh-TW"/>
+              </w:rPr>
+              <w:t>Provides instant access</w:t>
+            </w:r>
+            <w:r>
+              <w:rPr>
+                <w:rFonts w:ascii="Segoe UI" w:eastAsia="Times New Roman" w:hAnsi="Segoe UI" w:cs="Segoe UI"/>
+                <w:color w:val="0F1115"/>
+                <w:lang w:eastAsia="zh-TW"/>
+              </w:rPr>
+              <w:t> to information they need</w:t>
+            </w:r>
+          </w:p>
+          <w:p>
+            <w:pPr>
+              <w:numPr>
+                <w:ilvl w:val="0"/>
+                <w:numId w:val="46"/>
+              </w:numPr>
+              <w:shd w:val="clear" w:color="auto" w:fill="FFFFFF"/>
+              <w:spacing w:before="100" w:beforeAutospacing="1"/>
+              <w:rPr>
+                <w:rFonts w:ascii="Segoe UI" w:eastAsia="Times New Roman" w:hAnsi="Segoe UI" w:cs="Segoe UI"/>
+                <w:color w:val="0F1115"/>
+                <w:lang w:eastAsia="zh-TW"/>
+              </w:rPr>
+            </w:pPr>
+            <w:r>
+              <w:rPr>
+                <w:rFonts w:ascii="Segoe UI" w:eastAsia="Times New Roman" w:hAnsi="Segoe UI" w:cs="Segoe UI"/>
+                <w:b/>
+                <w:bCs/>
+                <w:color w:val="0F1115"/>
+                <w:lang w:eastAsia="zh-TW"/>
+              </w:rPr>
+              <w:t>Eliminates duplicate work</w:t>
+            </w:r>
+            <w:r>
+              <w:rPr>
+                <w:rFonts w:ascii="Segoe UI" w:eastAsia="Times New Roman" w:hAnsi="Segoe UI" w:cs="Segoe UI"/>
+                <w:color w:val="0F1115"/>
+                <w:lang w:eastAsia="zh-TW"/>
+              </w:rPr>
+              <w:t> across departments</w:t>
+            </w:r>
+          </w:p>
+          <w:p>
+            <w:pPr>
+              <w:numPr>
+                <w:ilvl w:val="0"/>
+                <w:numId w:val="46"/>
+              </w:numPr>
+              <w:shd w:val="clear" w:color="auto" w:fill="FFFFFF"/>
+              <w:spacing w:before="100" w:beforeAutospacing="1"/>
+              <w:rPr>
+                <w:rFonts w:ascii="Segoe UI" w:eastAsia="Times New Roman" w:hAnsi="Segoe UI" w:cs="Segoe UI"/>
+                <w:color w:val="0F1115"/>
+                <w:lang w:eastAsia="zh-TW"/>
+              </w:rPr>
+            </w:pPr>
+            <w:r>
+              <w:rPr>
+                <w:rFonts w:ascii="Segoe UI" w:eastAsia="Times New Roman" w:hAnsi="Segoe UI" w:cs="Segoe UI"/>
+                <w:b/>
+                <w:bCs/>
+                <w:color w:val="0F1115"/>
+                <w:lang w:eastAsia="zh-TW"/>
+              </w:rPr>
+              <w:t>Enables remote access</w:t>
+            </w:r>
+            <w:r>
+              <w:rPr>
+                <w:rFonts w:ascii="Segoe UI" w:eastAsia="Times New Roman" w:hAnsi="Segoe UI" w:cs="Segoe UI"/>
+                <w:color w:val="0F1115"/>
+                <w:lang w:eastAsia="zh-TW"/>
+              </w:rPr>
+              <w:t> for flexible working</w:t>
+            </w:r>
+          </w:p>
+          <w:p>
+            <w:pPr>
+              <w:numPr>
+                <w:ilvl w:val="0"/>
+                <w:numId w:val="46"/>
+              </w:numPr>
+              <w:shd w:val="clear" w:color="auto" w:fill="FFFFFF"/>
+              <w:tabs>
+                <w:tab w:val="clear" w:pos="720"/>
+              </w:tabs>
+              <w:spacing w:before="240" w:after="240"/>
+              <w:ind w:left="0" w:firstLine="0"/>
+              <w:rPr>
+                <w:rFonts w:ascii="Segoe UI" w:eastAsia="Times New Roman" w:hAnsi="Segoe UI" w:cs="Segoe UI"/>
+                <w:color w:val="0F1115"/>
+                <w:lang w:eastAsia="zh-TW"/>
+              </w:rPr>
+            </w:pPr>
+            <w:r>
+              <w:rPr>
+                <w:rFonts w:ascii="Segoe UI" w:eastAsia="Times New Roman" w:hAnsi="Segoe UI" w:cs="Segoe UI"/>
+                <w:b/>
+                <w:bCs/>
+                <w:color w:val="0F1115"/>
+                <w:lang w:eastAsia="zh-TW"/>
+              </w:rPr>
+              <w:t>Profit Impact:</w:t>
+            </w:r>
+            <w:r>
+              <w:rPr>
+                <w:rFonts w:ascii="Segoe UI" w:eastAsia="Times New Roman" w:hAnsi="Segoe UI" w:cs="Segoe UI"/>
+                <w:color w:val="0F1115"/>
+                <w:lang w:eastAsia="zh-TW"/>
+              </w:rPr>
+              <w:t> If each of our 30 employees saves just 1 hour per week, that's 1,500 hours annually—worth approximately $45,000.</w:t>
+            </w:r>
+          </w:p>
+          <w:p>
+            <w:pPr>
+              <w:shd w:val="clear" w:color="auto" w:fill="FFFFFF"/>
+              <w:spacing w:before="480" w:after="240" w:line="450" w:lineRule="atLeast"/>
+              <w:outlineLvl w:val="2"/>
+              <w:rPr>
+                <w:rFonts w:ascii="Segoe UI" w:eastAsia="Times New Roman" w:hAnsi="Segoe UI" w:cs="Segoe UI"/>
+                <w:b/>
+                <w:bCs/>
+                <w:color w:val="0F1115"/>
+                <w:sz w:val="30"/>
+                <w:szCs w:val="30"/>
+                <w:lang w:eastAsia="zh-TW"/>
+              </w:rPr>
+            </w:pPr>
+            <w:r>
+              <w:rPr>
+                <w:rFonts w:ascii="Segoe UI" w:eastAsia="Times New Roman" w:hAnsi="Segoe UI" w:cs="Segoe UI"/>
+                <w:b/>
+                <w:bCs/>
+                <w:color w:val="0F1115"/>
+                <w:sz w:val="30"/>
+                <w:szCs w:val="30"/>
+                <w:lang w:eastAsia="zh-TW"/>
+              </w:rPr>
+              <w:t>Faster Training</w:t>
+            </w:r>
+          </w:p>
+          <w:p>
+            <w:pPr>
+              <w:numPr>
+                <w:ilvl w:val="0"/>
+                <w:numId w:val="46"/>
+              </w:numPr>
+              <w:shd w:val="clear" w:color="auto" w:fill="FFFFFF"/>
+              <w:tabs>
+                <w:tab w:val="clear" w:pos="720"/>
+              </w:tabs>
+              <w:spacing w:before="240" w:after="240"/>
+              <w:ind w:left="0" w:firstLine="0"/>
+              <w:rPr>
+                <w:rFonts w:ascii="Segoe UI" w:eastAsia="Times New Roman" w:hAnsi="Segoe UI" w:cs="Segoe UI"/>
+                <w:color w:val="0F1115"/>
+                <w:lang w:eastAsia="zh-TW"/>
+              </w:rPr>
+            </w:pPr>
+            <w:r>
+              <w:rPr>
+                <w:rFonts w:ascii="Segoe UI" w:eastAsia="Times New Roman" w:hAnsi="Segoe UI" w:cs="Segoe UI"/>
+                <w:color w:val="0F1115"/>
+                <w:lang w:eastAsia="zh-TW"/>
+              </w:rPr>
+              <w:t>New employees can ramp up quickly:</w:t>
+            </w:r>
+          </w:p>
+          <w:p>
+            <w:pPr>
+              <w:numPr>
+                <w:ilvl w:val="0"/>
+                <w:numId w:val="47"/>
+              </w:numPr>
+              <w:shd w:val="clear" w:color="auto" w:fill="FFFFFF"/>
+              <w:spacing w:before="100" w:beforeAutospacing="1"/>
+              <w:rPr>
+                <w:rFonts w:ascii="Segoe UI" w:eastAsia="Times New Roman" w:hAnsi="Segoe UI" w:cs="Segoe UI"/>
+                <w:color w:val="0F1115"/>
+                <w:lang w:eastAsia="zh-TW"/>
+              </w:rPr>
+            </w:pPr>
+            <w:r>
+              <w:rPr>
+                <w:rFonts w:ascii="Segoe UI" w:eastAsia="Times New Roman" w:hAnsi="Segoe UI" w:cs="Segoe UI"/>
+                <w:b/>
+                <w:bCs/>
+                <w:color w:val="0F1115"/>
+                <w:lang w:eastAsia="zh-TW"/>
+              </w:rPr>
+              <w:t>Intuitive interfaces</w:t>
+            </w:r>
+            <w:r>
+              <w:rPr>
+                <w:rFonts w:ascii="Segoe UI" w:eastAsia="Times New Roman" w:hAnsi="Segoe UI" w:cs="Segoe UI"/>
+                <w:color w:val="0F1115"/>
+                <w:lang w:eastAsia="zh-TW"/>
+              </w:rPr>
+              <w:t> reduce learning curve</w:t>
+            </w:r>
+          </w:p>
+          <w:p>
+            <w:pPr>
+              <w:numPr>
+                <w:ilvl w:val="0"/>
+                <w:numId w:val="47"/>
+              </w:numPr>
+              <w:shd w:val="clear" w:color="auto" w:fill="FFFFFF"/>
+              <w:spacing w:before="100" w:beforeAutospacing="1"/>
+              <w:rPr>
+                <w:rFonts w:ascii="Segoe UI" w:eastAsia="Times New Roman" w:hAnsi="Segoe UI" w:cs="Segoe UI"/>
+                <w:color w:val="0F1115"/>
+                <w:lang w:eastAsia="zh-TW"/>
+              </w:rPr>
+            </w:pPr>
+            <w:r>
+              <w:rPr>
+                <w:rFonts w:ascii="Segoe UI" w:eastAsia="Times New Roman" w:hAnsi="Segoe UI" w:cs="Segoe UI"/>
+                <w:b/>
+                <w:bCs/>
+                <w:color w:val="0F1115"/>
+                <w:lang w:eastAsia="zh-TW"/>
+              </w:rPr>
+              <w:t>Consistent processes</w:t>
+            </w:r>
+            <w:r>
+              <w:rPr>
+                <w:rFonts w:ascii="Segoe UI" w:eastAsia="Times New Roman" w:hAnsi="Segoe UI" w:cs="Segoe UI"/>
+                <w:color w:val="0F1115"/>
+                <w:lang w:eastAsia="zh-TW"/>
+              </w:rPr>
+              <w:t> across all functions</w:t>
+            </w:r>
+          </w:p>
+          <w:p>
+            <w:pPr>
+              <w:numPr>
+                <w:ilvl w:val="0"/>
+                <w:numId w:val="47"/>
+              </w:numPr>
+              <w:shd w:val="clear" w:color="auto" w:fill="FFFFFF"/>
+              <w:spacing w:before="100" w:beforeAutospacing="1"/>
+              <w:rPr>
+                <w:rFonts w:ascii="Segoe UI" w:eastAsia="Times New Roman" w:hAnsi="Segoe UI" w:cs="Segoe UI"/>
+                <w:color w:val="0F1115"/>
+                <w:lang w:eastAsia="zh-TW"/>
+              </w:rPr>
+            </w:pPr>
+            <w:r>
+              <w:rPr>
+                <w:rFonts w:ascii="Segoe UI" w:eastAsia="Times New Roman" w:hAnsi="Segoe UI" w:cs="Segoe UI"/>
+                <w:b/>
+                <w:bCs/>
+                <w:color w:val="0F1115"/>
+                <w:lang w:eastAsia="zh-TW"/>
+              </w:rPr>
+              <w:t>Built-in guidance</w:t>
+            </w:r>
+            <w:r>
+              <w:rPr>
+                <w:rFonts w:ascii="Segoe UI" w:eastAsia="Times New Roman" w:hAnsi="Segoe UI" w:cs="Segoe UI"/>
+                <w:color w:val="0F1115"/>
+                <w:lang w:eastAsia="zh-TW"/>
+              </w:rPr>
+              <w:t> and validation</w:t>
+            </w:r>
+          </w:p>
+          <w:p>
+            <w:pPr>
+              <w:numPr>
+                <w:ilvl w:val="0"/>
+                <w:numId w:val="47"/>
+              </w:numPr>
+              <w:shd w:val="clear" w:color="auto" w:fill="FFFFFF"/>
+              <w:spacing w:before="100" w:beforeAutospacing="1"/>
+              <w:rPr>
+                <w:rFonts w:ascii="Segoe UI" w:eastAsia="Times New Roman" w:hAnsi="Segoe UI" w:cs="Segoe UI"/>
+                <w:color w:val="0F1115"/>
+                <w:lang w:eastAsia="zh-TW"/>
+              </w:rPr>
+            </w:pPr>
+            <w:r>
+              <w:rPr>
+                <w:rFonts w:ascii="Segoe UI" w:eastAsia="Times New Roman" w:hAnsi="Segoe UI" w:cs="Segoe UI"/>
+                <w:b/>
+                <w:bCs/>
+                <w:color w:val="0F1115"/>
+                <w:lang w:eastAsia="zh-TW"/>
+              </w:rPr>
+              <w:t>Reduced errors</w:t>
+            </w:r>
+            <w:r>
+              <w:rPr>
+                <w:rFonts w:ascii="Segoe UI" w:eastAsia="Times New Roman" w:hAnsi="Segoe UI" w:cs="Segoe UI"/>
+                <w:color w:val="0F1115"/>
+                <w:lang w:eastAsia="zh-TW"/>
+              </w:rPr>
+              <w:t> from unclear procedures</w:t>
+            </w:r>
+          </w:p>
+          <w:p>
+            <w:pPr>
+              <w:numPr>
+                <w:ilvl w:val="0"/>
+                <w:numId w:val="46"/>
+              </w:numPr>
+              <w:shd w:val="clear" w:color="auto" w:fill="FFFFFF"/>
+              <w:tabs>
+                <w:tab w:val="clear" w:pos="720"/>
+              </w:tabs>
+              <w:spacing w:before="240" w:after="240"/>
+              <w:ind w:left="0" w:firstLine="0"/>
+              <w:rPr>
+                <w:rFonts w:ascii="Segoe UI" w:eastAsia="Times New Roman" w:hAnsi="Segoe UI" w:cs="Segoe UI"/>
+                <w:color w:val="0F1115"/>
+                <w:lang w:eastAsia="zh-TW"/>
+              </w:rPr>
+            </w:pPr>
+            <w:r>
+              <w:rPr>
+                <w:rFonts w:ascii="Segoe UI" w:eastAsia="Times New Roman" w:hAnsi="Segoe UI" w:cs="Segoe UI"/>
+                <w:b/>
+                <w:bCs/>
+                <w:color w:val="0F1115"/>
+                <w:lang w:eastAsia="zh-TW"/>
+              </w:rPr>
+              <w:t>Profit Impact:</w:t>
+            </w:r>
+            <w:r>
+              <w:rPr>
+                <w:rFonts w:ascii="Segoe UI" w:eastAsia="Times New Roman" w:hAnsi="Segoe UI" w:cs="Segoe UI"/>
+                <w:color w:val="0F1115"/>
+                <w:lang w:eastAsia="zh-TW"/>
+              </w:rPr>
+              <w:t> Faster training means new hires become productive weeks sooner, adding value earlier.</w:t>
+            </w:r>
+          </w:p>
+          <w:p>
+            <w:pPr>
+              <w:spacing w:before="480" w:after="480"/>
+              <w:rPr>
+                <w:rFonts w:eastAsia="Times New Roman"/>
+                <w:lang w:eastAsia="zh-TW"/>
+              </w:rPr>
+            </w:pPr>
+            <w:r>
+              <w:rPr>
+                <w:rFonts w:eastAsia="Times New Roman"/>
+                <w:lang w:eastAsia="zh-TW"/>
+              </w:rPr>
+              <w:pict w14:anchorId="3499CC8C">
+                <v:rect id="_x0000_i1030" style="width:0;height:.75pt" o:hralign="center" o:hrstd="t" o:hr="t" fillcolor="#a0a0a0" stroked="f"/>
+              </w:pict>
+            </w:r>
+          </w:p>
+          <w:p>
+            <w:pPr>
+              <w:shd w:val="clear" w:color="auto" w:fill="FFFFFF"/>
+              <w:spacing w:before="480" w:after="240" w:line="480" w:lineRule="atLeast"/>
+              <w:outlineLvl w:val="1"/>
+              <w:rPr>
+                <w:rFonts w:ascii="Segoe UI" w:eastAsia="Times New Roman" w:hAnsi="Segoe UI" w:cs="Segoe UI"/>
+                <w:b/>
+                <w:bCs/>
+                <w:color w:val="0F1115"/>
+                <w:sz w:val="33"/>
+                <w:szCs w:val="33"/>
+                <w:lang w:eastAsia="zh-TW"/>
+              </w:rPr>
+            </w:pPr>
+            <w:r>
+              <w:rPr>
+                <w:rFonts w:ascii="Segoe UI" w:eastAsia="Times New Roman" w:hAnsi="Segoe UI" w:cs="Segoe UI"/>
+                <w:b/>
+                <w:bCs/>
+                <w:color w:val="0F1115"/>
+                <w:sz w:val="33"/>
+                <w:szCs w:val="33"/>
+                <w:lang w:eastAsia="zh-TW"/>
+              </w:rPr>
+              <w:t>5. Competitive Advantage → Market Leadership</w:t>
+            </w:r>
+          </w:p>
+          <w:p>
+            <w:pPr>
+              <w:shd w:val="clear" w:color="auto" w:fill="FFFFFF"/>
+              <w:spacing w:before="480" w:after="240" w:line="450" w:lineRule="atLeast"/>
+              <w:outlineLvl w:val="2"/>
+              <w:rPr>
+                <w:rFonts w:ascii="Segoe UI" w:eastAsia="Times New Roman" w:hAnsi="Segoe UI" w:cs="Segoe UI"/>
+                <w:b/>
+                <w:bCs/>
+                <w:color w:val="0F1115"/>
+                <w:sz w:val="30"/>
+                <w:szCs w:val="30"/>
+                <w:lang w:eastAsia="zh-TW"/>
+              </w:rPr>
+            </w:pPr>
+            <w:r>
+              <w:rPr>
+                <w:rFonts w:ascii="Segoe UI" w:eastAsia="Times New Roman" w:hAnsi="Segoe UI" w:cs="Segoe UI"/>
+                <w:b/>
+                <w:bCs/>
+                <w:color w:val="0F1115"/>
+                <w:sz w:val="30"/>
+                <w:szCs w:val="30"/>
+                <w:lang w:eastAsia="zh-TW"/>
+              </w:rPr>
+              <w:t>Differentiation</w:t>
+            </w:r>
+          </w:p>
+          <w:p>
+            <w:pPr>
+              <w:numPr>
+                <w:ilvl w:val="0"/>
+                <w:numId w:val="46"/>
+              </w:numPr>
+              <w:shd w:val="clear" w:color="auto" w:fill="FFFFFF"/>
+              <w:tabs>
+                <w:tab w:val="clear" w:pos="720"/>
+              </w:tabs>
+              <w:spacing w:before="240" w:after="240"/>
+              <w:ind w:left="0" w:firstLine="0"/>
+              <w:rPr>
+                <w:rFonts w:ascii="Segoe UI" w:eastAsia="Times New Roman" w:hAnsi="Segoe UI" w:cs="Segoe UI"/>
+                <w:color w:val="0F1115"/>
+                <w:lang w:eastAsia="zh-TW"/>
+              </w:rPr>
+            </w:pPr>
+            <w:r>
+              <w:rPr>
+                <w:rFonts w:ascii="Segoe UI" w:eastAsia="Times New Roman" w:hAnsi="Segoe UI" w:cs="Segoe UI"/>
+                <w:color w:val="0F1115"/>
+                <w:lang w:eastAsia="zh-TW"/>
+              </w:rPr>
+              <w:t>In a competitive furniture market, we stand out by:</w:t>
+            </w:r>
+          </w:p>
+          <w:p>
+            <w:pPr>
+              <w:numPr>
+                <w:ilvl w:val="0"/>
+                <w:numId w:val="48"/>
+              </w:numPr>
+              <w:shd w:val="clear" w:color="auto" w:fill="FFFFFF"/>
+              <w:spacing w:before="100" w:beforeAutospacing="1"/>
+              <w:rPr>
+                <w:rFonts w:ascii="Segoe UI" w:eastAsia="Times New Roman" w:hAnsi="Segoe UI" w:cs="Segoe UI"/>
+                <w:color w:val="0F1115"/>
+                <w:lang w:eastAsia="zh-TW"/>
+              </w:rPr>
+            </w:pPr>
+            <w:r>
+              <w:rPr>
+                <w:rFonts w:ascii="Segoe UI" w:eastAsia="Times New Roman" w:hAnsi="Segoe UI" w:cs="Segoe UI"/>
+                <w:b/>
+                <w:bCs/>
+                <w:color w:val="0F1115"/>
+                <w:lang w:eastAsia="zh-TW"/>
+              </w:rPr>
+              <w:t>Offering a better customer experience</w:t>
+            </w:r>
+            <w:r>
+              <w:rPr>
+                <w:rFonts w:ascii="Segoe UI" w:eastAsia="Times New Roman" w:hAnsi="Segoe UI" w:cs="Segoe UI"/>
+                <w:color w:val="0F1115"/>
+                <w:lang w:eastAsia="zh-TW"/>
+              </w:rPr>
+              <w:t> than competitors</w:t>
+            </w:r>
+          </w:p>
+          <w:p>
+            <w:pPr>
+              <w:numPr>
+                <w:ilvl w:val="0"/>
+                <w:numId w:val="48"/>
+              </w:numPr>
+              <w:shd w:val="clear" w:color="auto" w:fill="FFFFFF"/>
+              <w:spacing w:before="100" w:beforeAutospacing="1"/>
+              <w:rPr>
+                <w:rFonts w:ascii="Segoe UI" w:eastAsia="Times New Roman" w:hAnsi="Segoe UI" w:cs="Segoe UI"/>
+                <w:color w:val="0F1115"/>
+                <w:lang w:eastAsia="zh-TW"/>
+              </w:rPr>
+            </w:pPr>
+            <w:r>
+              <w:rPr>
+                <w:rFonts w:ascii="Segoe UI" w:eastAsia="Times New Roman" w:hAnsi="Segoe UI" w:cs="Segoe UI"/>
+                <w:b/>
+                <w:bCs/>
+                <w:color w:val="0F1115"/>
+                <w:lang w:eastAsia="zh-TW"/>
+              </w:rPr>
+              <w:t>Delivering faster, more accurately</w:t>
+            </w:r>
+            <w:r>
+              <w:rPr>
+                <w:rFonts w:ascii="Segoe UI" w:eastAsia="Times New Roman" w:hAnsi="Segoe UI" w:cs="Segoe UI"/>
+                <w:color w:val="0F1115"/>
+                <w:lang w:eastAsia="zh-TW"/>
+              </w:rPr>
+              <w:t> than others</w:t>
+            </w:r>
+          </w:p>
+          <w:p>
+            <w:pPr>
+              <w:numPr>
+                <w:ilvl w:val="0"/>
+                <w:numId w:val="48"/>
+              </w:numPr>
+              <w:shd w:val="clear" w:color="auto" w:fill="FFFFFF"/>
+              <w:spacing w:before="100" w:beforeAutospacing="1"/>
+              <w:rPr>
+                <w:rFonts w:ascii="Segoe UI" w:eastAsia="Times New Roman" w:hAnsi="Segoe UI" w:cs="Segoe UI"/>
+                <w:color w:val="0F1115"/>
+                <w:lang w:eastAsia="zh-TW"/>
+              </w:rPr>
+            </w:pPr>
+            <w:r>
+              <w:rPr>
+                <w:rFonts w:ascii="Segoe UI" w:eastAsia="Times New Roman" w:hAnsi="Segoe UI" w:cs="Segoe UI"/>
+                <w:b/>
+                <w:bCs/>
+                <w:color w:val="0F1115"/>
+                <w:lang w:eastAsia="zh-TW"/>
+              </w:rPr>
+              <w:t>Responding to market changes</w:t>
+            </w:r>
+            <w:r>
+              <w:rPr>
+                <w:rFonts w:ascii="Segoe UI" w:eastAsia="Times New Roman" w:hAnsi="Segoe UI" w:cs="Segoe UI"/>
+                <w:color w:val="0F1115"/>
+                <w:lang w:eastAsia="zh-TW"/>
+              </w:rPr>
+              <w:t> more quickly</w:t>
+            </w:r>
+          </w:p>
+          <w:p>
+            <w:pPr>
+              <w:numPr>
+                <w:ilvl w:val="0"/>
+                <w:numId w:val="48"/>
+              </w:numPr>
+              <w:shd w:val="clear" w:color="auto" w:fill="FFFFFF"/>
+              <w:spacing w:before="100" w:beforeAutospacing="1"/>
+              <w:rPr>
+                <w:rFonts w:ascii="Segoe UI" w:eastAsia="Times New Roman" w:hAnsi="Segoe UI" w:cs="Segoe UI"/>
+                <w:color w:val="0F1115"/>
+                <w:lang w:eastAsia="zh-TW"/>
+              </w:rPr>
+            </w:pPr>
+            <w:r>
+              <w:rPr>
+                <w:rFonts w:ascii="Segoe UI" w:eastAsia="Times New Roman" w:hAnsi="Segoe UI" w:cs="Segoe UI"/>
+                <w:b/>
+                <w:bCs/>
+                <w:color w:val="0F1115"/>
+                <w:lang w:eastAsia="zh-TW"/>
+              </w:rPr>
+              <w:t>Making data-driven decisions</w:t>
+            </w:r>
+            <w:r>
+              <w:rPr>
+                <w:rFonts w:ascii="Segoe UI" w:eastAsia="Times New Roman" w:hAnsi="Segoe UI" w:cs="Segoe UI"/>
+                <w:color w:val="0F1115"/>
+                <w:lang w:eastAsia="zh-TW"/>
+              </w:rPr>
+              <w:t> rather than guessing</w:t>
+            </w:r>
+          </w:p>
+          <w:p>
+            <w:pPr>
+              <w:numPr>
+                <w:ilvl w:val="0"/>
+                <w:numId w:val="46"/>
+              </w:numPr>
+              <w:shd w:val="clear" w:color="auto" w:fill="FFFFFF"/>
+              <w:tabs>
+                <w:tab w:val="clear" w:pos="720"/>
+              </w:tabs>
+              <w:spacing w:before="240" w:after="240"/>
+              <w:ind w:left="0" w:firstLine="0"/>
+              <w:rPr>
+                <w:rFonts w:ascii="Segoe UI" w:eastAsia="Times New Roman" w:hAnsi="Segoe UI" w:cs="Segoe UI"/>
+                <w:color w:val="0F1115"/>
+                <w:lang w:eastAsia="zh-TW"/>
+              </w:rPr>
+            </w:pPr>
+            <w:r>
+              <w:rPr>
+                <w:rFonts w:ascii="Segoe UI" w:eastAsia="Times New Roman" w:hAnsi="Segoe UI" w:cs="Segoe UI"/>
+                <w:b/>
+                <w:bCs/>
+                <w:color w:val="0F1115"/>
+                <w:lang w:eastAsia="zh-TW"/>
+              </w:rPr>
+              <w:t>Profit Impact:</w:t>
+            </w:r>
+            <w:r>
+              <w:rPr>
+                <w:rFonts w:ascii="Segoe UI" w:eastAsia="Times New Roman" w:hAnsi="Segoe UI" w:cs="Segoe UI"/>
+                <w:color w:val="0F1115"/>
+                <w:lang w:eastAsia="zh-TW"/>
+              </w:rPr>
+              <w:t> Companies with superior customer experience grow revenue 4-8% above their market.</w:t>
+            </w:r>
+          </w:p>
+          <w:p>
+            <w:pPr>
+              <w:shd w:val="clear" w:color="auto" w:fill="FFFFFF"/>
+              <w:spacing w:before="480" w:after="240" w:line="450" w:lineRule="atLeast"/>
+              <w:outlineLvl w:val="2"/>
+              <w:rPr>
+                <w:rFonts w:ascii="Segoe UI" w:eastAsia="Times New Roman" w:hAnsi="Segoe UI" w:cs="Segoe UI"/>
+                <w:b/>
+                <w:bCs/>
+                <w:color w:val="0F1115"/>
+                <w:sz w:val="30"/>
+                <w:szCs w:val="30"/>
+                <w:lang w:eastAsia="zh-TW"/>
+              </w:rPr>
+            </w:pPr>
+            <w:r>
+              <w:rPr>
+                <w:rFonts w:ascii="Segoe UI" w:eastAsia="Times New Roman" w:hAnsi="Segoe UI" w:cs="Segoe UI"/>
+                <w:b/>
+                <w:bCs/>
+                <w:color w:val="0F1115"/>
+                <w:sz w:val="30"/>
+                <w:szCs w:val="30"/>
+                <w:lang w:eastAsia="zh-TW"/>
+              </w:rPr>
+              <w:t>Scalability</w:t>
+            </w:r>
+          </w:p>
+          <w:p>
+            <w:pPr>
+              <w:numPr>
+                <w:ilvl w:val="0"/>
+                <w:numId w:val="46"/>
+              </w:numPr>
+              <w:shd w:val="clear" w:color="auto" w:fill="FFFFFF"/>
+              <w:tabs>
+                <w:tab w:val="clear" w:pos="720"/>
+              </w:tabs>
+              <w:spacing w:before="240" w:after="240"/>
+              <w:ind w:left="0" w:firstLine="0"/>
+              <w:rPr>
+                <w:rFonts w:ascii="Segoe UI" w:eastAsia="Times New Roman" w:hAnsi="Segoe UI" w:cs="Segoe UI"/>
+                <w:color w:val="0F1115"/>
+                <w:lang w:eastAsia="zh-TW"/>
+              </w:rPr>
+            </w:pPr>
+            <w:r>
+              <w:rPr>
+                <w:rFonts w:ascii="Segoe UI" w:eastAsia="Times New Roman" w:hAnsi="Segoe UI" w:cs="Segoe UI"/>
+                <w:color w:val="0F1115"/>
+                <w:lang w:eastAsia="zh-TW"/>
+              </w:rPr>
+              <w:t>A centralized system positions us for growth:</w:t>
+            </w:r>
+          </w:p>
+          <w:p>
+            <w:pPr>
+              <w:numPr>
+                <w:ilvl w:val="0"/>
+                <w:numId w:val="49"/>
+              </w:numPr>
+              <w:shd w:val="clear" w:color="auto" w:fill="FFFFFF"/>
+              <w:spacing w:before="100" w:beforeAutospacing="1"/>
+              <w:rPr>
+                <w:rFonts w:ascii="Segoe UI" w:eastAsia="Times New Roman" w:hAnsi="Segoe UI" w:cs="Segoe UI"/>
+                <w:color w:val="0F1115"/>
+                <w:lang w:eastAsia="zh-TW"/>
+              </w:rPr>
+            </w:pPr>
+            <w:r>
+              <w:rPr>
+                <w:rFonts w:ascii="Segoe UI" w:eastAsia="Times New Roman" w:hAnsi="Segoe UI" w:cs="Segoe UI"/>
+                <w:b/>
+                <w:bCs/>
+                <w:color w:val="0F1115"/>
+                <w:lang w:eastAsia="zh-TW"/>
+              </w:rPr>
+              <w:t>Handles increased order volume</w:t>
+            </w:r>
+            <w:r>
+              <w:rPr>
+                <w:rFonts w:ascii="Segoe UI" w:eastAsia="Times New Roman" w:hAnsi="Segoe UI" w:cs="Segoe UI"/>
+                <w:color w:val="0F1115"/>
+                <w:lang w:eastAsia="zh-TW"/>
+              </w:rPr>
+              <w:t> without adding staff</w:t>
+            </w:r>
+          </w:p>
+          <w:p>
+            <w:pPr>
+              <w:numPr>
+                <w:ilvl w:val="0"/>
+                <w:numId w:val="49"/>
+              </w:numPr>
+              <w:shd w:val="clear" w:color="auto" w:fill="FFFFFF"/>
+              <w:spacing w:before="100" w:beforeAutospacing="1"/>
+              <w:rPr>
+                <w:rFonts w:ascii="Segoe UI" w:eastAsia="Times New Roman" w:hAnsi="Segoe UI" w:cs="Segoe UI"/>
+                <w:color w:val="0F1115"/>
+                <w:lang w:eastAsia="zh-TW"/>
+              </w:rPr>
+            </w:pPr>
+            <w:r>
+              <w:rPr>
+                <w:rFonts w:ascii="Segoe UI" w:eastAsia="Times New Roman" w:hAnsi="Segoe UI" w:cs="Segoe UI"/>
+                <w:b/>
+                <w:bCs/>
+                <w:color w:val="0F1115"/>
+                <w:lang w:eastAsia="zh-TW"/>
+              </w:rPr>
+              <w:lastRenderedPageBreak/>
+              <w:t>Supports multiple sales channels</w:t>
+            </w:r>
+            <w:r>
+              <w:rPr>
+                <w:rFonts w:ascii="Segoe UI" w:eastAsia="Times New Roman" w:hAnsi="Segoe UI" w:cs="Segoe UI"/>
+                <w:color w:val="0F1115"/>
+                <w:lang w:eastAsia="zh-TW"/>
+              </w:rPr>
+              <w:t> (website, phone, showroom)</w:t>
+            </w:r>
+          </w:p>
+          <w:p>
+            <w:pPr>
+              <w:numPr>
+                <w:ilvl w:val="0"/>
+                <w:numId w:val="49"/>
+              </w:numPr>
+              <w:shd w:val="clear" w:color="auto" w:fill="FFFFFF"/>
+              <w:spacing w:before="100" w:beforeAutospacing="1"/>
+              <w:rPr>
+                <w:rFonts w:ascii="Segoe UI" w:eastAsia="Times New Roman" w:hAnsi="Segoe UI" w:cs="Segoe UI"/>
+                <w:color w:val="0F1115"/>
+                <w:lang w:eastAsia="zh-TW"/>
+              </w:rPr>
+            </w:pPr>
+            <w:r>
+              <w:rPr>
+                <w:rFonts w:ascii="Segoe UI" w:eastAsia="Times New Roman" w:hAnsi="Segoe UI" w:cs="Segoe UI"/>
+                <w:b/>
+                <w:bCs/>
+                <w:color w:val="0F1115"/>
+                <w:lang w:eastAsia="zh-TW"/>
+              </w:rPr>
+              <w:t>Enables expansion</w:t>
+            </w:r>
+            <w:r>
+              <w:rPr>
+                <w:rFonts w:ascii="Segoe UI" w:eastAsia="Times New Roman" w:hAnsi="Segoe UI" w:cs="Segoe UI"/>
+                <w:color w:val="0F1115"/>
+                <w:lang w:eastAsia="zh-TW"/>
+              </w:rPr>
+              <w:t> to new locations seamlessly</w:t>
+            </w:r>
+          </w:p>
+          <w:p>
+            <w:pPr>
+              <w:numPr>
+                <w:ilvl w:val="0"/>
+                <w:numId w:val="49"/>
+              </w:numPr>
+              <w:shd w:val="clear" w:color="auto" w:fill="FFFFFF"/>
+              <w:spacing w:before="100" w:beforeAutospacing="1"/>
+              <w:rPr>
+                <w:rFonts w:ascii="Segoe UI" w:eastAsia="Times New Roman" w:hAnsi="Segoe UI" w:cs="Segoe UI"/>
+                <w:color w:val="0F1115"/>
+                <w:lang w:eastAsia="zh-TW"/>
+              </w:rPr>
+            </w:pPr>
+            <w:r>
+              <w:rPr>
+                <w:rFonts w:ascii="Segoe UI" w:eastAsia="Times New Roman" w:hAnsi="Segoe UI" w:cs="Segoe UI"/>
+                <w:b/>
+                <w:bCs/>
+                <w:color w:val="0F1115"/>
+                <w:lang w:eastAsia="zh-TW"/>
+              </w:rPr>
+              <w:t>Adapts to new business models</w:t>
+            </w:r>
+            <w:r>
+              <w:rPr>
+                <w:rFonts w:ascii="Segoe UI" w:eastAsia="Times New Roman" w:hAnsi="Segoe UI" w:cs="Segoe UI"/>
+                <w:color w:val="0F1115"/>
+                <w:lang w:eastAsia="zh-TW"/>
+              </w:rPr>
+              <w:t> (subscription, rental, etc.)</w:t>
+            </w:r>
+          </w:p>
+          <w:p>
+            <w:pPr>
+              <w:numPr>
+                <w:ilvl w:val="0"/>
+                <w:numId w:val="46"/>
+              </w:numPr>
+              <w:shd w:val="clear" w:color="auto" w:fill="FFFFFF"/>
+              <w:tabs>
+                <w:tab w:val="clear" w:pos="720"/>
+              </w:tabs>
+              <w:spacing w:before="240" w:after="240"/>
+              <w:ind w:left="0" w:firstLine="0"/>
+              <w:rPr>
+                <w:rFonts w:ascii="Segoe UI" w:eastAsia="Times New Roman" w:hAnsi="Segoe UI" w:cs="Segoe UI"/>
+                <w:color w:val="0F1115"/>
+                <w:lang w:eastAsia="zh-TW"/>
+              </w:rPr>
+            </w:pPr>
+            <w:r>
+              <w:rPr>
+                <w:rFonts w:ascii="Segoe UI" w:eastAsia="Times New Roman" w:hAnsi="Segoe UI" w:cs="Segoe UI"/>
+                <w:b/>
+                <w:bCs/>
+                <w:color w:val="0F1115"/>
+                <w:lang w:eastAsia="zh-TW"/>
+              </w:rPr>
+              <w:t>Profit Impact:</w:t>
+            </w:r>
+            <w:r>
+              <w:rPr>
+                <w:rFonts w:ascii="Segoe UI" w:eastAsia="Times New Roman" w:hAnsi="Segoe UI" w:cs="Segoe UI"/>
+                <w:color w:val="0F1115"/>
+                <w:lang w:eastAsia="zh-TW"/>
+              </w:rPr>
+              <w:t> Scalable systems allow us to grow revenue without proportional increases in overhead—the definition of operating leverage.</w:t>
+            </w:r>
+          </w:p>
+          <w:p>
+            <w:pPr>
+              <w:spacing w:before="480" w:after="480"/>
+              <w:rPr>
+                <w:rFonts w:eastAsia="Times New Roman"/>
+                <w:lang w:eastAsia="zh-TW"/>
+              </w:rPr>
+            </w:pPr>
+            <w:r>
+              <w:rPr>
+                <w:rFonts w:eastAsia="Times New Roman"/>
+                <w:lang w:eastAsia="zh-TW"/>
+              </w:rPr>
+              <w:pict w14:anchorId="0B48F400">
+                <v:rect id="_x0000_i1031" style="width:0;height:.75pt" o:hralign="center" o:hrstd="t" o:hr="t" fillcolor="#a0a0a0" stroked="f"/>
+              </w:pict>
+            </w:r>
+          </w:p>
+          <w:p>
+            <w:pPr>
+              <w:shd w:val="clear" w:color="auto" w:fill="FFFFFF"/>
+              <w:spacing w:before="480" w:after="240" w:line="480" w:lineRule="atLeast"/>
+              <w:outlineLvl w:val="1"/>
+              <w:rPr>
+                <w:rFonts w:ascii="Segoe UI" w:eastAsia="Times New Roman" w:hAnsi="Segoe UI" w:cs="Segoe UI"/>
+                <w:b/>
+                <w:bCs/>
+                <w:color w:val="0F1115"/>
+                <w:sz w:val="33"/>
+                <w:szCs w:val="33"/>
+                <w:lang w:eastAsia="zh-TW"/>
+              </w:rPr>
+            </w:pPr>
+            <w:r>
+              <w:rPr>
+                <w:rFonts w:ascii="Segoe UI" w:eastAsia="Times New Roman" w:hAnsi="Segoe UI" w:cs="Segoe UI"/>
+                <w:b/>
+                <w:bCs/>
+                <w:color w:val="0F1115"/>
+                <w:sz w:val="33"/>
+                <w:szCs w:val="33"/>
+                <w:lang w:eastAsia="zh-TW"/>
+              </w:rPr>
+              <w:t>Financial Projections</w:t>
+            </w:r>
+          </w:p>
+          <w:p>
+            <w:pPr>
+              <w:numPr>
+                <w:ilvl w:val="0"/>
+                <w:numId w:val="46"/>
+              </w:numPr>
+              <w:shd w:val="clear" w:color="auto" w:fill="FFFFFF"/>
+              <w:tabs>
+                <w:tab w:val="clear" w:pos="720"/>
+              </w:tabs>
+              <w:spacing w:before="240" w:after="240"/>
+              <w:ind w:left="0" w:firstLine="0"/>
+              <w:rPr>
+                <w:rFonts w:ascii="Segoe UI" w:eastAsia="Times New Roman" w:hAnsi="Segoe UI" w:cs="Segoe UI"/>
+                <w:color w:val="0F1115"/>
+                <w:lang w:eastAsia="zh-TW"/>
+              </w:rPr>
+            </w:pPr>
+            <w:r>
+              <w:rPr>
+                <w:rFonts w:ascii="Segoe UI" w:eastAsia="Times New Roman" w:hAnsi="Segoe UI" w:cs="Segoe UI"/>
+                <w:color w:val="0F1115"/>
+                <w:lang w:eastAsia="zh-TW"/>
+              </w:rPr>
+              <w:t>Based on industry benchmarks and our specific situation, I project:</w:t>
+            </w:r>
+          </w:p>
+          <w:tbl>
+            <w:tblPr>
+              <w:tblW w:w="9600" w:type="dxa"/>
+              <w:tblCellMar>
+                <w:top w:w="15" w:type="dxa"/>
+                <w:left w:w="15" w:type="dxa"/>
+                <w:bottom w:w="15" w:type="dxa"/>
+                <w:right w:w="15" w:type="dxa"/>
+              </w:tblCellMar>
+              <w:tblLook w:val="04A0" w:firstRow="1" w:lastRow="0" w:firstColumn="1" w:lastColumn="0" w:noHBand="0" w:noVBand="1"/>
+            </w:tblPr>
+            <w:tblGrid>
+              <w:gridCol w:w="6964"/>
+              <w:gridCol w:w="2636"/>
+            </w:tblGrid>
+            <w:tr>
+              <w:trPr>
+                <w:tblHeader/>
+              </w:trPr>
+              <w:tc>
+                <w:tcPr>
+                  <w:tcW w:w="0" w:type="auto"/>
+                  <w:tcBorders>
+                    <w:top w:val="nil"/>
+                  </w:tcBorders>
+                  <w:tcMar>
+                    <w:top w:w="150" w:type="dxa"/>
+                    <w:left w:w="0" w:type="dxa"/>
+                    <w:bottom w:w="150" w:type="dxa"/>
+                    <w:right w:w="240" w:type="dxa"/>
+                  </w:tcMar>
+                  <w:vAlign w:val="center"/>
+                  <w:hideMark/>
+                </w:tcPr>
+                <w:p>
+                  <w:pPr>
+                    <w:spacing w:line="375" w:lineRule="atLeast"/>
+                    <w:rPr>
+                      <w:rFonts w:ascii="Segoe UI" w:eastAsia="Times New Roman" w:hAnsi="Segoe UI" w:cs="Segoe UI"/>
+                      <w:sz w:val="23"/>
+                      <w:szCs w:val="23"/>
+                      <w:lang w:eastAsia="zh-TW"/>
+                    </w:rPr>
+                  </w:pPr>
+                  <w:r>
+                    <w:rPr>
+                      <w:rFonts w:ascii="Segoe UI" w:eastAsia="Times New Roman" w:hAnsi="Segoe UI" w:cs="Segoe UI"/>
+                      <w:sz w:val="23"/>
+                      <w:szCs w:val="23"/>
+                      <w:lang w:eastAsia="zh-TW"/>
+                    </w:rPr>
+                    <w:t>Area</w:t>
+                  </w:r>
+                </w:p>
+              </w:tc>
+              <w:tc>
+                <w:tcPr>
+                  <w:tcW w:w="0" w:type="auto"/>
+                  <w:tcBorders>
+                    <w:top w:val="nil"/>
+                  </w:tcBorders>
+                  <w:tcMar>
+                    <w:top w:w="150" w:type="dxa"/>
+                    <w:left w:w="240" w:type="dxa"/>
+                    <w:bottom w:w="150" w:type="dxa"/>
+                    <w:right w:w="240" w:type="dxa"/>
+                  </w:tcMar>
+                  <w:vAlign w:val="center"/>
+                  <w:hideMark/>
+                </w:tcPr>
+                <w:p>
+                  <w:pPr>
+                    <w:spacing w:line="375" w:lineRule="atLeast"/>
+                    <w:rPr>
+                      <w:rFonts w:ascii="Segoe UI" w:eastAsia="Times New Roman" w:hAnsi="Segoe UI" w:cs="Segoe UI"/>
+                      <w:sz w:val="23"/>
+                      <w:szCs w:val="23"/>
+                      <w:lang w:eastAsia="zh-TW"/>
+                    </w:rPr>
+                  </w:pPr>
+                  <w:r>
+                    <w:rPr>
+                      <w:rFonts w:ascii="Segoe UI" w:eastAsia="Times New Roman" w:hAnsi="Segoe UI" w:cs="Segoe UI"/>
+                      <w:sz w:val="23"/>
+                      <w:szCs w:val="23"/>
+                      <w:lang w:eastAsia="zh-TW"/>
+                    </w:rPr>
+                    <w:t>Annual Impact</w:t>
+                  </w:r>
+                </w:p>
+              </w:tc>
+            </w:tr>
+            <w:tr>
+              <w:tc>
+                <w:tcPr>
+                  <w:tcW w:w="0" w:type="auto"/>
+                  <w:tcMar>
+                    <w:top w:w="150" w:type="dxa"/>
+                    <w:left w:w="0" w:type="dxa"/>
+                    <w:bottom w:w="150" w:type="dxa"/>
+                    <w:right w:w="240" w:type="dxa"/>
+                  </w:tcMar>
+                  <w:vAlign w:val="center"/>
+                  <w:hideMark/>
+                </w:tcPr>
+                <w:p>
+                  <w:pPr>
+                    <w:spacing w:line="375" w:lineRule="atLeast"/>
+                    <w:rPr>
+                      <w:rFonts w:ascii="Segoe UI" w:eastAsia="Times New Roman" w:hAnsi="Segoe UI" w:cs="Segoe UI"/>
+                      <w:sz w:val="23"/>
+                      <w:szCs w:val="23"/>
+                      <w:lang w:eastAsia="zh-TW"/>
+                    </w:rPr>
+                  </w:pPr>
+                  <w:r>
+                    <w:rPr>
+                      <w:rFonts w:ascii="Segoe UI" w:eastAsia="Times New Roman" w:hAnsi="Segoe UI" w:cs="Segoe UI"/>
+                      <w:sz w:val="23"/>
+                      <w:szCs w:val="23"/>
+                      <w:lang w:eastAsia="zh-TW"/>
+                    </w:rPr>
+                    <w:t>Increased Sales (conversion, retention, upselling)</w:t>
+                  </w:r>
+                </w:p>
+              </w:tc>
+              <w:tc>
+                <w:tcPr>
+                  <w:tcW w:w="0" w:type="auto"/>
+                  <w:tcMar>
+                    <w:top w:w="150" w:type="dxa"/>
+                    <w:left w:w="240" w:type="dxa"/>
+                    <w:bottom w:w="150" w:type="dxa"/>
+                    <w:right w:w="0" w:type="dxa"/>
+                  </w:tcMar>
+                  <w:vAlign w:val="center"/>
+                  <w:hideMark/>
+                </w:tcPr>
+                <w:p>
+                  <w:pPr>
+                    <w:spacing w:line="375" w:lineRule="atLeast"/>
+                    <w:rPr>
+                      <w:rFonts w:ascii="Segoe UI" w:eastAsia="Times New Roman" w:hAnsi="Segoe UI" w:cs="Segoe UI"/>
+                      <w:sz w:val="23"/>
+                      <w:szCs w:val="23"/>
+                      <w:lang w:eastAsia="zh-TW"/>
+                    </w:rPr>
+                  </w:pPr>
+                  <w:r>
+                    <w:rPr>
+                      <w:rFonts w:ascii="Segoe UI" w:eastAsia="Times New Roman" w:hAnsi="Segoe UI" w:cs="Segoe UI"/>
+                      <w:sz w:val="23"/>
+                      <w:szCs w:val="23"/>
+                      <w:lang w:eastAsia="zh-TW"/>
+                    </w:rPr>
+                    <w:t>+$250,000</w:t>
+                  </w:r>
+                </w:p>
+              </w:tc>
+            </w:tr>
+            <w:tr>
+              <w:tc>
+                <w:tcPr>
+                  <w:tcW w:w="0" w:type="auto"/>
+                  <w:tcMar>
+                    <w:top w:w="150" w:type="dxa"/>
+                    <w:left w:w="0" w:type="dxa"/>
+                    <w:bottom w:w="150" w:type="dxa"/>
+                    <w:right w:w="240" w:type="dxa"/>
+                  </w:tcMar>
+                  <w:vAlign w:val="center"/>
+                  <w:hideMark/>
+                </w:tcPr>
+                <w:p>
+                  <w:pPr>
+                    <w:spacing w:line="375" w:lineRule="atLeast"/>
+                    <w:rPr>
+                      <w:rFonts w:ascii="Segoe UI" w:eastAsia="Times New Roman" w:hAnsi="Segoe UI" w:cs="Segoe UI"/>
+                      <w:sz w:val="23"/>
+                      <w:szCs w:val="23"/>
+                      <w:lang w:eastAsia="zh-TW"/>
+                    </w:rPr>
+                  </w:pPr>
+                  <w:r>
+                    <w:rPr>
+                      <w:rFonts w:ascii="Segoe UI" w:eastAsia="Times New Roman" w:hAnsi="Segoe UI" w:cs="Segoe UI"/>
+                      <w:sz w:val="23"/>
+                      <w:szCs w:val="23"/>
+                      <w:lang w:eastAsia="zh-TW"/>
+                    </w:rPr>
+                    <w:t>Reduced Inventory Costs</w:t>
+                  </w:r>
+                </w:p>
+              </w:tc>
+              <w:tc>
+                <w:tcPr>
+                  <w:tcW w:w="0" w:type="auto"/>
+                  <w:tcMar>
+                    <w:top w:w="150" w:type="dxa"/>
+                    <w:left w:w="240" w:type="dxa"/>
+                    <w:bottom w:w="150" w:type="dxa"/>
+                    <w:right w:w="0" w:type="dxa"/>
+                  </w:tcMar>
+                  <w:vAlign w:val="center"/>
+                  <w:hideMark/>
+                </w:tcPr>
+                <w:p>
+                  <w:pPr>
+                    <w:spacing w:line="375" w:lineRule="atLeast"/>
+                    <w:rPr>
+                      <w:rFonts w:ascii="Segoe UI" w:eastAsia="Times New Roman" w:hAnsi="Segoe UI" w:cs="Segoe UI"/>
+                      <w:sz w:val="23"/>
+                      <w:szCs w:val="23"/>
+                      <w:lang w:eastAsia="zh-TW"/>
+                    </w:rPr>
+                  </w:pPr>
+                  <w:r>
+                    <w:rPr>
+                      <w:rFonts w:ascii="Segoe UI" w:eastAsia="Times New Roman" w:hAnsi="Segoe UI" w:cs="Segoe UI"/>
+                      <w:sz w:val="23"/>
+                      <w:szCs w:val="23"/>
+                      <w:lang w:eastAsia="zh-TW"/>
+                    </w:rPr>
+                    <w:t>+$60,000</w:t>
+                  </w:r>
+                </w:p>
+              </w:tc>
+            </w:tr>
+            <w:tr>
+              <w:tc>
+                <w:tcPr>
+                  <w:tcW w:w="0" w:type="auto"/>
+                  <w:tcMar>
+                    <w:top w:w="150" w:type="dxa"/>
+                    <w:left w:w="0" w:type="dxa"/>
+                    <w:bottom w:w="150" w:type="dxa"/>
+                    <w:right w:w="240" w:type="dxa"/>
+                  </w:tcMar>
+                  <w:vAlign w:val="center"/>
+                  <w:hideMark/>
+                </w:tcPr>
+                <w:p>
+                  <w:pPr>
+                    <w:spacing w:line="375" w:lineRule="atLeast"/>
+                    <w:rPr>
+                      <w:rFonts w:ascii="Segoe UI" w:eastAsia="Times New Roman" w:hAnsi="Segoe UI" w:cs="Segoe UI"/>
+                      <w:sz w:val="23"/>
+                      <w:szCs w:val="23"/>
+                      <w:lang w:eastAsia="zh-TW"/>
+                    </w:rPr>
+                  </w:pPr>
+                  <w:r>
+                    <w:rPr>
+                      <w:rFonts w:ascii="Segoe UI" w:eastAsia="Times New Roman" w:hAnsi="Segoe UI" w:cs="Segoe UI"/>
+                      <w:sz w:val="23"/>
+                      <w:szCs w:val="23"/>
+                      <w:lang w:eastAsia="zh-TW"/>
+                    </w:rPr>
+                    <w:t>Labor Efficiency Savings</w:t>
+                  </w:r>
+                </w:p>
+              </w:tc>
+              <w:tc>
+                <w:tcPr>
+                  <w:tcW w:w="0" w:type="auto"/>
+                  <w:tcMar>
+                    <w:top w:w="150" w:type="dxa"/>
+                    <w:left w:w="240" w:type="dxa"/>
+                    <w:bottom w:w="150" w:type="dxa"/>
+                    <w:right w:w="0" w:type="dxa"/>
+                  </w:tcMar>
+                  <w:vAlign w:val="center"/>
+                  <w:hideMark/>
+                </w:tcPr>
+                <w:p>
+                  <w:pPr>
+                    <w:spacing w:line="375" w:lineRule="atLeast"/>
+                    <w:rPr>
+                      <w:rFonts w:ascii="Segoe UI" w:eastAsia="Times New Roman" w:hAnsi="Segoe UI" w:cs="Segoe UI"/>
+                      <w:sz w:val="23"/>
+                      <w:szCs w:val="23"/>
+                      <w:lang w:eastAsia="zh-TW"/>
+                    </w:rPr>
+                  </w:pPr>
+                  <w:r>
+                    <w:rPr>
+                      <w:rFonts w:ascii="Segoe UI" w:eastAsia="Times New Roman" w:hAnsi="Segoe UI" w:cs="Segoe UI"/>
+                      <w:sz w:val="23"/>
+                      <w:szCs w:val="23"/>
+                      <w:lang w:eastAsia="zh-TW"/>
+                    </w:rPr>
+                    <w:t>+$45,000</w:t>
+                  </w:r>
+                </w:p>
+              </w:tc>
+            </w:tr>
+            <w:tr>
+              <w:tc>
+                <w:tcPr>
+                  <w:tcW w:w="0" w:type="auto"/>
+                  <w:tcMar>
+                    <w:top w:w="150" w:type="dxa"/>
+                    <w:left w:w="0" w:type="dxa"/>
+                    <w:bottom w:w="150" w:type="dxa"/>
+                    <w:right w:w="240" w:type="dxa"/>
+                  </w:tcMar>
+                  <w:vAlign w:val="center"/>
+                  <w:hideMark/>
+                </w:tcPr>
+                <w:p>
+                  <w:pPr>
+                    <w:spacing w:line="375" w:lineRule="atLeast"/>
+                    <w:rPr>
+                      <w:rFonts w:ascii="Segoe UI" w:eastAsia="Times New Roman" w:hAnsi="Segoe UI" w:cs="Segoe UI"/>
+                      <w:sz w:val="23"/>
+                      <w:szCs w:val="23"/>
+                      <w:lang w:eastAsia="zh-TW"/>
+                    </w:rPr>
+                  </w:pPr>
+                  <w:r>
+                    <w:rPr>
+                      <w:rFonts w:ascii="Segoe UI" w:eastAsia="Times New Roman" w:hAnsi="Segoe UI" w:cs="Segoe UI"/>
+                      <w:sz w:val="23"/>
+                      <w:szCs w:val="23"/>
+                      <w:lang w:eastAsia="zh-TW"/>
+                    </w:rPr>
+                    <w:t>Production Efficiency Gains</w:t>
+                  </w:r>
+                </w:p>
+              </w:tc>
+              <w:tc>
+                <w:tcPr>
+                  <w:tcW w:w="0" w:type="auto"/>
+                  <w:tcMar>
+                    <w:top w:w="150" w:type="dxa"/>
+                    <w:left w:w="240" w:type="dxa"/>
+                    <w:bottom w:w="150" w:type="dxa"/>
+                    <w:right w:w="0" w:type="dxa"/>
+                  </w:tcMar>
+                  <w:vAlign w:val="center"/>
+                  <w:hideMark/>
+                </w:tcPr>
+                <w:p>
+                  <w:pPr>
+                    <w:spacing w:line="375" w:lineRule="atLeast"/>
+                    <w:rPr>
+                      <w:rFonts w:ascii="Segoe UI" w:eastAsia="Times New Roman" w:hAnsi="Segoe UI" w:cs="Segoe UI"/>
+                      <w:sz w:val="23"/>
+                      <w:szCs w:val="23"/>
+                      <w:lang w:eastAsia="zh-TW"/>
+                    </w:rPr>
+                  </w:pPr>
+                  <w:r>
+                    <w:rPr>
+                      <w:rFonts w:ascii="Segoe UI" w:eastAsia="Times New Roman" w:hAnsi="Segoe UI" w:cs="Segoe UI"/>
+                      <w:sz w:val="23"/>
+                      <w:szCs w:val="23"/>
+                      <w:lang w:eastAsia="zh-TW"/>
+                    </w:rPr>
+                    <w:t>+$40,000</w:t>
+                  </w:r>
+                </w:p>
+              </w:tc>
+            </w:tr>
+            <w:tr>
+              <w:tc>
+                <w:tcPr>
+                  <w:tcW w:w="0" w:type="auto"/>
+                  <w:tcMar>
+                    <w:top w:w="150" w:type="dxa"/>
+                    <w:left w:w="0" w:type="dxa"/>
+                    <w:bottom w:w="150" w:type="dxa"/>
+                    <w:right w:w="240" w:type="dxa"/>
+                  </w:tcMar>
+                  <w:vAlign w:val="center"/>
+                  <w:hideMark/>
+                </w:tcPr>
+                <w:p>
+                  <w:pPr>
+                    <w:spacing w:line="375" w:lineRule="atLeast"/>
+                    <w:rPr>
+                      <w:rFonts w:ascii="Segoe UI" w:eastAsia="Times New Roman" w:hAnsi="Segoe UI" w:cs="Segoe UI"/>
+                      <w:sz w:val="23"/>
+                      <w:szCs w:val="23"/>
+                      <w:lang w:eastAsia="zh-TW"/>
+                    </w:rPr>
+                  </w:pPr>
+                  <w:r>
+                    <w:rPr>
+                      <w:rFonts w:ascii="Segoe UI" w:eastAsia="Times New Roman" w:hAnsi="Segoe UI" w:cs="Segoe UI"/>
+                      <w:sz w:val="23"/>
+                      <w:szCs w:val="23"/>
+                      <w:lang w:eastAsia="zh-TW"/>
+                    </w:rPr>
+                    <w:t>Reduced Errors &amp; Returns</w:t>
+                  </w:r>
+                </w:p>
+              </w:tc>
+              <w:tc>
+                <w:tcPr>
+                  <w:tcW w:w="0" w:type="auto"/>
+                  <w:tcMar>
+                    <w:top w:w="150" w:type="dxa"/>
+                    <w:left w:w="240" w:type="dxa"/>
+                    <w:bottom w:w="150" w:type="dxa"/>
+                    <w:right w:w="0" w:type="dxa"/>
+                  </w:tcMar>
+                  <w:vAlign w:val="center"/>
+                  <w:hideMark/>
+                </w:tcPr>
+                <w:p>
+                  <w:pPr>
+                    <w:spacing w:line="375" w:lineRule="atLeast"/>
+                    <w:rPr>
+                      <w:rFonts w:ascii="Segoe UI" w:eastAsia="Times New Roman" w:hAnsi="Segoe UI" w:cs="Segoe UI"/>
+                      <w:sz w:val="23"/>
+                      <w:szCs w:val="23"/>
+                      <w:lang w:eastAsia="zh-TW"/>
+                    </w:rPr>
+                  </w:pPr>
+                  <w:r>
+                    <w:rPr>
+                      <w:rFonts w:ascii="Segoe UI" w:eastAsia="Times New Roman" w:hAnsi="Segoe UI" w:cs="Segoe UI"/>
+                      <w:sz w:val="23"/>
+                      <w:szCs w:val="23"/>
+                      <w:lang w:eastAsia="zh-TW"/>
+                    </w:rPr>
+                    <w:t>+$25,000</w:t>
+                  </w:r>
+                </w:p>
+              </w:tc>
+            </w:tr>
+            <w:tr>
+              <w:tc>
+                <w:tcPr>
+                  <w:tcW w:w="0" w:type="auto"/>
+                  <w:tcMar>
+                    <w:top w:w="150" w:type="dxa"/>
+                    <w:left w:w="0" w:type="dxa"/>
+                    <w:bottom w:w="150" w:type="dxa"/>
+                    <w:right w:w="240" w:type="dxa"/>
+                  </w:tcMar>
+                  <w:vAlign w:val="center"/>
+                  <w:hideMark/>
+                </w:tcPr>
+                <w:p>
+                  <w:pPr>
+                    <w:spacing w:line="375" w:lineRule="atLeast"/>
+                    <w:rPr>
+                      <w:rFonts w:ascii="Segoe UI" w:eastAsia="Times New Roman" w:hAnsi="Segoe UI" w:cs="Segoe UI"/>
+                      <w:sz w:val="23"/>
+                      <w:szCs w:val="23"/>
+                      <w:lang w:eastAsia="zh-TW"/>
+                    </w:rPr>
+                  </w:pPr>
+                  <w:r>
+                    <w:rPr>
+                      <w:rFonts w:ascii="Segoe UI" w:eastAsia="Times New Roman" w:hAnsi="Segoe UI" w:cs="Segoe UI"/>
+                      <w:b/>
+                      <w:bCs/>
+                      <w:sz w:val="23"/>
+                      <w:szCs w:val="23"/>
+                      <w:lang w:eastAsia="zh-TW"/>
+                    </w:rPr>
+                    <w:t>Total Annual Profit Improvement</w:t>
+                  </w:r>
+                </w:p>
+              </w:tc>
+              <w:tc>
+                <w:tcPr>
+                  <w:tcW w:w="0" w:type="auto"/>
+                  <w:tcMar>
+                    <w:top w:w="150" w:type="dxa"/>
+                    <w:left w:w="240" w:type="dxa"/>
+                    <w:bottom w:w="150" w:type="dxa"/>
+                    <w:right w:w="0" w:type="dxa"/>
+                  </w:tcMar>
+                  <w:vAlign w:val="center"/>
+                  <w:hideMark/>
+                </w:tcPr>
+                <w:p>
+                  <w:pPr>
+                    <w:spacing w:line="375" w:lineRule="atLeast"/>
+                    <w:rPr>
+                      <w:rFonts w:ascii="Segoe UI" w:eastAsia="Times New Roman" w:hAnsi="Segoe UI" w:cs="Segoe UI"/>
+                      <w:sz w:val="23"/>
+                      <w:szCs w:val="23"/>
+                      <w:lang w:eastAsia="zh-TW"/>
+                    </w:rPr>
+                  </w:pPr>
+                  <w:r>
+                    <w:rPr>
+                      <w:rFonts w:ascii="Segoe UI" w:eastAsia="Times New Roman" w:hAnsi="Segoe UI" w:cs="Segoe UI"/>
+                      <w:b/>
+                      <w:bCs/>
+                      <w:sz w:val="23"/>
+                      <w:szCs w:val="23"/>
+                      <w:lang w:eastAsia="zh-TW"/>
+                    </w:rPr>
+                    <w:t>+$420,000</w:t>
+                  </w:r>
+                </w:p>
+              </w:tc>
+            </w:tr>
+          </w:tbl>
+          <w:p>
+            <w:pPr>
+              <w:numPr>
+                <w:ilvl w:val="0"/>
+                <w:numId w:val="46"/>
+              </w:numPr>
+              <w:shd w:val="clear" w:color="auto" w:fill="FFFFFF"/>
+              <w:tabs>
+                <w:tab w:val="clear" w:pos="720"/>
+              </w:tabs>
+              <w:spacing w:before="240" w:after="240"/>
+              <w:ind w:left="0" w:firstLine="0"/>
+              <w:rPr>
+                <w:rFonts w:ascii="Segoe UI" w:eastAsia="Times New Roman" w:hAnsi="Segoe UI" w:cs="Segoe UI"/>
+                <w:color w:val="0F1115"/>
+                <w:lang w:eastAsia="zh-TW"/>
+              </w:rPr>
+            </w:pPr>
+            <w:r>
+              <w:rPr>
+                <w:rFonts w:ascii="Segoe UI" w:eastAsia="Times New Roman" w:hAnsi="Segoe UI" w:cs="Segoe UI"/>
+                <w:b/>
+                <w:bCs/>
+                <w:color w:val="0F1115"/>
+                <w:lang w:eastAsia="zh-TW"/>
+              </w:rPr>
+              <w:t>Implementation Cost:</w:t>
+            </w:r>
+            <w:r>
+              <w:rPr>
+                <w:rFonts w:ascii="Segoe UI" w:eastAsia="Times New Roman" w:hAnsi="Segoe UI" w:cs="Segoe UI"/>
+                <w:color w:val="0F1115"/>
+                <w:lang w:eastAsia="zh-TW"/>
+              </w:rPr>
+              <w:t> ~$80,000 (one-time development)</w:t>
+            </w:r>
+            <w:r>
+              <w:rPr>
+                <w:rFonts w:ascii="Segoe UI" w:eastAsia="Times New Roman" w:hAnsi="Segoe UI" w:cs="Segoe UI"/>
+                <w:color w:val="0F1115"/>
+                <w:lang w:eastAsia="zh-TW"/>
+              </w:rPr>
+              <w:br/>
+            </w:r>
+            <w:r>
+              <w:rPr>
+                <w:rFonts w:ascii="Segoe UI" w:eastAsia="Times New Roman" w:hAnsi="Segoe UI" w:cs="Segoe UI"/>
+                <w:b/>
+                <w:bCs/>
+                <w:color w:val="0F1115"/>
+                <w:lang w:eastAsia="zh-TW"/>
+              </w:rPr>
+              <w:t>Payback Period:</w:t>
+            </w:r>
+            <w:r>
+              <w:rPr>
+                <w:rFonts w:ascii="Segoe UI" w:eastAsia="Times New Roman" w:hAnsi="Segoe UI" w:cs="Segoe UI"/>
+                <w:color w:val="0F1115"/>
+                <w:lang w:eastAsia="zh-TW"/>
+              </w:rPr>
+              <w:t> Less than 3 months</w:t>
+            </w:r>
+            <w:r>
+              <w:rPr>
+                <w:rFonts w:ascii="Segoe UI" w:eastAsia="Times New Roman" w:hAnsi="Segoe UI" w:cs="Segoe UI"/>
+                <w:color w:val="0F1115"/>
+                <w:lang w:eastAsia="zh-TW"/>
+              </w:rPr>
+              <w:br/>
+            </w:r>
+            <w:r>
+              <w:rPr>
+                <w:rFonts w:ascii="Segoe UI" w:eastAsia="Times New Roman" w:hAnsi="Segoe UI" w:cs="Segoe UI"/>
+                <w:b/>
+                <w:bCs/>
+                <w:color w:val="0F1115"/>
+                <w:lang w:eastAsia="zh-TW"/>
+              </w:rPr>
+              <w:t>5-Year ROI:</w:t>
+            </w:r>
+            <w:r>
+              <w:rPr>
+                <w:rFonts w:ascii="Segoe UI" w:eastAsia="Times New Roman" w:hAnsi="Segoe UI" w:cs="Segoe UI"/>
+                <w:color w:val="0F1115"/>
+                <w:lang w:eastAsia="zh-TW"/>
+              </w:rPr>
+              <w:t> Over 500%</w:t>
+            </w:r>
+          </w:p>
+          <w:p>
+            <w:pPr>
+              <w:spacing w:before="480" w:after="480"/>
+              <w:rPr>
+                <w:rFonts w:eastAsia="Times New Roman"/>
+                <w:lang w:eastAsia="zh-TW"/>
+              </w:rPr>
+            </w:pPr>
+            <w:r>
+              <w:rPr>
+                <w:rFonts w:eastAsia="Times New Roman"/>
+                <w:lang w:eastAsia="zh-TW"/>
+              </w:rPr>
+              <w:pict w14:anchorId="08C54F03">
+                <v:rect id="_x0000_i1032" style="width:0;height:.75pt" o:hralign="center" o:hrstd="t" o:hr="t" fillcolor="#a0a0a0" stroked="f"/>
+              </w:pict>
+            </w:r>
+          </w:p>
+          <w:p>
+            <w:pPr>
+              <w:shd w:val="clear" w:color="auto" w:fill="FFFFFF"/>
+              <w:spacing w:before="480" w:after="240" w:line="480" w:lineRule="atLeast"/>
+              <w:outlineLvl w:val="1"/>
+              <w:rPr>
+                <w:rFonts w:ascii="Segoe UI" w:eastAsia="Times New Roman" w:hAnsi="Segoe UI" w:cs="Segoe UI"/>
+                <w:b/>
+                <w:bCs/>
+                <w:color w:val="0F1115"/>
+                <w:sz w:val="33"/>
+                <w:szCs w:val="33"/>
+                <w:lang w:eastAsia="zh-TW"/>
+              </w:rPr>
+            </w:pPr>
+            <w:r>
+              <w:rPr>
+                <w:rFonts w:ascii="Segoe UI" w:eastAsia="Times New Roman" w:hAnsi="Segoe UI" w:cs="Segoe UI"/>
+                <w:b/>
+                <w:bCs/>
+                <w:color w:val="0F1115"/>
+                <w:sz w:val="33"/>
+                <w:szCs w:val="33"/>
+                <w:lang w:eastAsia="zh-TW"/>
+              </w:rPr>
+              <w:t>The Bottom Line</w:t>
+            </w:r>
+          </w:p>
+          <w:p>
+            <w:pPr>
+              <w:numPr>
+                <w:ilvl w:val="0"/>
+                <w:numId w:val="46"/>
+              </w:numPr>
+              <w:shd w:val="clear" w:color="auto" w:fill="FFFFFF"/>
+              <w:tabs>
+                <w:tab w:val="clear" w:pos="720"/>
+              </w:tabs>
+              <w:spacing w:before="240" w:after="240"/>
+              <w:ind w:left="0" w:firstLine="0"/>
+              <w:rPr>
+                <w:rFonts w:ascii="Segoe UI" w:eastAsia="Times New Roman" w:hAnsi="Segoe UI" w:cs="Segoe UI"/>
+                <w:color w:val="0F1115"/>
+                <w:lang w:eastAsia="zh-TW"/>
+              </w:rPr>
+            </w:pPr>
+            <w:r>
+              <w:rPr>
+                <w:rFonts w:ascii="Segoe UI" w:eastAsia="Times New Roman" w:hAnsi="Segoe UI" w:cs="Segoe UI"/>
+                <w:color w:val="0F1115"/>
+                <w:lang w:eastAsia="zh-TW"/>
+              </w:rPr>
+              <w:t>As CEO, my responsibility is to ensure Premium Living Furniture not only survives but thrives in an increasingly competitive market. A centralized management system is not an expense—it's an investment that will:</w:t>
+            </w:r>
+          </w:p>
+          <w:p>
+            <w:pPr>
+              <w:numPr>
+                <w:ilvl w:val="0"/>
+                <w:numId w:val="50"/>
+              </w:numPr>
+              <w:shd w:val="clear" w:color="auto" w:fill="FFFFFF"/>
+              <w:spacing w:before="100" w:beforeAutospacing="1"/>
+              <w:rPr>
+                <w:rFonts w:ascii="Segoe UI" w:eastAsia="Times New Roman" w:hAnsi="Segoe UI" w:cs="Segoe UI"/>
+                <w:color w:val="0F1115"/>
+                <w:lang w:eastAsia="zh-TW"/>
+              </w:rPr>
+            </w:pPr>
+            <w:r>
+              <w:rPr>
+                <w:rFonts w:ascii="Segoe UI" w:eastAsia="Times New Roman" w:hAnsi="Segoe UI" w:cs="Segoe UI"/>
+                <w:b/>
+                <w:bCs/>
+                <w:color w:val="0F1115"/>
+                <w:lang w:eastAsia="zh-TW"/>
+              </w:rPr>
+              <w:t>Increase sales</w:t>
+            </w:r>
+            <w:r>
+              <w:rPr>
+                <w:rFonts w:ascii="Segoe UI" w:eastAsia="Times New Roman" w:hAnsi="Segoe UI" w:cs="Segoe UI"/>
+                <w:color w:val="0F1115"/>
+                <w:lang w:eastAsia="zh-TW"/>
+              </w:rPr>
+              <w:t> by giving customers the experience they expect</w:t>
+            </w:r>
+          </w:p>
+          <w:p>
+            <w:pPr>
+              <w:numPr>
+                <w:ilvl w:val="0"/>
+                <w:numId w:val="50"/>
+              </w:numPr>
+              <w:shd w:val="clear" w:color="auto" w:fill="FFFFFF"/>
+              <w:spacing w:before="100" w:beforeAutospacing="1"/>
+              <w:rPr>
+                <w:rFonts w:ascii="Segoe UI" w:eastAsia="Times New Roman" w:hAnsi="Segoe UI" w:cs="Segoe UI"/>
+                <w:color w:val="0F1115"/>
+                <w:lang w:eastAsia="zh-TW"/>
+              </w:rPr>
+            </w:pPr>
+            <w:r>
+              <w:rPr>
+                <w:rFonts w:ascii="Segoe UI" w:eastAsia="Times New Roman" w:hAnsi="Segoe UI" w:cs="Segoe UI"/>
+                <w:b/>
+                <w:bCs/>
+                <w:color w:val="0F1115"/>
+                <w:lang w:eastAsia="zh-TW"/>
+              </w:rPr>
+              <w:t>Reduce costs</w:t>
+            </w:r>
+            <w:r>
+              <w:rPr>
+                <w:rFonts w:ascii="Segoe UI" w:eastAsia="Times New Roman" w:hAnsi="Segoe UI" w:cs="Segoe UI"/>
+                <w:color w:val="0F1115"/>
+                <w:lang w:eastAsia="zh-TW"/>
+              </w:rPr>
+              <w:t> through automation and efficiency</w:t>
+            </w:r>
+          </w:p>
+          <w:p>
+            <w:pPr>
+              <w:numPr>
+                <w:ilvl w:val="0"/>
+                <w:numId w:val="50"/>
+              </w:numPr>
+              <w:shd w:val="clear" w:color="auto" w:fill="FFFFFF"/>
+              <w:spacing w:before="100" w:beforeAutospacing="1"/>
+              <w:rPr>
+                <w:rFonts w:ascii="Segoe UI" w:eastAsia="Times New Roman" w:hAnsi="Segoe UI" w:cs="Segoe UI"/>
+                <w:color w:val="0F1115"/>
+                <w:lang w:eastAsia="zh-TW"/>
+              </w:rPr>
+            </w:pPr>
+            <w:r>
+              <w:rPr>
+                <w:rFonts w:ascii="Segoe UI" w:eastAsia="Times New Roman" w:hAnsi="Segoe UI" w:cs="Segoe UI"/>
+                <w:b/>
+                <w:bCs/>
+                <w:color w:val="0F1115"/>
+                <w:lang w:eastAsia="zh-TW"/>
+              </w:rPr>
+              <w:t>Improve margins</w:t>
+            </w:r>
+            <w:r>
+              <w:rPr>
+                <w:rFonts w:ascii="Segoe UI" w:eastAsia="Times New Roman" w:hAnsi="Segoe UI" w:cs="Segoe UI"/>
+                <w:color w:val="0F1115"/>
+                <w:lang w:eastAsia="zh-TW"/>
+              </w:rPr>
+              <w:t> with data-driven decisions</w:t>
+            </w:r>
+          </w:p>
+          <w:p>
+            <w:pPr>
+              <w:numPr>
+                <w:ilvl w:val="0"/>
+                <w:numId w:val="50"/>
+              </w:numPr>
+              <w:shd w:val="clear" w:color="auto" w:fill="FFFFFF"/>
+              <w:spacing w:before="100" w:beforeAutospacing="1"/>
+              <w:rPr>
+                <w:rFonts w:ascii="Segoe UI" w:eastAsia="Times New Roman" w:hAnsi="Segoe UI" w:cs="Segoe UI"/>
+                <w:color w:val="0F1115"/>
+                <w:lang w:eastAsia="zh-TW"/>
+              </w:rPr>
+            </w:pPr>
+            <w:r>
+              <w:rPr>
+                <w:rFonts w:ascii="Segoe UI" w:eastAsia="Times New Roman" w:hAnsi="Segoe UI" w:cs="Segoe UI"/>
+                <w:b/>
+                <w:bCs/>
+                <w:color w:val="0F1115"/>
+                <w:lang w:eastAsia="zh-TW"/>
+              </w:rPr>
+              <w:t>Position us for growth</w:t>
+            </w:r>
+            <w:r>
+              <w:rPr>
+                <w:rFonts w:ascii="Segoe UI" w:eastAsia="Times New Roman" w:hAnsi="Segoe UI" w:cs="Segoe UI"/>
+                <w:color w:val="0F1115"/>
+                <w:lang w:eastAsia="zh-TW"/>
+              </w:rPr>
+              <w:t> with scalable infrastructure</w:t>
+            </w:r>
+          </w:p>
+          <w:p>
+            <w:pPr>
+              <w:numPr>
+                <w:ilvl w:val="0"/>
+                <w:numId w:val="46"/>
+              </w:numPr>
+              <w:shd w:val="clear" w:color="auto" w:fill="FFFFFF"/>
+              <w:tabs>
+                <w:tab w:val="clear" w:pos="720"/>
+              </w:tabs>
+              <w:spacing w:before="240" w:after="240"/>
+              <w:ind w:left="0" w:firstLine="0"/>
+              <w:rPr>
+                <w:rFonts w:ascii="Segoe UI" w:eastAsia="Times New Roman" w:hAnsi="Segoe UI" w:cs="Segoe UI"/>
+                <w:color w:val="0F1115"/>
+                <w:lang w:eastAsia="zh-TW"/>
+              </w:rPr>
+            </w:pPr>
+            <w:r>
+              <w:rPr>
+                <w:rFonts w:ascii="Segoe UI" w:eastAsia="Times New Roman" w:hAnsi="Segoe UI" w:cs="Segoe UI"/>
+                <w:color w:val="0F1115"/>
+                <w:lang w:eastAsia="zh-TW"/>
+              </w:rPr>
+              <w:lastRenderedPageBreak/>
+              <w:t>The question isn't whether we can afford this system—it's whether we can afford to operate without it.</w:t>
+            </w:r>
+          </w:p>
+          <w:p>
+            <w:pPr>
+              <w:spacing w:before="480" w:after="480"/>
+              <w:rPr>
+                <w:rFonts w:eastAsia="Times New Roman"/>
+                <w:lang w:eastAsia="zh-TW"/>
+              </w:rPr>
+            </w:pPr>
+            <w:r>
+              <w:rPr>
+                <w:rFonts w:eastAsia="Times New Roman"/>
+                <w:lang w:eastAsia="zh-TW"/>
+              </w:rPr>
+              <w:pict w14:anchorId="1474E39C">
+                <v:rect id="_x0000_i1033" style="width:0;height:.75pt" o:hralign="center" o:hrstd="t" o:hr="t" fillcolor="#a0a0a0" stroked="f"/>
+              </w:pict>
+            </w:r>
+          </w:p>
+          <w:p>
+            <w:pPr>
+              <w:numPr>
+                <w:ilvl w:val="0"/>
+                <w:numId w:val="46"/>
+              </w:numPr>
+              <w:shd w:val="clear" w:color="auto" w:fill="FFFFFF"/>
+              <w:tabs>
+                <w:tab w:val="clear" w:pos="720"/>
+              </w:tabs>
+              <w:spacing w:before="240" w:after="100" w:afterAutospacing="1"/>
+              <w:ind w:left="0" w:firstLine="0"/>
+              <w:rPr>
+                <w:rFonts w:ascii="Segoe UI" w:eastAsia="Times New Roman" w:hAnsi="Segoe UI" w:cs="Segoe UI"/>
+                <w:color w:val="0F1115"/>
+                <w:lang w:eastAsia="zh-TW"/>
+              </w:rPr>
+            </w:pPr>
+            <w:r>
+              <w:rPr>
+                <w:rFonts w:ascii="Segoe UI" w:eastAsia="Times New Roman" w:hAnsi="Segoe UI" w:cs="Segoe UI"/>
+                <w:b/>
+                <w:bCs/>
+                <w:color w:val="0F1115"/>
+                <w:lang w:eastAsia="zh-TW"/>
+              </w:rPr>
+              <w:t>John Doe</w:t>
+            </w:r>
+            <w:r>
+              <w:rPr>
+                <w:rFonts w:ascii="Segoe UI" w:eastAsia="Times New Roman" w:hAnsi="Segoe UI" w:cs="Segoe UI"/>
+                <w:color w:val="0F1115"/>
+                <w:lang w:eastAsia="zh-TW"/>
+              </w:rPr>
+              <w:br/>
+              <w:t>Chief Executive Officer</w:t>
+            </w:r>
+            <w:r>
+              <w:rPr>
+                <w:rFonts w:ascii="Segoe UI" w:eastAsia="Times New Roman" w:hAnsi="Segoe UI" w:cs="Segoe UI"/>
+                <w:color w:val="0F1115"/>
+                <w:lang w:eastAsia="zh-TW"/>
+              </w:rPr>
+              <w:br/>
+              <w:t>Premium Living Furniture Co. Ltd.</w:t>
+            </w:r>
+            <w:r>
+              <w:rPr>
+                <w:rFonts w:ascii="Segoe UI" w:eastAsia="Times New Roman" w:hAnsi="Segoe UI" w:cs="Segoe UI"/>
+                <w:color w:val="0F1115"/>
+                <w:lang w:eastAsia="zh-TW"/>
+              </w:rPr>
+              <w:br/>
+              <w:t>March 2026</w:t>
+            </w:r>
+          </w:p>
           <w:p>
             <w:pPr>
               <w:pStyle w:val="Heading1UniversCondensed"/>
@@ -1292,7 +5386,7 @@
 </file>
 
 <file path=word/endnotes.xml><?xml version="1.0" encoding="utf-8"?>
-<w:endnotes xmlns:wpc="http://schemas.microsoft.com/office/word/2010/wordprocessingCanvas" xmlns:cx="http://schemas.microsoft.com/office/drawing/2014/chartex" xmlns:cx1="http://schemas.microsoft.com/office/drawing/2015/9/8/chartex" xmlns:mc="http://schemas.openxmlformats.org/markup-compatibility/2006" xmlns:o="urn:schemas-microsoft-com:office:office" xmlns:r="http://schemas.openxmlformats.org/officeDocument/2006/relationships" xmlns:m="http://schemas.openxmlformats.org/officeDocument/2006/math" xmlns:v="urn:schemas-microsoft-com:vml" xmlns:wp14="http://schemas.microsoft.com/office/word/2010/wordprocessingDrawing" xmlns:wp="http://schemas.openxmlformats.org/drawingml/2006/wordprocessingDrawing" xmlns:w10="urn:schemas-microsoft-com:office:word" xmlns:w="http://schemas.openxmlformats.org/wordprocessingml/2006/main" xmlns:w14="http://schemas.microsoft.com/office/word/2010/wordml" xmlns:w15="http://schemas.microsoft.com/office/word/2012/wordml" xmlns:w16se="http://schemas.microsoft.com/office/word/2015/wordml/symex" xmlns:wpg="http://schemas.microsoft.com/office/word/2010/wordprocessingGroup" xmlns:wpi="http://schemas.microsoft.com/office/word/2010/wordprocessingInk" xmlns:wne="http://schemas.microsoft.com/office/word/2006/wordml" xmlns:wps="http://schemas.microsoft.com/office/word/2010/wordprocessingShape" mc:Ignorable="w14 w15 w16se wp14">
+<w:endnotes xmlns:wpc="http://schemas.microsoft.com/office/word/2010/wordprocessingCanvas" xmlns:cx="http://schemas.microsoft.com/office/drawing/2014/chartex" xmlns:cx1="http://schemas.microsoft.com/office/drawing/2015/9/8/chartex" xmlns:cx2="http://schemas.microsoft.com/office/drawing/2015/10/21/chartex" xmlns:cx3="http://schemas.microsoft.com/office/drawing/2016/5/9/chartex" xmlns:cx4="http://schemas.microsoft.com/office/drawing/2016/5/10/chartex" xmlns:cx5="http://schemas.microsoft.com/office/drawing/2016/5/11/chartex" xmlns:cx6="http://schemas.microsoft.com/office/drawing/2016/5/12/chartex" xmlns:cx7="http://schemas.microsoft.com/office/drawing/2016/5/13/chartex" xmlns:cx8="http://schemas.microsoft.com/office/drawing/2016/5/14/chartex" xmlns:mc="http://schemas.openxmlformats.org/markup-compatibility/2006" xmlns:aink="http://schemas.microsoft.com/office/drawing/2016/ink" xmlns:am3d="http://schemas.microsoft.com/office/drawing/2017/model3d" xmlns:o="urn:schemas-microsoft-com:office:office" xmlns:r="http://schemas.openxmlformats.org/officeDocument/2006/relationships" xmlns:m="http://schemas.openxmlformats.org/officeDocument/2006/math" xmlns:v="urn:schemas-microsoft-com:vml" xmlns:wp14="http://schemas.microsoft.com/office/word/2010/wordprocessingDrawing" xmlns:wp="http://schemas.openxmlformats.org/drawingml/2006/wordprocessingDrawing" xmlns:w10="urn:schemas-microsoft-com:office:word" xmlns:w="http://schemas.openxmlformats.org/wordprocessingml/2006/main" xmlns:w14="http://schemas.microsoft.com/office/word/2010/wordml" xmlns:w15="http://schemas.microsoft.com/office/word/2012/wordml" xmlns:w16cex="http://schemas.microsoft.com/office/word/2018/wordml/cex" xmlns:w16cid="http://schemas.microsoft.com/office/word/2016/wordml/cid" xmlns:w16="http://schemas.microsoft.com/office/word/2018/wordml" xmlns:w16sdtdh="http://schemas.microsoft.com/office/word/2020/wordml/sdtdatahash" xmlns:w16se="http://schemas.microsoft.com/office/word/2015/wordml/symex" xmlns:wpg="http://schemas.microsoft.com/office/word/2010/wordprocessingGroup" xmlns:wpi="http://schemas.microsoft.com/office/word/2010/wordprocessingInk" xmlns:wne="http://schemas.microsoft.com/office/word/2006/wordml" xmlns:wps="http://schemas.microsoft.com/office/word/2010/wordprocessingShape" mc:Ignorable="w14 w15 w16se w16cid w16 w16cex w16sdtdh wp14">
   <w:endnote w:type="separator" w:id="-1">
     <w:p>
       <w:r>
@@ -1314,10 +5408,10 @@
 </file>
 
 <file path=word/footer1.xml><?xml version="1.0" encoding="utf-8"?>
-<w:ftr xmlns:wpc="http://schemas.microsoft.com/office/word/2010/wordprocessingCanvas" xmlns:cx="http://schemas.microsoft.com/office/drawing/2014/chartex" xmlns:cx1="http://schemas.microsoft.com/office/drawing/2015/9/8/chartex" xmlns:mc="http://schemas.openxmlformats.org/markup-compatibility/2006" xmlns:o="urn:schemas-microsoft-com:office:office" xmlns:r="http://schemas.openxmlformats.org/officeDocument/2006/relationships" xmlns:m="http://schemas.openxmlformats.org/officeDocument/2006/math" xmlns:v="urn:schemas-microsoft-com:vml" xmlns:wp14="http://schemas.microsoft.com/office/word/2010/wordprocessingDrawing" xmlns:wp="http://schemas.openxmlformats.org/drawingml/2006/wordprocessingDrawing" xmlns:w10="urn:schemas-microsoft-com:office:word" xmlns:w="http://schemas.openxmlformats.org/wordprocessingml/2006/main" xmlns:w14="http://schemas.microsoft.com/office/word/2010/wordml" xmlns:w15="http://schemas.microsoft.com/office/word/2012/wordml" xmlns:w16se="http://schemas.microsoft.com/office/word/2015/wordml/symex" xmlns:wpg="http://schemas.microsoft.com/office/word/2010/wordprocessingGroup" xmlns:wpi="http://schemas.microsoft.com/office/word/2010/wordprocessingInk" xmlns:wne="http://schemas.microsoft.com/office/word/2006/wordml" xmlns:wps="http://schemas.microsoft.com/office/word/2010/wordprocessingShape" mc:Ignorable="w14 w15 w16se wp14">
+<w:ftr xmlns:wpc="http://schemas.microsoft.com/office/word/2010/wordprocessingCanvas" xmlns:cx="http://schemas.microsoft.com/office/drawing/2014/chartex" xmlns:cx1="http://schemas.microsoft.com/office/drawing/2015/9/8/chartex" xmlns:cx2="http://schemas.microsoft.com/office/drawing/2015/10/21/chartex" xmlns:cx3="http://schemas.microsoft.com/office/drawing/2016/5/9/chartex" xmlns:cx4="http://schemas.microsoft.com/office/drawing/2016/5/10/chartex" xmlns:cx5="http://schemas.microsoft.com/office/drawing/2016/5/11/chartex" xmlns:cx6="http://schemas.microsoft.com/office/drawing/2016/5/12/chartex" xmlns:cx7="http://schemas.microsoft.com/office/drawing/2016/5/13/chartex" xmlns:cx8="http://schemas.microsoft.com/office/drawing/2016/5/14/chartex" xmlns:mc="http://schemas.openxmlformats.org/markup-compatibility/2006" xmlns:aink="http://schemas.microsoft.com/office/drawing/2016/ink" xmlns:am3d="http://schemas.microsoft.com/office/drawing/2017/model3d" xmlns:o="urn:schemas-microsoft-com:office:office" xmlns:r="http://schemas.openxmlformats.org/officeDocument/2006/relationships" xmlns:m="http://schemas.openxmlformats.org/officeDocument/2006/math" xmlns:v="urn:schemas-microsoft-com:vml" xmlns:wp14="http://schemas.microsoft.com/office/word/2010/wordprocessingDrawing" xmlns:wp="http://schemas.openxmlformats.org/drawingml/2006/wordprocessingDrawing" xmlns:w10="urn:schemas-microsoft-com:office:word" xmlns:w="http://schemas.openxmlformats.org/wordprocessingml/2006/main" xmlns:w14="http://schemas.microsoft.com/office/word/2010/wordml" xmlns:w15="http://schemas.microsoft.com/office/word/2012/wordml" xmlns:w16cex="http://schemas.microsoft.com/office/word/2018/wordml/cex" xmlns:w16cid="http://schemas.microsoft.com/office/word/2016/wordml/cid" xmlns:w16="http://schemas.microsoft.com/office/word/2018/wordml" xmlns:w16sdtdh="http://schemas.microsoft.com/office/word/2020/wordml/sdtdatahash" xmlns:w16se="http://schemas.microsoft.com/office/word/2015/wordml/symex" xmlns:wpg="http://schemas.microsoft.com/office/word/2010/wordprocessingGroup" xmlns:wpi="http://schemas.microsoft.com/office/word/2010/wordprocessingInk" xmlns:wne="http://schemas.microsoft.com/office/word/2006/wordml" xmlns:wps="http://schemas.microsoft.com/office/word/2010/wordprocessingShape" mc:Ignorable="w14 w15 w16se w16cid w16 w16cex w16sdtdh wp14">
   <w:p>
     <w:pPr>
-      <w:pStyle w:val="Footer"/>
+      <w:pStyle w:val="a4"/>
       <w:tabs>
         <w:tab w:val="clear" w:pos="4320"/>
         <w:tab w:val="clear" w:pos="8640"/>
@@ -1333,7 +5427,7 @@
   </w:p>
   <w:p>
     <w:pPr>
-      <w:pStyle w:val="Footer"/>
+      <w:pStyle w:val="a4"/>
       <w:tabs>
         <w:tab w:val="clear" w:pos="4320"/>
         <w:tab w:val="clear" w:pos="8640"/>
@@ -1483,7 +5577,7 @@
         <w:sz w:val="18"/>
         <w:szCs w:val="18"/>
       </w:rPr>
-      <w:t>1</w:t>
+      <w:t>7</w:t>
     </w:r>
     <w:r>
       <w:rPr>
@@ -1496,7 +5590,7 @@
   </w:p>
   <w:p>
     <w:pPr>
-      <w:pStyle w:val="Footer"/>
+      <w:pStyle w:val="a4"/>
       <w:tabs>
         <w:tab w:val="clear" w:pos="4320"/>
         <w:tab w:val="clear" w:pos="8640"/>
@@ -1514,7 +5608,7 @@
 </file>
 
 <file path=word/footnotes.xml><?xml version="1.0" encoding="utf-8"?>
-<w:footnotes xmlns:wpc="http://schemas.microsoft.com/office/word/2010/wordprocessingCanvas" xmlns:cx="http://schemas.microsoft.com/office/drawing/2014/chartex" xmlns:cx1="http://schemas.microsoft.com/office/drawing/2015/9/8/chartex" xmlns:mc="http://schemas.openxmlformats.org/markup-compatibility/2006" xmlns:o="urn:schemas-microsoft-com:office:office" xmlns:r="http://schemas.openxmlformats.org/officeDocument/2006/relationships" xmlns:m="http://schemas.openxmlformats.org/officeDocument/2006/math" xmlns:v="urn:schemas-microsoft-com:vml" xmlns:wp14="http://schemas.microsoft.com/office/word/2010/wordprocessingDrawing" xmlns:wp="http://schemas.openxmlformats.org/drawingml/2006/wordprocessingDrawing" xmlns:w10="urn:schemas-microsoft-com:office:word" xmlns:w="http://schemas.openxmlformats.org/wordprocessingml/2006/main" xmlns:w14="http://schemas.microsoft.com/office/word/2010/wordml" xmlns:w15="http://schemas.microsoft.com/office/word/2012/wordml" xmlns:w16se="http://schemas.microsoft.com/office/word/2015/wordml/symex" xmlns:wpg="http://schemas.microsoft.com/office/word/2010/wordprocessingGroup" xmlns:wpi="http://schemas.microsoft.com/office/word/2010/wordprocessingInk" xmlns:wne="http://schemas.microsoft.com/office/word/2006/wordml" xmlns:wps="http://schemas.microsoft.com/office/word/2010/wordprocessingShape" mc:Ignorable="w14 w15 w16se wp14">
+<w:footnotes xmlns:wpc="http://schemas.microsoft.com/office/word/2010/wordprocessingCanvas" xmlns:cx="http://schemas.microsoft.com/office/drawing/2014/chartex" xmlns:cx1="http://schemas.microsoft.com/office/drawing/2015/9/8/chartex" xmlns:cx2="http://schemas.microsoft.com/office/drawing/2015/10/21/chartex" xmlns:cx3="http://schemas.microsoft.com/office/drawing/2016/5/9/chartex" xmlns:cx4="http://schemas.microsoft.com/office/drawing/2016/5/10/chartex" xmlns:cx5="http://schemas.microsoft.com/office/drawing/2016/5/11/chartex" xmlns:cx6="http://schemas.microsoft.com/office/drawing/2016/5/12/chartex" xmlns:cx7="http://schemas.microsoft.com/office/drawing/2016/5/13/chartex" xmlns:cx8="http://schemas.microsoft.com/office/drawing/2016/5/14/chartex" xmlns:mc="http://schemas.openxmlformats.org/markup-compatibility/2006" xmlns:aink="http://schemas.microsoft.com/office/drawing/2016/ink" xmlns:am3d="http://schemas.microsoft.com/office/drawing/2017/model3d" xmlns:o="urn:schemas-microsoft-com:office:office" xmlns:r="http://schemas.openxmlformats.org/officeDocument/2006/relationships" xmlns:m="http://schemas.openxmlformats.org/officeDocument/2006/math" xmlns:v="urn:schemas-microsoft-com:vml" xmlns:wp14="http://schemas.microsoft.com/office/word/2010/wordprocessingDrawing" xmlns:wp="http://schemas.openxmlformats.org/drawingml/2006/wordprocessingDrawing" xmlns:w10="urn:schemas-microsoft-com:office:word" xmlns:w="http://schemas.openxmlformats.org/wordprocessingml/2006/main" xmlns:w14="http://schemas.microsoft.com/office/word/2010/wordml" xmlns:w15="http://schemas.microsoft.com/office/word/2012/wordml" xmlns:w16cex="http://schemas.microsoft.com/office/word/2018/wordml/cex" xmlns:w16cid="http://schemas.microsoft.com/office/word/2016/wordml/cid" xmlns:w16="http://schemas.microsoft.com/office/word/2018/wordml" xmlns:w16sdtdh="http://schemas.microsoft.com/office/word/2020/wordml/sdtdatahash" xmlns:w16se="http://schemas.microsoft.com/office/word/2015/wordml/symex" xmlns:wpg="http://schemas.microsoft.com/office/word/2010/wordprocessingGroup" xmlns:wpi="http://schemas.microsoft.com/office/word/2010/wordprocessingInk" xmlns:wne="http://schemas.microsoft.com/office/word/2006/wordml" xmlns:wps="http://schemas.microsoft.com/office/word/2010/wordprocessingShape" mc:Ignorable="w14 w15 w16se w16cid w16 w16cex w16sdtdh wp14">
   <w:footnote w:type="separator" w:id="-1">
     <w:p>
       <w:r>
@@ -1536,7 +5630,7 @@
 </file>
 
 <file path=word/numbering.xml><?xml version="1.0" encoding="utf-8"?>
-<w:numbering xmlns:wpc="http://schemas.microsoft.com/office/word/2010/wordprocessingCanvas" xmlns:cx="http://schemas.microsoft.com/office/drawing/2014/chartex" xmlns:cx1="http://schemas.microsoft.com/office/drawing/2015/9/8/chartex" xmlns:mc="http://schemas.openxmlformats.org/markup-compatibility/2006" xmlns:o="urn:schemas-microsoft-com:office:office" xmlns:r="http://schemas.openxmlformats.org/officeDocument/2006/relationships" xmlns:m="http://schemas.openxmlformats.org/officeDocument/2006/math" xmlns:v="urn:schemas-microsoft-com:vml" xmlns:wp14="http://schemas.microsoft.com/office/word/2010/wordprocessingDrawing" xmlns:wp="http://schemas.openxmlformats.org/drawingml/2006/wordprocessingDrawing" xmlns:w10="urn:schemas-microsoft-com:office:word" xmlns:w="http://schemas.openxmlformats.org/wordprocessingml/2006/main" xmlns:w14="http://schemas.microsoft.com/office/word/2010/wordml" xmlns:w15="http://schemas.microsoft.com/office/word/2012/wordml" xmlns:w16se="http://schemas.microsoft.com/office/word/2015/wordml/symex" xmlns:wpg="http://schemas.microsoft.com/office/word/2010/wordprocessingGroup" xmlns:wpi="http://schemas.microsoft.com/office/word/2010/wordprocessingInk" xmlns:wne="http://schemas.microsoft.com/office/word/2006/wordml" xmlns:wps="http://schemas.microsoft.com/office/word/2010/wordprocessingShape" mc:Ignorable="w14 w15 w16se wp14">
+<w:numbering xmlns:wpc="http://schemas.microsoft.com/office/word/2010/wordprocessingCanvas" xmlns:cx="http://schemas.microsoft.com/office/drawing/2014/chartex" xmlns:cx1="http://schemas.microsoft.com/office/drawing/2015/9/8/chartex" xmlns:cx2="http://schemas.microsoft.com/office/drawing/2015/10/21/chartex" xmlns:cx3="http://schemas.microsoft.com/office/drawing/2016/5/9/chartex" xmlns:cx4="http://schemas.microsoft.com/office/drawing/2016/5/10/chartex" xmlns:cx5="http://schemas.microsoft.com/office/drawing/2016/5/11/chartex" xmlns:cx6="http://schemas.microsoft.com/office/drawing/2016/5/12/chartex" xmlns:cx7="http://schemas.microsoft.com/office/drawing/2016/5/13/chartex" xmlns:cx8="http://schemas.microsoft.com/office/drawing/2016/5/14/chartex" xmlns:mc="http://schemas.openxmlformats.org/markup-compatibility/2006" xmlns:aink="http://schemas.microsoft.com/office/drawing/2016/ink" xmlns:am3d="http://schemas.microsoft.com/office/drawing/2017/model3d" xmlns:o="urn:schemas-microsoft-com:office:office" xmlns:r="http://schemas.openxmlformats.org/officeDocument/2006/relationships" xmlns:m="http://schemas.openxmlformats.org/officeDocument/2006/math" xmlns:v="urn:schemas-microsoft-com:vml" xmlns:wp14="http://schemas.microsoft.com/office/word/2010/wordprocessingDrawing" xmlns:wp="http://schemas.openxmlformats.org/drawingml/2006/wordprocessingDrawing" xmlns:w10="urn:schemas-microsoft-com:office:word" xmlns:w="http://schemas.openxmlformats.org/wordprocessingml/2006/main" xmlns:w14="http://schemas.microsoft.com/office/word/2010/wordml" xmlns:w15="http://schemas.microsoft.com/office/word/2012/wordml" xmlns:w16cex="http://schemas.microsoft.com/office/word/2018/wordml/cex" xmlns:w16cid="http://schemas.microsoft.com/office/word/2016/wordml/cid" xmlns:w16="http://schemas.microsoft.com/office/word/2018/wordml" xmlns:w16sdtdh="http://schemas.microsoft.com/office/word/2020/wordml/sdtdatahash" xmlns:w16se="http://schemas.microsoft.com/office/word/2015/wordml/symex" xmlns:wpg="http://schemas.microsoft.com/office/word/2010/wordprocessingGroup" xmlns:wpi="http://schemas.microsoft.com/office/word/2010/wordprocessingInk" xmlns:wne="http://schemas.microsoft.com/office/word/2006/wordml" xmlns:wps="http://schemas.microsoft.com/office/word/2010/wordprocessingShape" mc:Ignorable="w14 w15 w16se w16cid w16 w16cex w16sdtdh wp14">
   <w:abstractNum w:abstractNumId="0" w15:restartNumberingAfterBreak="0">
     <w:nsid w:val="01425D35"/>
     <w:multiLevelType w:val="hybridMultilevel"/>
@@ -1627,6 +5721,155 @@
     </w:lvl>
   </w:abstractNum>
   <w:abstractNum w:abstractNumId="1" w15:restartNumberingAfterBreak="0">
+    <w:nsid w:val="031B5B63"/>
+    <w:multiLevelType w:val="multilevel"/>
+    <w:tmpl w:val="73CE1BFC"/>
+    <w:lvl w:ilvl="0">
+      <w:start w:val="1"/>
+      <w:numFmt w:val="bullet"/>
+      <w:lvlText w:val=""/>
+      <w:lvlJc w:val="left"/>
+      <w:pPr>
+        <w:tabs>
+          <w:tab w:val="num" w:pos="720"/>
+        </w:tabs>
+        <w:ind w:left="720" w:hanging="360"/>
+      </w:pPr>
+      <w:rPr>
+        <w:rFonts w:ascii="Symbol" w:hAnsi="Symbol" w:hint="default"/>
+        <w:sz w:val="20"/>
+      </w:rPr>
+    </w:lvl>
+    <w:lvl w:ilvl="1" w:tentative="1">
+      <w:start w:val="1"/>
+      <w:numFmt w:val="bullet"/>
+      <w:lvlText w:val="o"/>
+      <w:lvlJc w:val="left"/>
+      <w:pPr>
+        <w:tabs>
+          <w:tab w:val="num" w:pos="1440"/>
+        </w:tabs>
+        <w:ind w:left="1440" w:hanging="360"/>
+      </w:pPr>
+      <w:rPr>
+        <w:rFonts w:ascii="Courier New" w:hAnsi="Courier New" w:hint="default"/>
+        <w:sz w:val="20"/>
+      </w:rPr>
+    </w:lvl>
+    <w:lvl w:ilvl="2" w:tentative="1">
+      <w:start w:val="1"/>
+      <w:numFmt w:val="bullet"/>
+      <w:lvlText w:val=""/>
+      <w:lvlJc w:val="left"/>
+      <w:pPr>
+        <w:tabs>
+          <w:tab w:val="num" w:pos="2160"/>
+        </w:tabs>
+        <w:ind w:left="2160" w:hanging="360"/>
+      </w:pPr>
+      <w:rPr>
+        <w:rFonts w:ascii="Wingdings" w:hAnsi="Wingdings" w:hint="default"/>
+        <w:sz w:val="20"/>
+      </w:rPr>
+    </w:lvl>
+    <w:lvl w:ilvl="3" w:tentative="1">
+      <w:start w:val="1"/>
+      <w:numFmt w:val="bullet"/>
+      <w:lvlText w:val=""/>
+      <w:lvlJc w:val="left"/>
+      <w:pPr>
+        <w:tabs>
+          <w:tab w:val="num" w:pos="2880"/>
+        </w:tabs>
+        <w:ind w:left="2880" w:hanging="360"/>
+      </w:pPr>
+      <w:rPr>
+        <w:rFonts w:ascii="Wingdings" w:hAnsi="Wingdings" w:hint="default"/>
+        <w:sz w:val="20"/>
+      </w:rPr>
+    </w:lvl>
+    <w:lvl w:ilvl="4" w:tentative="1">
+      <w:start w:val="1"/>
+      <w:numFmt w:val="bullet"/>
+      <w:lvlText w:val=""/>
+      <w:lvlJc w:val="left"/>
+      <w:pPr>
+        <w:tabs>
+          <w:tab w:val="num" w:pos="3600"/>
+        </w:tabs>
+        <w:ind w:left="3600" w:hanging="360"/>
+      </w:pPr>
+      <w:rPr>
+        <w:rFonts w:ascii="Wingdings" w:hAnsi="Wingdings" w:hint="default"/>
+        <w:sz w:val="20"/>
+      </w:rPr>
+    </w:lvl>
+    <w:lvl w:ilvl="5" w:tentative="1">
+      <w:start w:val="1"/>
+      <w:numFmt w:val="bullet"/>
+      <w:lvlText w:val=""/>
+      <w:lvlJc w:val="left"/>
+      <w:pPr>
+        <w:tabs>
+          <w:tab w:val="num" w:pos="4320"/>
+        </w:tabs>
+        <w:ind w:left="4320" w:hanging="360"/>
+      </w:pPr>
+      <w:rPr>
+        <w:rFonts w:ascii="Wingdings" w:hAnsi="Wingdings" w:hint="default"/>
+        <w:sz w:val="20"/>
+      </w:rPr>
+    </w:lvl>
+    <w:lvl w:ilvl="6" w:tentative="1">
+      <w:start w:val="1"/>
+      <w:numFmt w:val="bullet"/>
+      <w:lvlText w:val=""/>
+      <w:lvlJc w:val="left"/>
+      <w:pPr>
+        <w:tabs>
+          <w:tab w:val="num" w:pos="5040"/>
+        </w:tabs>
+        <w:ind w:left="5040" w:hanging="360"/>
+      </w:pPr>
+      <w:rPr>
+        <w:rFonts w:ascii="Wingdings" w:hAnsi="Wingdings" w:hint="default"/>
+        <w:sz w:val="20"/>
+      </w:rPr>
+    </w:lvl>
+    <w:lvl w:ilvl="7" w:tentative="1">
+      <w:start w:val="1"/>
+      <w:numFmt w:val="bullet"/>
+      <w:lvlText w:val=""/>
+      <w:lvlJc w:val="left"/>
+      <w:pPr>
+        <w:tabs>
+          <w:tab w:val="num" w:pos="5760"/>
+        </w:tabs>
+        <w:ind w:left="5760" w:hanging="360"/>
+      </w:pPr>
+      <w:rPr>
+        <w:rFonts w:ascii="Wingdings" w:hAnsi="Wingdings" w:hint="default"/>
+        <w:sz w:val="20"/>
+      </w:rPr>
+    </w:lvl>
+    <w:lvl w:ilvl="8" w:tentative="1">
+      <w:start w:val="1"/>
+      <w:numFmt w:val="bullet"/>
+      <w:lvlText w:val=""/>
+      <w:lvlJc w:val="left"/>
+      <w:pPr>
+        <w:tabs>
+          <w:tab w:val="num" w:pos="6480"/>
+        </w:tabs>
+        <w:ind w:left="6480" w:hanging="360"/>
+      </w:pPr>
+      <w:rPr>
+        <w:rFonts w:ascii="Wingdings" w:hAnsi="Wingdings" w:hint="default"/>
+        <w:sz w:val="20"/>
+      </w:rPr>
+    </w:lvl>
+  </w:abstractNum>
+  <w:abstractNum w:abstractNumId="2" w15:restartNumberingAfterBreak="0">
     <w:nsid w:val="037A1C6B"/>
     <w:multiLevelType w:val="hybridMultilevel"/>
     <w:tmpl w:val="ED5A5942"/>
@@ -1712,7 +5955,7 @@
       </w:pPr>
     </w:lvl>
   </w:abstractNum>
-  <w:abstractNum w:abstractNumId="2" w15:restartNumberingAfterBreak="0">
+  <w:abstractNum w:abstractNumId="3" w15:restartNumberingAfterBreak="0">
     <w:nsid w:val="08EF797B"/>
     <w:multiLevelType w:val="hybridMultilevel"/>
     <w:tmpl w:val="0116F41A"/>
@@ -1801,7 +6044,7 @@
       </w:pPr>
     </w:lvl>
   </w:abstractNum>
-  <w:abstractNum w:abstractNumId="3" w15:restartNumberingAfterBreak="0">
+  <w:abstractNum w:abstractNumId="4" w15:restartNumberingAfterBreak="0">
     <w:nsid w:val="0A2311A9"/>
     <w:multiLevelType w:val="hybridMultilevel"/>
     <w:tmpl w:val="22B0139A"/>
@@ -1890,7 +6133,120 @@
       </w:pPr>
     </w:lvl>
   </w:abstractNum>
-  <w:abstractNum w:abstractNumId="4" w15:restartNumberingAfterBreak="0">
+  <w:abstractNum w:abstractNumId="5" w15:restartNumberingAfterBreak="0">
+    <w:nsid w:val="0B92103E"/>
+    <w:multiLevelType w:val="multilevel"/>
+    <w:tmpl w:val="AFEC6DE0"/>
+    <w:lvl w:ilvl="0">
+      <w:start w:val="1"/>
+      <w:numFmt w:val="decimal"/>
+      <w:lvlText w:val="%1."/>
+      <w:lvlJc w:val="left"/>
+      <w:pPr>
+        <w:tabs>
+          <w:tab w:val="num" w:pos="720"/>
+        </w:tabs>
+        <w:ind w:left="720" w:hanging="360"/>
+      </w:pPr>
+    </w:lvl>
+    <w:lvl w:ilvl="1" w:tentative="1">
+      <w:start w:val="1"/>
+      <w:numFmt w:val="decimal"/>
+      <w:lvlText w:val="%2."/>
+      <w:lvlJc w:val="left"/>
+      <w:pPr>
+        <w:tabs>
+          <w:tab w:val="num" w:pos="1440"/>
+        </w:tabs>
+        <w:ind w:left="1440" w:hanging="360"/>
+      </w:pPr>
+    </w:lvl>
+    <w:lvl w:ilvl="2" w:tentative="1">
+      <w:start w:val="1"/>
+      <w:numFmt w:val="decimal"/>
+      <w:lvlText w:val="%3."/>
+      <w:lvlJc w:val="left"/>
+      <w:pPr>
+        <w:tabs>
+          <w:tab w:val="num" w:pos="2160"/>
+        </w:tabs>
+        <w:ind w:left="2160" w:hanging="360"/>
+      </w:pPr>
+    </w:lvl>
+    <w:lvl w:ilvl="3" w:tentative="1">
+      <w:start w:val="1"/>
+      <w:numFmt w:val="decimal"/>
+      <w:lvlText w:val="%4."/>
+      <w:lvlJc w:val="left"/>
+      <w:pPr>
+        <w:tabs>
+          <w:tab w:val="num" w:pos="2880"/>
+        </w:tabs>
+        <w:ind w:left="2880" w:hanging="360"/>
+      </w:pPr>
+    </w:lvl>
+    <w:lvl w:ilvl="4" w:tentative="1">
+      <w:start w:val="1"/>
+      <w:numFmt w:val="decimal"/>
+      <w:lvlText w:val="%5."/>
+      <w:lvlJc w:val="left"/>
+      <w:pPr>
+        <w:tabs>
+          <w:tab w:val="num" w:pos="3600"/>
+        </w:tabs>
+        <w:ind w:left="3600" w:hanging="360"/>
+      </w:pPr>
+    </w:lvl>
+    <w:lvl w:ilvl="5" w:tentative="1">
+      <w:start w:val="1"/>
+      <w:numFmt w:val="decimal"/>
+      <w:lvlText w:val="%6."/>
+      <w:lvlJc w:val="left"/>
+      <w:pPr>
+        <w:tabs>
+          <w:tab w:val="num" w:pos="4320"/>
+        </w:tabs>
+        <w:ind w:left="4320" w:hanging="360"/>
+      </w:pPr>
+    </w:lvl>
+    <w:lvl w:ilvl="6" w:tentative="1">
+      <w:start w:val="1"/>
+      <w:numFmt w:val="decimal"/>
+      <w:lvlText w:val="%7."/>
+      <w:lvlJc w:val="left"/>
+      <w:pPr>
+        <w:tabs>
+          <w:tab w:val="num" w:pos="5040"/>
+        </w:tabs>
+        <w:ind w:left="5040" w:hanging="360"/>
+      </w:pPr>
+    </w:lvl>
+    <w:lvl w:ilvl="7" w:tentative="1">
+      <w:start w:val="1"/>
+      <w:numFmt w:val="decimal"/>
+      <w:lvlText w:val="%8."/>
+      <w:lvlJc w:val="left"/>
+      <w:pPr>
+        <w:tabs>
+          <w:tab w:val="num" w:pos="5760"/>
+        </w:tabs>
+        <w:ind w:left="5760" w:hanging="360"/>
+      </w:pPr>
+    </w:lvl>
+    <w:lvl w:ilvl="8" w:tentative="1">
+      <w:start w:val="1"/>
+      <w:numFmt w:val="decimal"/>
+      <w:lvlText w:val="%9."/>
+      <w:lvlJc w:val="left"/>
+      <w:pPr>
+        <w:tabs>
+          <w:tab w:val="num" w:pos="6480"/>
+        </w:tabs>
+        <w:ind w:left="6480" w:hanging="360"/>
+      </w:pPr>
+    </w:lvl>
+  </w:abstractNum>
+  <w:abstractNum w:abstractNumId="6" w15:restartNumberingAfterBreak="0">
     <w:nsid w:val="0E101E29"/>
     <w:multiLevelType w:val="hybridMultilevel"/>
     <w:tmpl w:val="28882D6E"/>
@@ -1979,7 +6335,7 @@
       </w:pPr>
     </w:lvl>
   </w:abstractNum>
-  <w:abstractNum w:abstractNumId="5" w15:restartNumberingAfterBreak="0">
+  <w:abstractNum w:abstractNumId="7" w15:restartNumberingAfterBreak="0">
     <w:nsid w:val="0E8C5124"/>
     <w:multiLevelType w:val="hybridMultilevel"/>
     <w:tmpl w:val="C484A95C"/>
@@ -2092,7 +6448,156 @@
       </w:rPr>
     </w:lvl>
   </w:abstractNum>
-  <w:abstractNum w:abstractNumId="6" w15:restartNumberingAfterBreak="0">
+  <w:abstractNum w:abstractNumId="8" w15:restartNumberingAfterBreak="0">
+    <w:nsid w:val="123B1ABA"/>
+    <w:multiLevelType w:val="multilevel"/>
+    <w:tmpl w:val="22100E62"/>
+    <w:lvl w:ilvl="0">
+      <w:start w:val="1"/>
+      <w:numFmt w:val="bullet"/>
+      <w:lvlText w:val=""/>
+      <w:lvlJc w:val="left"/>
+      <w:pPr>
+        <w:tabs>
+          <w:tab w:val="num" w:pos="720"/>
+        </w:tabs>
+        <w:ind w:left="720" w:hanging="360"/>
+      </w:pPr>
+      <w:rPr>
+        <w:rFonts w:ascii="Symbol" w:hAnsi="Symbol" w:hint="default"/>
+        <w:sz w:val="20"/>
+      </w:rPr>
+    </w:lvl>
+    <w:lvl w:ilvl="1" w:tentative="1">
+      <w:start w:val="1"/>
+      <w:numFmt w:val="bullet"/>
+      <w:lvlText w:val="o"/>
+      <w:lvlJc w:val="left"/>
+      <w:pPr>
+        <w:tabs>
+          <w:tab w:val="num" w:pos="1440"/>
+        </w:tabs>
+        <w:ind w:left="1440" w:hanging="360"/>
+      </w:pPr>
+      <w:rPr>
+        <w:rFonts w:ascii="Courier New" w:hAnsi="Courier New" w:hint="default"/>
+        <w:sz w:val="20"/>
+      </w:rPr>
+    </w:lvl>
+    <w:lvl w:ilvl="2" w:tentative="1">
+      <w:start w:val="1"/>
+      <w:numFmt w:val="bullet"/>
+      <w:lvlText w:val=""/>
+      <w:lvlJc w:val="left"/>
+      <w:pPr>
+        <w:tabs>
+          <w:tab w:val="num" w:pos="2160"/>
+        </w:tabs>
+        <w:ind w:left="2160" w:hanging="360"/>
+      </w:pPr>
+      <w:rPr>
+        <w:rFonts w:ascii="Wingdings" w:hAnsi="Wingdings" w:hint="default"/>
+        <w:sz w:val="20"/>
+      </w:rPr>
+    </w:lvl>
+    <w:lvl w:ilvl="3" w:tentative="1">
+      <w:start w:val="1"/>
+      <w:numFmt w:val="bullet"/>
+      <w:lvlText w:val=""/>
+      <w:lvlJc w:val="left"/>
+      <w:pPr>
+        <w:tabs>
+          <w:tab w:val="num" w:pos="2880"/>
+        </w:tabs>
+        <w:ind w:left="2880" w:hanging="360"/>
+      </w:pPr>
+      <w:rPr>
+        <w:rFonts w:ascii="Wingdings" w:hAnsi="Wingdings" w:hint="default"/>
+        <w:sz w:val="20"/>
+      </w:rPr>
+    </w:lvl>
+    <w:lvl w:ilvl="4" w:tentative="1">
+      <w:start w:val="1"/>
+      <w:numFmt w:val="bullet"/>
+      <w:lvlText w:val=""/>
+      <w:lvlJc w:val="left"/>
+      <w:pPr>
+        <w:tabs>
+          <w:tab w:val="num" w:pos="3600"/>
+        </w:tabs>
+        <w:ind w:left="3600" w:hanging="360"/>
+      </w:pPr>
+      <w:rPr>
+        <w:rFonts w:ascii="Wingdings" w:hAnsi="Wingdings" w:hint="default"/>
+        <w:sz w:val="20"/>
+      </w:rPr>
+    </w:lvl>
+    <w:lvl w:ilvl="5" w:tentative="1">
+      <w:start w:val="1"/>
+      <w:numFmt w:val="bullet"/>
+      <w:lvlText w:val=""/>
+      <w:lvlJc w:val="left"/>
+      <w:pPr>
+        <w:tabs>
+          <w:tab w:val="num" w:pos="4320"/>
+        </w:tabs>
+        <w:ind w:left="4320" w:hanging="360"/>
+      </w:pPr>
+      <w:rPr>
+        <w:rFonts w:ascii="Wingdings" w:hAnsi="Wingdings" w:hint="default"/>
+        <w:sz w:val="20"/>
+      </w:rPr>
+    </w:lvl>
+    <w:lvl w:ilvl="6" w:tentative="1">
+      <w:start w:val="1"/>
+      <w:numFmt w:val="bullet"/>
+      <w:lvlText w:val=""/>
+      <w:lvlJc w:val="left"/>
+      <w:pPr>
+        <w:tabs>
+          <w:tab w:val="num" w:pos="5040"/>
+        </w:tabs>
+        <w:ind w:left="5040" w:hanging="360"/>
+      </w:pPr>
+      <w:rPr>
+        <w:rFonts w:ascii="Wingdings" w:hAnsi="Wingdings" w:hint="default"/>
+        <w:sz w:val="20"/>
+      </w:rPr>
+    </w:lvl>
+    <w:lvl w:ilvl="7" w:tentative="1">
+      <w:start w:val="1"/>
+      <w:numFmt w:val="bullet"/>
+      <w:lvlText w:val=""/>
+      <w:lvlJc w:val="left"/>
+      <w:pPr>
+        <w:tabs>
+          <w:tab w:val="num" w:pos="5760"/>
+        </w:tabs>
+        <w:ind w:left="5760" w:hanging="360"/>
+      </w:pPr>
+      <w:rPr>
+        <w:rFonts w:ascii="Wingdings" w:hAnsi="Wingdings" w:hint="default"/>
+        <w:sz w:val="20"/>
+      </w:rPr>
+    </w:lvl>
+    <w:lvl w:ilvl="8" w:tentative="1">
+      <w:start w:val="1"/>
+      <w:numFmt w:val="bullet"/>
+      <w:lvlText w:val=""/>
+      <w:lvlJc w:val="left"/>
+      <w:pPr>
+        <w:tabs>
+          <w:tab w:val="num" w:pos="6480"/>
+        </w:tabs>
+        <w:ind w:left="6480" w:hanging="360"/>
+      </w:pPr>
+      <w:rPr>
+        <w:rFonts w:ascii="Wingdings" w:hAnsi="Wingdings" w:hint="default"/>
+        <w:sz w:val="20"/>
+      </w:rPr>
+    </w:lvl>
+  </w:abstractNum>
+  <w:abstractNum w:abstractNumId="9" w15:restartNumberingAfterBreak="0">
     <w:nsid w:val="12905A15"/>
     <w:multiLevelType w:val="hybridMultilevel"/>
     <w:tmpl w:val="4078C5B0"/>
@@ -2181,7 +6686,156 @@
       </w:pPr>
     </w:lvl>
   </w:abstractNum>
-  <w:abstractNum w:abstractNumId="7" w15:restartNumberingAfterBreak="0">
+  <w:abstractNum w:abstractNumId="10" w15:restartNumberingAfterBreak="0">
+    <w:nsid w:val="18373BC4"/>
+    <w:multiLevelType w:val="multilevel"/>
+    <w:tmpl w:val="0900C7AC"/>
+    <w:lvl w:ilvl="0">
+      <w:start w:val="1"/>
+      <w:numFmt w:val="bullet"/>
+      <w:lvlText w:val=""/>
+      <w:lvlJc w:val="left"/>
+      <w:pPr>
+        <w:tabs>
+          <w:tab w:val="num" w:pos="720"/>
+        </w:tabs>
+        <w:ind w:left="720" w:hanging="360"/>
+      </w:pPr>
+      <w:rPr>
+        <w:rFonts w:ascii="Symbol" w:hAnsi="Symbol" w:hint="default"/>
+        <w:sz w:val="20"/>
+      </w:rPr>
+    </w:lvl>
+    <w:lvl w:ilvl="1" w:tentative="1">
+      <w:start w:val="1"/>
+      <w:numFmt w:val="bullet"/>
+      <w:lvlText w:val="o"/>
+      <w:lvlJc w:val="left"/>
+      <w:pPr>
+        <w:tabs>
+          <w:tab w:val="num" w:pos="1440"/>
+        </w:tabs>
+        <w:ind w:left="1440" w:hanging="360"/>
+      </w:pPr>
+      <w:rPr>
+        <w:rFonts w:ascii="Courier New" w:hAnsi="Courier New" w:hint="default"/>
+        <w:sz w:val="20"/>
+      </w:rPr>
+    </w:lvl>
+    <w:lvl w:ilvl="2" w:tentative="1">
+      <w:start w:val="1"/>
+      <w:numFmt w:val="bullet"/>
+      <w:lvlText w:val=""/>
+      <w:lvlJc w:val="left"/>
+      <w:pPr>
+        <w:tabs>
+          <w:tab w:val="num" w:pos="2160"/>
+        </w:tabs>
+        <w:ind w:left="2160" w:hanging="360"/>
+      </w:pPr>
+      <w:rPr>
+        <w:rFonts w:ascii="Wingdings" w:hAnsi="Wingdings" w:hint="default"/>
+        <w:sz w:val="20"/>
+      </w:rPr>
+    </w:lvl>
+    <w:lvl w:ilvl="3" w:tentative="1">
+      <w:start w:val="1"/>
+      <w:numFmt w:val="bullet"/>
+      <w:lvlText w:val=""/>
+      <w:lvlJc w:val="left"/>
+      <w:pPr>
+        <w:tabs>
+          <w:tab w:val="num" w:pos="2880"/>
+        </w:tabs>
+        <w:ind w:left="2880" w:hanging="360"/>
+      </w:pPr>
+      <w:rPr>
+        <w:rFonts w:ascii="Wingdings" w:hAnsi="Wingdings" w:hint="default"/>
+        <w:sz w:val="20"/>
+      </w:rPr>
+    </w:lvl>
+    <w:lvl w:ilvl="4" w:tentative="1">
+      <w:start w:val="1"/>
+      <w:numFmt w:val="bullet"/>
+      <w:lvlText w:val=""/>
+      <w:lvlJc w:val="left"/>
+      <w:pPr>
+        <w:tabs>
+          <w:tab w:val="num" w:pos="3600"/>
+        </w:tabs>
+        <w:ind w:left="3600" w:hanging="360"/>
+      </w:pPr>
+      <w:rPr>
+        <w:rFonts w:ascii="Wingdings" w:hAnsi="Wingdings" w:hint="default"/>
+        <w:sz w:val="20"/>
+      </w:rPr>
+    </w:lvl>
+    <w:lvl w:ilvl="5" w:tentative="1">
+      <w:start w:val="1"/>
+      <w:numFmt w:val="bullet"/>
+      <w:lvlText w:val=""/>
+      <w:lvlJc w:val="left"/>
+      <w:pPr>
+        <w:tabs>
+          <w:tab w:val="num" w:pos="4320"/>
+        </w:tabs>
+        <w:ind w:left="4320" w:hanging="360"/>
+      </w:pPr>
+      <w:rPr>
+        <w:rFonts w:ascii="Wingdings" w:hAnsi="Wingdings" w:hint="default"/>
+        <w:sz w:val="20"/>
+      </w:rPr>
+    </w:lvl>
+    <w:lvl w:ilvl="6" w:tentative="1">
+      <w:start w:val="1"/>
+      <w:numFmt w:val="bullet"/>
+      <w:lvlText w:val=""/>
+      <w:lvlJc w:val="left"/>
+      <w:pPr>
+        <w:tabs>
+          <w:tab w:val="num" w:pos="5040"/>
+        </w:tabs>
+        <w:ind w:left="5040" w:hanging="360"/>
+      </w:pPr>
+      <w:rPr>
+        <w:rFonts w:ascii="Wingdings" w:hAnsi="Wingdings" w:hint="default"/>
+        <w:sz w:val="20"/>
+      </w:rPr>
+    </w:lvl>
+    <w:lvl w:ilvl="7" w:tentative="1">
+      <w:start w:val="1"/>
+      <w:numFmt w:val="bullet"/>
+      <w:lvlText w:val=""/>
+      <w:lvlJc w:val="left"/>
+      <w:pPr>
+        <w:tabs>
+          <w:tab w:val="num" w:pos="5760"/>
+        </w:tabs>
+        <w:ind w:left="5760" w:hanging="360"/>
+      </w:pPr>
+      <w:rPr>
+        <w:rFonts w:ascii="Wingdings" w:hAnsi="Wingdings" w:hint="default"/>
+        <w:sz w:val="20"/>
+      </w:rPr>
+    </w:lvl>
+    <w:lvl w:ilvl="8" w:tentative="1">
+      <w:start w:val="1"/>
+      <w:numFmt w:val="bullet"/>
+      <w:lvlText w:val=""/>
+      <w:lvlJc w:val="left"/>
+      <w:pPr>
+        <w:tabs>
+          <w:tab w:val="num" w:pos="6480"/>
+        </w:tabs>
+        <w:ind w:left="6480" w:hanging="360"/>
+      </w:pPr>
+      <w:rPr>
+        <w:rFonts w:ascii="Wingdings" w:hAnsi="Wingdings" w:hint="default"/>
+        <w:sz w:val="20"/>
+      </w:rPr>
+    </w:lvl>
+  </w:abstractNum>
+  <w:abstractNum w:abstractNumId="11" w15:restartNumberingAfterBreak="0">
     <w:nsid w:val="27407226"/>
     <w:multiLevelType w:val="hybridMultilevel"/>
     <w:tmpl w:val="F7B0C1FC"/>
@@ -2273,7 +6927,305 @@
       </w:pPr>
     </w:lvl>
   </w:abstractNum>
-  <w:abstractNum w:abstractNumId="8" w15:restartNumberingAfterBreak="0">
+  <w:abstractNum w:abstractNumId="12" w15:restartNumberingAfterBreak="0">
+    <w:nsid w:val="29530295"/>
+    <w:multiLevelType w:val="multilevel"/>
+    <w:tmpl w:val="9D1CD108"/>
+    <w:lvl w:ilvl="0">
+      <w:start w:val="1"/>
+      <w:numFmt w:val="bullet"/>
+      <w:lvlText w:val=""/>
+      <w:lvlJc w:val="left"/>
+      <w:pPr>
+        <w:tabs>
+          <w:tab w:val="num" w:pos="720"/>
+        </w:tabs>
+        <w:ind w:left="720" w:hanging="360"/>
+      </w:pPr>
+      <w:rPr>
+        <w:rFonts w:ascii="Symbol" w:hAnsi="Symbol" w:hint="default"/>
+        <w:sz w:val="20"/>
+      </w:rPr>
+    </w:lvl>
+    <w:lvl w:ilvl="1" w:tentative="1">
+      <w:start w:val="1"/>
+      <w:numFmt w:val="bullet"/>
+      <w:lvlText w:val="o"/>
+      <w:lvlJc w:val="left"/>
+      <w:pPr>
+        <w:tabs>
+          <w:tab w:val="num" w:pos="1440"/>
+        </w:tabs>
+        <w:ind w:left="1440" w:hanging="360"/>
+      </w:pPr>
+      <w:rPr>
+        <w:rFonts w:ascii="Courier New" w:hAnsi="Courier New" w:hint="default"/>
+        <w:sz w:val="20"/>
+      </w:rPr>
+    </w:lvl>
+    <w:lvl w:ilvl="2" w:tentative="1">
+      <w:start w:val="1"/>
+      <w:numFmt w:val="bullet"/>
+      <w:lvlText w:val=""/>
+      <w:lvlJc w:val="left"/>
+      <w:pPr>
+        <w:tabs>
+          <w:tab w:val="num" w:pos="2160"/>
+        </w:tabs>
+        <w:ind w:left="2160" w:hanging="360"/>
+      </w:pPr>
+      <w:rPr>
+        <w:rFonts w:ascii="Wingdings" w:hAnsi="Wingdings" w:hint="default"/>
+        <w:sz w:val="20"/>
+      </w:rPr>
+    </w:lvl>
+    <w:lvl w:ilvl="3" w:tentative="1">
+      <w:start w:val="1"/>
+      <w:numFmt w:val="bullet"/>
+      <w:lvlText w:val=""/>
+      <w:lvlJc w:val="left"/>
+      <w:pPr>
+        <w:tabs>
+          <w:tab w:val="num" w:pos="2880"/>
+        </w:tabs>
+        <w:ind w:left="2880" w:hanging="360"/>
+      </w:pPr>
+      <w:rPr>
+        <w:rFonts w:ascii="Wingdings" w:hAnsi="Wingdings" w:hint="default"/>
+        <w:sz w:val="20"/>
+      </w:rPr>
+    </w:lvl>
+    <w:lvl w:ilvl="4" w:tentative="1">
+      <w:start w:val="1"/>
+      <w:numFmt w:val="bullet"/>
+      <w:lvlText w:val=""/>
+      <w:lvlJc w:val="left"/>
+      <w:pPr>
+        <w:tabs>
+          <w:tab w:val="num" w:pos="3600"/>
+        </w:tabs>
+        <w:ind w:left="3600" w:hanging="360"/>
+      </w:pPr>
+      <w:rPr>
+        <w:rFonts w:ascii="Wingdings" w:hAnsi="Wingdings" w:hint="default"/>
+        <w:sz w:val="20"/>
+      </w:rPr>
+    </w:lvl>
+    <w:lvl w:ilvl="5" w:tentative="1">
+      <w:start w:val="1"/>
+      <w:numFmt w:val="bullet"/>
+      <w:lvlText w:val=""/>
+      <w:lvlJc w:val="left"/>
+      <w:pPr>
+        <w:tabs>
+          <w:tab w:val="num" w:pos="4320"/>
+        </w:tabs>
+        <w:ind w:left="4320" w:hanging="360"/>
+      </w:pPr>
+      <w:rPr>
+        <w:rFonts w:ascii="Wingdings" w:hAnsi="Wingdings" w:hint="default"/>
+        <w:sz w:val="20"/>
+      </w:rPr>
+    </w:lvl>
+    <w:lvl w:ilvl="6" w:tentative="1">
+      <w:start w:val="1"/>
+      <w:numFmt w:val="bullet"/>
+      <w:lvlText w:val=""/>
+      <w:lvlJc w:val="left"/>
+      <w:pPr>
+        <w:tabs>
+          <w:tab w:val="num" w:pos="5040"/>
+        </w:tabs>
+        <w:ind w:left="5040" w:hanging="360"/>
+      </w:pPr>
+      <w:rPr>
+        <w:rFonts w:ascii="Wingdings" w:hAnsi="Wingdings" w:hint="default"/>
+        <w:sz w:val="20"/>
+      </w:rPr>
+    </w:lvl>
+    <w:lvl w:ilvl="7" w:tentative="1">
+      <w:start w:val="1"/>
+      <w:numFmt w:val="bullet"/>
+      <w:lvlText w:val=""/>
+      <w:lvlJc w:val="left"/>
+      <w:pPr>
+        <w:tabs>
+          <w:tab w:val="num" w:pos="5760"/>
+        </w:tabs>
+        <w:ind w:left="5760" w:hanging="360"/>
+      </w:pPr>
+      <w:rPr>
+        <w:rFonts w:ascii="Wingdings" w:hAnsi="Wingdings" w:hint="default"/>
+        <w:sz w:val="20"/>
+      </w:rPr>
+    </w:lvl>
+    <w:lvl w:ilvl="8" w:tentative="1">
+      <w:start w:val="1"/>
+      <w:numFmt w:val="bullet"/>
+      <w:lvlText w:val=""/>
+      <w:lvlJc w:val="left"/>
+      <w:pPr>
+        <w:tabs>
+          <w:tab w:val="num" w:pos="6480"/>
+        </w:tabs>
+        <w:ind w:left="6480" w:hanging="360"/>
+      </w:pPr>
+      <w:rPr>
+        <w:rFonts w:ascii="Wingdings" w:hAnsi="Wingdings" w:hint="default"/>
+        <w:sz w:val="20"/>
+      </w:rPr>
+    </w:lvl>
+  </w:abstractNum>
+  <w:abstractNum w:abstractNumId="13" w15:restartNumberingAfterBreak="0">
+    <w:nsid w:val="2C1A247F"/>
+    <w:multiLevelType w:val="multilevel"/>
+    <w:tmpl w:val="B89CD850"/>
+    <w:lvl w:ilvl="0">
+      <w:start w:val="1"/>
+      <w:numFmt w:val="bullet"/>
+      <w:lvlText w:val=""/>
+      <w:lvlJc w:val="left"/>
+      <w:pPr>
+        <w:tabs>
+          <w:tab w:val="num" w:pos="720"/>
+        </w:tabs>
+        <w:ind w:left="720" w:hanging="360"/>
+      </w:pPr>
+      <w:rPr>
+        <w:rFonts w:ascii="Symbol" w:hAnsi="Symbol" w:hint="default"/>
+        <w:sz w:val="20"/>
+      </w:rPr>
+    </w:lvl>
+    <w:lvl w:ilvl="1" w:tentative="1">
+      <w:start w:val="1"/>
+      <w:numFmt w:val="bullet"/>
+      <w:lvlText w:val="o"/>
+      <w:lvlJc w:val="left"/>
+      <w:pPr>
+        <w:tabs>
+          <w:tab w:val="num" w:pos="1440"/>
+        </w:tabs>
+        <w:ind w:left="1440" w:hanging="360"/>
+      </w:pPr>
+      <w:rPr>
+        <w:rFonts w:ascii="Courier New" w:hAnsi="Courier New" w:hint="default"/>
+        <w:sz w:val="20"/>
+      </w:rPr>
+    </w:lvl>
+    <w:lvl w:ilvl="2" w:tentative="1">
+      <w:start w:val="1"/>
+      <w:numFmt w:val="bullet"/>
+      <w:lvlText w:val=""/>
+      <w:lvlJc w:val="left"/>
+      <w:pPr>
+        <w:tabs>
+          <w:tab w:val="num" w:pos="2160"/>
+        </w:tabs>
+        <w:ind w:left="2160" w:hanging="360"/>
+      </w:pPr>
+      <w:rPr>
+        <w:rFonts w:ascii="Wingdings" w:hAnsi="Wingdings" w:hint="default"/>
+        <w:sz w:val="20"/>
+      </w:rPr>
+    </w:lvl>
+    <w:lvl w:ilvl="3" w:tentative="1">
+      <w:start w:val="1"/>
+      <w:numFmt w:val="bullet"/>
+      <w:lvlText w:val=""/>
+      <w:lvlJc w:val="left"/>
+      <w:pPr>
+        <w:tabs>
+          <w:tab w:val="num" w:pos="2880"/>
+        </w:tabs>
+        <w:ind w:left="2880" w:hanging="360"/>
+      </w:pPr>
+      <w:rPr>
+        <w:rFonts w:ascii="Wingdings" w:hAnsi="Wingdings" w:hint="default"/>
+        <w:sz w:val="20"/>
+      </w:rPr>
+    </w:lvl>
+    <w:lvl w:ilvl="4" w:tentative="1">
+      <w:start w:val="1"/>
+      <w:numFmt w:val="bullet"/>
+      <w:lvlText w:val=""/>
+      <w:lvlJc w:val="left"/>
+      <w:pPr>
+        <w:tabs>
+          <w:tab w:val="num" w:pos="3600"/>
+        </w:tabs>
+        <w:ind w:left="3600" w:hanging="360"/>
+      </w:pPr>
+      <w:rPr>
+        <w:rFonts w:ascii="Wingdings" w:hAnsi="Wingdings" w:hint="default"/>
+        <w:sz w:val="20"/>
+      </w:rPr>
+    </w:lvl>
+    <w:lvl w:ilvl="5" w:tentative="1">
+      <w:start w:val="1"/>
+      <w:numFmt w:val="bullet"/>
+      <w:lvlText w:val=""/>
+      <w:lvlJc w:val="left"/>
+      <w:pPr>
+        <w:tabs>
+          <w:tab w:val="num" w:pos="4320"/>
+        </w:tabs>
+        <w:ind w:left="4320" w:hanging="360"/>
+      </w:pPr>
+      <w:rPr>
+        <w:rFonts w:ascii="Wingdings" w:hAnsi="Wingdings" w:hint="default"/>
+        <w:sz w:val="20"/>
+      </w:rPr>
+    </w:lvl>
+    <w:lvl w:ilvl="6" w:tentative="1">
+      <w:start w:val="1"/>
+      <w:numFmt w:val="bullet"/>
+      <w:lvlText w:val=""/>
+      <w:lvlJc w:val="left"/>
+      <w:pPr>
+        <w:tabs>
+          <w:tab w:val="num" w:pos="5040"/>
+        </w:tabs>
+        <w:ind w:left="5040" w:hanging="360"/>
+      </w:pPr>
+      <w:rPr>
+        <w:rFonts w:ascii="Wingdings" w:hAnsi="Wingdings" w:hint="default"/>
+        <w:sz w:val="20"/>
+      </w:rPr>
+    </w:lvl>
+    <w:lvl w:ilvl="7" w:tentative="1">
+      <w:start w:val="1"/>
+      <w:numFmt w:val="bullet"/>
+      <w:lvlText w:val=""/>
+      <w:lvlJc w:val="left"/>
+      <w:pPr>
+        <w:tabs>
+          <w:tab w:val="num" w:pos="5760"/>
+        </w:tabs>
+        <w:ind w:left="5760" w:hanging="360"/>
+      </w:pPr>
+      <w:rPr>
+        <w:rFonts w:ascii="Wingdings" w:hAnsi="Wingdings" w:hint="default"/>
+        <w:sz w:val="20"/>
+      </w:rPr>
+    </w:lvl>
+    <w:lvl w:ilvl="8" w:tentative="1">
+      <w:start w:val="1"/>
+      <w:numFmt w:val="bullet"/>
+      <w:lvlText w:val=""/>
+      <w:lvlJc w:val="left"/>
+      <w:pPr>
+        <w:tabs>
+          <w:tab w:val="num" w:pos="6480"/>
+        </w:tabs>
+        <w:ind w:left="6480" w:hanging="360"/>
+      </w:pPr>
+      <w:rPr>
+        <w:rFonts w:ascii="Wingdings" w:hAnsi="Wingdings" w:hint="default"/>
+        <w:sz w:val="20"/>
+      </w:rPr>
+    </w:lvl>
+  </w:abstractNum>
+  <w:abstractNum w:abstractNumId="14" w15:restartNumberingAfterBreak="0">
     <w:nsid w:val="323130A9"/>
     <w:multiLevelType w:val="hybridMultilevel"/>
     <w:tmpl w:val="D154F890"/>
@@ -2364,7 +7316,7 @@
       </w:pPr>
     </w:lvl>
   </w:abstractNum>
-  <w:abstractNum w:abstractNumId="9" w15:restartNumberingAfterBreak="0">
+  <w:abstractNum w:abstractNumId="15" w15:restartNumberingAfterBreak="0">
     <w:nsid w:val="341E12C7"/>
     <w:multiLevelType w:val="hybridMultilevel"/>
     <w:tmpl w:val="E73C78B8"/>
@@ -2453,7 +7405,7 @@
       </w:pPr>
     </w:lvl>
   </w:abstractNum>
-  <w:abstractNum w:abstractNumId="10" w15:restartNumberingAfterBreak="0">
+  <w:abstractNum w:abstractNumId="16" w15:restartNumberingAfterBreak="0">
     <w:nsid w:val="38472D6D"/>
     <w:multiLevelType w:val="hybridMultilevel"/>
     <w:tmpl w:val="CFD0D984"/>
@@ -2539,7 +7491,7 @@
       </w:pPr>
     </w:lvl>
   </w:abstractNum>
-  <w:abstractNum w:abstractNumId="11" w15:restartNumberingAfterBreak="0">
+  <w:abstractNum w:abstractNumId="17" w15:restartNumberingAfterBreak="0">
     <w:nsid w:val="41EC3C0D"/>
     <w:multiLevelType w:val="hybridMultilevel"/>
     <w:tmpl w:val="D154F890"/>
@@ -2630,7 +7582,7 @@
       </w:pPr>
     </w:lvl>
   </w:abstractNum>
-  <w:abstractNum w:abstractNumId="12" w15:restartNumberingAfterBreak="0">
+  <w:abstractNum w:abstractNumId="18" w15:restartNumberingAfterBreak="0">
     <w:nsid w:val="44535D99"/>
     <w:multiLevelType w:val="hybridMultilevel"/>
     <w:tmpl w:val="DED2C536"/>
@@ -2721,7 +7673,7 @@
       </w:pPr>
     </w:lvl>
   </w:abstractNum>
-  <w:abstractNum w:abstractNumId="13" w15:restartNumberingAfterBreak="0">
+  <w:abstractNum w:abstractNumId="19" w15:restartNumberingAfterBreak="0">
     <w:nsid w:val="44731FCA"/>
     <w:multiLevelType w:val="hybridMultilevel"/>
     <w:tmpl w:val="8A1269AE"/>
@@ -2848,7 +7800,7 @@
       </w:pPr>
     </w:lvl>
   </w:abstractNum>
-  <w:abstractNum w:abstractNumId="14" w15:restartNumberingAfterBreak="0">
+  <w:abstractNum w:abstractNumId="20" w15:restartNumberingAfterBreak="0">
     <w:nsid w:val="458831FA"/>
     <w:multiLevelType w:val="hybridMultilevel"/>
     <w:tmpl w:val="FB884484"/>
@@ -2934,7 +7886,7 @@
       </w:pPr>
     </w:lvl>
   </w:abstractNum>
-  <w:abstractNum w:abstractNumId="15" w15:restartNumberingAfterBreak="0">
+  <w:abstractNum w:abstractNumId="21" w15:restartNumberingAfterBreak="0">
     <w:nsid w:val="45D826C5"/>
     <w:multiLevelType w:val="hybridMultilevel"/>
     <w:tmpl w:val="7DC0944C"/>
@@ -3023,7 +7975,156 @@
       </w:pPr>
     </w:lvl>
   </w:abstractNum>
-  <w:abstractNum w:abstractNumId="16" w15:restartNumberingAfterBreak="0">
+  <w:abstractNum w:abstractNumId="22" w15:restartNumberingAfterBreak="0">
+    <w:nsid w:val="48C60695"/>
+    <w:multiLevelType w:val="multilevel"/>
+    <w:tmpl w:val="7F5ED690"/>
+    <w:lvl w:ilvl="0">
+      <w:start w:val="1"/>
+      <w:numFmt w:val="bullet"/>
+      <w:lvlText w:val=""/>
+      <w:lvlJc w:val="left"/>
+      <w:pPr>
+        <w:tabs>
+          <w:tab w:val="num" w:pos="720"/>
+        </w:tabs>
+        <w:ind w:left="720" w:hanging="360"/>
+      </w:pPr>
+      <w:rPr>
+        <w:rFonts w:ascii="Symbol" w:hAnsi="Symbol" w:hint="default"/>
+        <w:sz w:val="20"/>
+      </w:rPr>
+    </w:lvl>
+    <w:lvl w:ilvl="1" w:tentative="1">
+      <w:start w:val="1"/>
+      <w:numFmt w:val="bullet"/>
+      <w:lvlText w:val="o"/>
+      <w:lvlJc w:val="left"/>
+      <w:pPr>
+        <w:tabs>
+          <w:tab w:val="num" w:pos="1440"/>
+        </w:tabs>
+        <w:ind w:left="1440" w:hanging="360"/>
+      </w:pPr>
+      <w:rPr>
+        <w:rFonts w:ascii="Courier New" w:hAnsi="Courier New" w:hint="default"/>
+        <w:sz w:val="20"/>
+      </w:rPr>
+    </w:lvl>
+    <w:lvl w:ilvl="2" w:tentative="1">
+      <w:start w:val="1"/>
+      <w:numFmt w:val="bullet"/>
+      <w:lvlText w:val=""/>
+      <w:lvlJc w:val="left"/>
+      <w:pPr>
+        <w:tabs>
+          <w:tab w:val="num" w:pos="2160"/>
+        </w:tabs>
+        <w:ind w:left="2160" w:hanging="360"/>
+      </w:pPr>
+      <w:rPr>
+        <w:rFonts w:ascii="Wingdings" w:hAnsi="Wingdings" w:hint="default"/>
+        <w:sz w:val="20"/>
+      </w:rPr>
+    </w:lvl>
+    <w:lvl w:ilvl="3" w:tentative="1">
+      <w:start w:val="1"/>
+      <w:numFmt w:val="bullet"/>
+      <w:lvlText w:val=""/>
+      <w:lvlJc w:val="left"/>
+      <w:pPr>
+        <w:tabs>
+          <w:tab w:val="num" w:pos="2880"/>
+        </w:tabs>
+        <w:ind w:left="2880" w:hanging="360"/>
+      </w:pPr>
+      <w:rPr>
+        <w:rFonts w:ascii="Wingdings" w:hAnsi="Wingdings" w:hint="default"/>
+        <w:sz w:val="20"/>
+      </w:rPr>
+    </w:lvl>
+    <w:lvl w:ilvl="4" w:tentative="1">
+      <w:start w:val="1"/>
+      <w:numFmt w:val="bullet"/>
+      <w:lvlText w:val=""/>
+      <w:lvlJc w:val="left"/>
+      <w:pPr>
+        <w:tabs>
+          <w:tab w:val="num" w:pos="3600"/>
+        </w:tabs>
+        <w:ind w:left="3600" w:hanging="360"/>
+      </w:pPr>
+      <w:rPr>
+        <w:rFonts w:ascii="Wingdings" w:hAnsi="Wingdings" w:hint="default"/>
+        <w:sz w:val="20"/>
+      </w:rPr>
+    </w:lvl>
+    <w:lvl w:ilvl="5" w:tentative="1">
+      <w:start w:val="1"/>
+      <w:numFmt w:val="bullet"/>
+      <w:lvlText w:val=""/>
+      <w:lvlJc w:val="left"/>
+      <w:pPr>
+        <w:tabs>
+          <w:tab w:val="num" w:pos="4320"/>
+        </w:tabs>
+        <w:ind w:left="4320" w:hanging="360"/>
+      </w:pPr>
+      <w:rPr>
+        <w:rFonts w:ascii="Wingdings" w:hAnsi="Wingdings" w:hint="default"/>
+        <w:sz w:val="20"/>
+      </w:rPr>
+    </w:lvl>
+    <w:lvl w:ilvl="6" w:tentative="1">
+      <w:start w:val="1"/>
+      <w:numFmt w:val="bullet"/>
+      <w:lvlText w:val=""/>
+      <w:lvlJc w:val="left"/>
+      <w:pPr>
+        <w:tabs>
+          <w:tab w:val="num" w:pos="5040"/>
+        </w:tabs>
+        <w:ind w:left="5040" w:hanging="360"/>
+      </w:pPr>
+      <w:rPr>
+        <w:rFonts w:ascii="Wingdings" w:hAnsi="Wingdings" w:hint="default"/>
+        <w:sz w:val="20"/>
+      </w:rPr>
+    </w:lvl>
+    <w:lvl w:ilvl="7" w:tentative="1">
+      <w:start w:val="1"/>
+      <w:numFmt w:val="bullet"/>
+      <w:lvlText w:val=""/>
+      <w:lvlJc w:val="left"/>
+      <w:pPr>
+        <w:tabs>
+          <w:tab w:val="num" w:pos="5760"/>
+        </w:tabs>
+        <w:ind w:left="5760" w:hanging="360"/>
+      </w:pPr>
+      <w:rPr>
+        <w:rFonts w:ascii="Wingdings" w:hAnsi="Wingdings" w:hint="default"/>
+        <w:sz w:val="20"/>
+      </w:rPr>
+    </w:lvl>
+    <w:lvl w:ilvl="8" w:tentative="1">
+      <w:start w:val="1"/>
+      <w:numFmt w:val="bullet"/>
+      <w:lvlText w:val=""/>
+      <w:lvlJc w:val="left"/>
+      <w:pPr>
+        <w:tabs>
+          <w:tab w:val="num" w:pos="6480"/>
+        </w:tabs>
+        <w:ind w:left="6480" w:hanging="360"/>
+      </w:pPr>
+      <w:rPr>
+        <w:rFonts w:ascii="Wingdings" w:hAnsi="Wingdings" w:hint="default"/>
+        <w:sz w:val="20"/>
+      </w:rPr>
+    </w:lvl>
+  </w:abstractNum>
+  <w:abstractNum w:abstractNumId="23" w15:restartNumberingAfterBreak="0">
     <w:nsid w:val="4F9604CE"/>
     <w:multiLevelType w:val="hybridMultilevel"/>
     <w:tmpl w:val="6EF655B8"/>
@@ -3137,7 +8238,156 @@
       </w:rPr>
     </w:lvl>
   </w:abstractNum>
-  <w:abstractNum w:abstractNumId="17" w15:restartNumberingAfterBreak="0">
+  <w:abstractNum w:abstractNumId="24" w15:restartNumberingAfterBreak="0">
+    <w:nsid w:val="51A26D3B"/>
+    <w:multiLevelType w:val="multilevel"/>
+    <w:tmpl w:val="5A306430"/>
+    <w:lvl w:ilvl="0">
+      <w:start w:val="1"/>
+      <w:numFmt w:val="bullet"/>
+      <w:lvlText w:val=""/>
+      <w:lvlJc w:val="left"/>
+      <w:pPr>
+        <w:tabs>
+          <w:tab w:val="num" w:pos="720"/>
+        </w:tabs>
+        <w:ind w:left="720" w:hanging="360"/>
+      </w:pPr>
+      <w:rPr>
+        <w:rFonts w:ascii="Symbol" w:hAnsi="Symbol" w:hint="default"/>
+        <w:sz w:val="20"/>
+      </w:rPr>
+    </w:lvl>
+    <w:lvl w:ilvl="1" w:tentative="1">
+      <w:start w:val="1"/>
+      <w:numFmt w:val="bullet"/>
+      <w:lvlText w:val="o"/>
+      <w:lvlJc w:val="left"/>
+      <w:pPr>
+        <w:tabs>
+          <w:tab w:val="num" w:pos="1440"/>
+        </w:tabs>
+        <w:ind w:left="1440" w:hanging="360"/>
+      </w:pPr>
+      <w:rPr>
+        <w:rFonts w:ascii="Courier New" w:hAnsi="Courier New" w:hint="default"/>
+        <w:sz w:val="20"/>
+      </w:rPr>
+    </w:lvl>
+    <w:lvl w:ilvl="2" w:tentative="1">
+      <w:start w:val="1"/>
+      <w:numFmt w:val="bullet"/>
+      <w:lvlText w:val=""/>
+      <w:lvlJc w:val="left"/>
+      <w:pPr>
+        <w:tabs>
+          <w:tab w:val="num" w:pos="2160"/>
+        </w:tabs>
+        <w:ind w:left="2160" w:hanging="360"/>
+      </w:pPr>
+      <w:rPr>
+        <w:rFonts w:ascii="Wingdings" w:hAnsi="Wingdings" w:hint="default"/>
+        <w:sz w:val="20"/>
+      </w:rPr>
+    </w:lvl>
+    <w:lvl w:ilvl="3" w:tentative="1">
+      <w:start w:val="1"/>
+      <w:numFmt w:val="bullet"/>
+      <w:lvlText w:val=""/>
+      <w:lvlJc w:val="left"/>
+      <w:pPr>
+        <w:tabs>
+          <w:tab w:val="num" w:pos="2880"/>
+        </w:tabs>
+        <w:ind w:left="2880" w:hanging="360"/>
+      </w:pPr>
+      <w:rPr>
+        <w:rFonts w:ascii="Wingdings" w:hAnsi="Wingdings" w:hint="default"/>
+        <w:sz w:val="20"/>
+      </w:rPr>
+    </w:lvl>
+    <w:lvl w:ilvl="4" w:tentative="1">
+      <w:start w:val="1"/>
+      <w:numFmt w:val="bullet"/>
+      <w:lvlText w:val=""/>
+      <w:lvlJc w:val="left"/>
+      <w:pPr>
+        <w:tabs>
+          <w:tab w:val="num" w:pos="3600"/>
+        </w:tabs>
+        <w:ind w:left="3600" w:hanging="360"/>
+      </w:pPr>
+      <w:rPr>
+        <w:rFonts w:ascii="Wingdings" w:hAnsi="Wingdings" w:hint="default"/>
+        <w:sz w:val="20"/>
+      </w:rPr>
+    </w:lvl>
+    <w:lvl w:ilvl="5" w:tentative="1">
+      <w:start w:val="1"/>
+      <w:numFmt w:val="bullet"/>
+      <w:lvlText w:val=""/>
+      <w:lvlJc w:val="left"/>
+      <w:pPr>
+        <w:tabs>
+          <w:tab w:val="num" w:pos="4320"/>
+        </w:tabs>
+        <w:ind w:left="4320" w:hanging="360"/>
+      </w:pPr>
+      <w:rPr>
+        <w:rFonts w:ascii="Wingdings" w:hAnsi="Wingdings" w:hint="default"/>
+        <w:sz w:val="20"/>
+      </w:rPr>
+    </w:lvl>
+    <w:lvl w:ilvl="6" w:tentative="1">
+      <w:start w:val="1"/>
+      <w:numFmt w:val="bullet"/>
+      <w:lvlText w:val=""/>
+      <w:lvlJc w:val="left"/>
+      <w:pPr>
+        <w:tabs>
+          <w:tab w:val="num" w:pos="5040"/>
+        </w:tabs>
+        <w:ind w:left="5040" w:hanging="360"/>
+      </w:pPr>
+      <w:rPr>
+        <w:rFonts w:ascii="Wingdings" w:hAnsi="Wingdings" w:hint="default"/>
+        <w:sz w:val="20"/>
+      </w:rPr>
+    </w:lvl>
+    <w:lvl w:ilvl="7" w:tentative="1">
+      <w:start w:val="1"/>
+      <w:numFmt w:val="bullet"/>
+      <w:lvlText w:val=""/>
+      <w:lvlJc w:val="left"/>
+      <w:pPr>
+        <w:tabs>
+          <w:tab w:val="num" w:pos="5760"/>
+        </w:tabs>
+        <w:ind w:left="5760" w:hanging="360"/>
+      </w:pPr>
+      <w:rPr>
+        <w:rFonts w:ascii="Wingdings" w:hAnsi="Wingdings" w:hint="default"/>
+        <w:sz w:val="20"/>
+      </w:rPr>
+    </w:lvl>
+    <w:lvl w:ilvl="8" w:tentative="1">
+      <w:start w:val="1"/>
+      <w:numFmt w:val="bullet"/>
+      <w:lvlText w:val=""/>
+      <w:lvlJc w:val="left"/>
+      <w:pPr>
+        <w:tabs>
+          <w:tab w:val="num" w:pos="6480"/>
+        </w:tabs>
+        <w:ind w:left="6480" w:hanging="360"/>
+      </w:pPr>
+      <w:rPr>
+        <w:rFonts w:ascii="Wingdings" w:hAnsi="Wingdings" w:hint="default"/>
+        <w:sz w:val="20"/>
+      </w:rPr>
+    </w:lvl>
+  </w:abstractNum>
+  <w:abstractNum w:abstractNumId="25" w15:restartNumberingAfterBreak="0">
     <w:nsid w:val="532F6A2F"/>
     <w:multiLevelType w:val="hybridMultilevel"/>
     <w:tmpl w:val="A774BDC0"/>
@@ -3223,7 +8473,7 @@
       </w:pPr>
     </w:lvl>
   </w:abstractNum>
-  <w:abstractNum w:abstractNumId="18" w15:restartNumberingAfterBreak="0">
+  <w:abstractNum w:abstractNumId="26" w15:restartNumberingAfterBreak="0">
     <w:nsid w:val="54F15B46"/>
     <w:multiLevelType w:val="hybridMultilevel"/>
     <w:tmpl w:val="29D41C52"/>
@@ -3336,7 +8586,7 @@
       </w:rPr>
     </w:lvl>
   </w:abstractNum>
-  <w:abstractNum w:abstractNumId="19" w15:restartNumberingAfterBreak="0">
+  <w:abstractNum w:abstractNumId="27" w15:restartNumberingAfterBreak="0">
     <w:nsid w:val="55F324C9"/>
     <w:multiLevelType w:val="hybridMultilevel"/>
     <w:tmpl w:val="BE929BA8"/>
@@ -3449,7 +8699,7 @@
       </w:rPr>
     </w:lvl>
   </w:abstractNum>
-  <w:abstractNum w:abstractNumId="20" w15:restartNumberingAfterBreak="0">
+  <w:abstractNum w:abstractNumId="28" w15:restartNumberingAfterBreak="0">
     <w:nsid w:val="59717F45"/>
     <w:multiLevelType w:val="hybridMultilevel"/>
     <w:tmpl w:val="95B489FE"/>
@@ -3538,7 +8788,7 @@
       </w:pPr>
     </w:lvl>
   </w:abstractNum>
-  <w:abstractNum w:abstractNumId="21" w15:restartNumberingAfterBreak="0">
+  <w:abstractNum w:abstractNumId="29" w15:restartNumberingAfterBreak="0">
     <w:nsid w:val="5BE52B38"/>
     <w:multiLevelType w:val="hybridMultilevel"/>
     <w:tmpl w:val="766A2458"/>
@@ -3628,7 +8878,7 @@
       </w:pPr>
     </w:lvl>
   </w:abstractNum>
-  <w:abstractNum w:abstractNumId="22" w15:restartNumberingAfterBreak="0">
+  <w:abstractNum w:abstractNumId="30" w15:restartNumberingAfterBreak="0">
     <w:nsid w:val="5F5D467B"/>
     <w:multiLevelType w:val="hybridMultilevel"/>
     <w:tmpl w:val="333265EE"/>
@@ -3770,7 +9020,305 @@
       </w:rPr>
     </w:lvl>
   </w:abstractNum>
-  <w:abstractNum w:abstractNumId="23" w15:restartNumberingAfterBreak="0">
+  <w:abstractNum w:abstractNumId="31" w15:restartNumberingAfterBreak="0">
+    <w:nsid w:val="60254640"/>
+    <w:multiLevelType w:val="multilevel"/>
+    <w:tmpl w:val="87DED760"/>
+    <w:lvl w:ilvl="0">
+      <w:start w:val="1"/>
+      <w:numFmt w:val="bullet"/>
+      <w:lvlText w:val=""/>
+      <w:lvlJc w:val="left"/>
+      <w:pPr>
+        <w:tabs>
+          <w:tab w:val="num" w:pos="720"/>
+        </w:tabs>
+        <w:ind w:left="720" w:hanging="360"/>
+      </w:pPr>
+      <w:rPr>
+        <w:rFonts w:ascii="Symbol" w:hAnsi="Symbol" w:hint="default"/>
+        <w:sz w:val="20"/>
+      </w:rPr>
+    </w:lvl>
+    <w:lvl w:ilvl="1" w:tentative="1">
+      <w:start w:val="1"/>
+      <w:numFmt w:val="bullet"/>
+      <w:lvlText w:val="o"/>
+      <w:lvlJc w:val="left"/>
+      <w:pPr>
+        <w:tabs>
+          <w:tab w:val="num" w:pos="1440"/>
+        </w:tabs>
+        <w:ind w:left="1440" w:hanging="360"/>
+      </w:pPr>
+      <w:rPr>
+        <w:rFonts w:ascii="Courier New" w:hAnsi="Courier New" w:hint="default"/>
+        <w:sz w:val="20"/>
+      </w:rPr>
+    </w:lvl>
+    <w:lvl w:ilvl="2" w:tentative="1">
+      <w:start w:val="1"/>
+      <w:numFmt w:val="bullet"/>
+      <w:lvlText w:val=""/>
+      <w:lvlJc w:val="left"/>
+      <w:pPr>
+        <w:tabs>
+          <w:tab w:val="num" w:pos="2160"/>
+        </w:tabs>
+        <w:ind w:left="2160" w:hanging="360"/>
+      </w:pPr>
+      <w:rPr>
+        <w:rFonts w:ascii="Wingdings" w:hAnsi="Wingdings" w:hint="default"/>
+        <w:sz w:val="20"/>
+      </w:rPr>
+    </w:lvl>
+    <w:lvl w:ilvl="3" w:tentative="1">
+      <w:start w:val="1"/>
+      <w:numFmt w:val="bullet"/>
+      <w:lvlText w:val=""/>
+      <w:lvlJc w:val="left"/>
+      <w:pPr>
+        <w:tabs>
+          <w:tab w:val="num" w:pos="2880"/>
+        </w:tabs>
+        <w:ind w:left="2880" w:hanging="360"/>
+      </w:pPr>
+      <w:rPr>
+        <w:rFonts w:ascii="Wingdings" w:hAnsi="Wingdings" w:hint="default"/>
+        <w:sz w:val="20"/>
+      </w:rPr>
+    </w:lvl>
+    <w:lvl w:ilvl="4" w:tentative="1">
+      <w:start w:val="1"/>
+      <w:numFmt w:val="bullet"/>
+      <w:lvlText w:val=""/>
+      <w:lvlJc w:val="left"/>
+      <w:pPr>
+        <w:tabs>
+          <w:tab w:val="num" w:pos="3600"/>
+        </w:tabs>
+        <w:ind w:left="3600" w:hanging="360"/>
+      </w:pPr>
+      <w:rPr>
+        <w:rFonts w:ascii="Wingdings" w:hAnsi="Wingdings" w:hint="default"/>
+        <w:sz w:val="20"/>
+      </w:rPr>
+    </w:lvl>
+    <w:lvl w:ilvl="5" w:tentative="1">
+      <w:start w:val="1"/>
+      <w:numFmt w:val="bullet"/>
+      <w:lvlText w:val=""/>
+      <w:lvlJc w:val="left"/>
+      <w:pPr>
+        <w:tabs>
+          <w:tab w:val="num" w:pos="4320"/>
+        </w:tabs>
+        <w:ind w:left="4320" w:hanging="360"/>
+      </w:pPr>
+      <w:rPr>
+        <w:rFonts w:ascii="Wingdings" w:hAnsi="Wingdings" w:hint="default"/>
+        <w:sz w:val="20"/>
+      </w:rPr>
+    </w:lvl>
+    <w:lvl w:ilvl="6" w:tentative="1">
+      <w:start w:val="1"/>
+      <w:numFmt w:val="bullet"/>
+      <w:lvlText w:val=""/>
+      <w:lvlJc w:val="left"/>
+      <w:pPr>
+        <w:tabs>
+          <w:tab w:val="num" w:pos="5040"/>
+        </w:tabs>
+        <w:ind w:left="5040" w:hanging="360"/>
+      </w:pPr>
+      <w:rPr>
+        <w:rFonts w:ascii="Wingdings" w:hAnsi="Wingdings" w:hint="default"/>
+        <w:sz w:val="20"/>
+      </w:rPr>
+    </w:lvl>
+    <w:lvl w:ilvl="7" w:tentative="1">
+      <w:start w:val="1"/>
+      <w:numFmt w:val="bullet"/>
+      <w:lvlText w:val=""/>
+      <w:lvlJc w:val="left"/>
+      <w:pPr>
+        <w:tabs>
+          <w:tab w:val="num" w:pos="5760"/>
+        </w:tabs>
+        <w:ind w:left="5760" w:hanging="360"/>
+      </w:pPr>
+      <w:rPr>
+        <w:rFonts w:ascii="Wingdings" w:hAnsi="Wingdings" w:hint="default"/>
+        <w:sz w:val="20"/>
+      </w:rPr>
+    </w:lvl>
+    <w:lvl w:ilvl="8" w:tentative="1">
+      <w:start w:val="1"/>
+      <w:numFmt w:val="bullet"/>
+      <w:lvlText w:val=""/>
+      <w:lvlJc w:val="left"/>
+      <w:pPr>
+        <w:tabs>
+          <w:tab w:val="num" w:pos="6480"/>
+        </w:tabs>
+        <w:ind w:left="6480" w:hanging="360"/>
+      </w:pPr>
+      <w:rPr>
+        <w:rFonts w:ascii="Wingdings" w:hAnsi="Wingdings" w:hint="default"/>
+        <w:sz w:val="20"/>
+      </w:rPr>
+    </w:lvl>
+  </w:abstractNum>
+  <w:abstractNum w:abstractNumId="32" w15:restartNumberingAfterBreak="0">
+    <w:nsid w:val="64EC7151"/>
+    <w:multiLevelType w:val="multilevel"/>
+    <w:tmpl w:val="22E87764"/>
+    <w:lvl w:ilvl="0">
+      <w:start w:val="1"/>
+      <w:numFmt w:val="bullet"/>
+      <w:lvlText w:val=""/>
+      <w:lvlJc w:val="left"/>
+      <w:pPr>
+        <w:tabs>
+          <w:tab w:val="num" w:pos="720"/>
+        </w:tabs>
+        <w:ind w:left="720" w:hanging="360"/>
+      </w:pPr>
+      <w:rPr>
+        <w:rFonts w:ascii="Symbol" w:hAnsi="Symbol" w:hint="default"/>
+        <w:sz w:val="20"/>
+      </w:rPr>
+    </w:lvl>
+    <w:lvl w:ilvl="1" w:tentative="1">
+      <w:start w:val="1"/>
+      <w:numFmt w:val="bullet"/>
+      <w:lvlText w:val="o"/>
+      <w:lvlJc w:val="left"/>
+      <w:pPr>
+        <w:tabs>
+          <w:tab w:val="num" w:pos="1440"/>
+        </w:tabs>
+        <w:ind w:left="1440" w:hanging="360"/>
+      </w:pPr>
+      <w:rPr>
+        <w:rFonts w:ascii="Courier New" w:hAnsi="Courier New" w:hint="default"/>
+        <w:sz w:val="20"/>
+      </w:rPr>
+    </w:lvl>
+    <w:lvl w:ilvl="2" w:tentative="1">
+      <w:start w:val="1"/>
+      <w:numFmt w:val="bullet"/>
+      <w:lvlText w:val=""/>
+      <w:lvlJc w:val="left"/>
+      <w:pPr>
+        <w:tabs>
+          <w:tab w:val="num" w:pos="2160"/>
+        </w:tabs>
+        <w:ind w:left="2160" w:hanging="360"/>
+      </w:pPr>
+      <w:rPr>
+        <w:rFonts w:ascii="Wingdings" w:hAnsi="Wingdings" w:hint="default"/>
+        <w:sz w:val="20"/>
+      </w:rPr>
+    </w:lvl>
+    <w:lvl w:ilvl="3" w:tentative="1">
+      <w:start w:val="1"/>
+      <w:numFmt w:val="bullet"/>
+      <w:lvlText w:val=""/>
+      <w:lvlJc w:val="left"/>
+      <w:pPr>
+        <w:tabs>
+          <w:tab w:val="num" w:pos="2880"/>
+        </w:tabs>
+        <w:ind w:left="2880" w:hanging="360"/>
+      </w:pPr>
+      <w:rPr>
+        <w:rFonts w:ascii="Wingdings" w:hAnsi="Wingdings" w:hint="default"/>
+        <w:sz w:val="20"/>
+      </w:rPr>
+    </w:lvl>
+    <w:lvl w:ilvl="4" w:tentative="1">
+      <w:start w:val="1"/>
+      <w:numFmt w:val="bullet"/>
+      <w:lvlText w:val=""/>
+      <w:lvlJc w:val="left"/>
+      <w:pPr>
+        <w:tabs>
+          <w:tab w:val="num" w:pos="3600"/>
+        </w:tabs>
+        <w:ind w:left="3600" w:hanging="360"/>
+      </w:pPr>
+      <w:rPr>
+        <w:rFonts w:ascii="Wingdings" w:hAnsi="Wingdings" w:hint="default"/>
+        <w:sz w:val="20"/>
+      </w:rPr>
+    </w:lvl>
+    <w:lvl w:ilvl="5" w:tentative="1">
+      <w:start w:val="1"/>
+      <w:numFmt w:val="bullet"/>
+      <w:lvlText w:val=""/>
+      <w:lvlJc w:val="left"/>
+      <w:pPr>
+        <w:tabs>
+          <w:tab w:val="num" w:pos="4320"/>
+        </w:tabs>
+        <w:ind w:left="4320" w:hanging="360"/>
+      </w:pPr>
+      <w:rPr>
+        <w:rFonts w:ascii="Wingdings" w:hAnsi="Wingdings" w:hint="default"/>
+        <w:sz w:val="20"/>
+      </w:rPr>
+    </w:lvl>
+    <w:lvl w:ilvl="6" w:tentative="1">
+      <w:start w:val="1"/>
+      <w:numFmt w:val="bullet"/>
+      <w:lvlText w:val=""/>
+      <w:lvlJc w:val="left"/>
+      <w:pPr>
+        <w:tabs>
+          <w:tab w:val="num" w:pos="5040"/>
+        </w:tabs>
+        <w:ind w:left="5040" w:hanging="360"/>
+      </w:pPr>
+      <w:rPr>
+        <w:rFonts w:ascii="Wingdings" w:hAnsi="Wingdings" w:hint="default"/>
+        <w:sz w:val="20"/>
+      </w:rPr>
+    </w:lvl>
+    <w:lvl w:ilvl="7" w:tentative="1">
+      <w:start w:val="1"/>
+      <w:numFmt w:val="bullet"/>
+      <w:lvlText w:val=""/>
+      <w:lvlJc w:val="left"/>
+      <w:pPr>
+        <w:tabs>
+          <w:tab w:val="num" w:pos="5760"/>
+        </w:tabs>
+        <w:ind w:left="5760" w:hanging="360"/>
+      </w:pPr>
+      <w:rPr>
+        <w:rFonts w:ascii="Wingdings" w:hAnsi="Wingdings" w:hint="default"/>
+        <w:sz w:val="20"/>
+      </w:rPr>
+    </w:lvl>
+    <w:lvl w:ilvl="8" w:tentative="1">
+      <w:start w:val="1"/>
+      <w:numFmt w:val="bullet"/>
+      <w:lvlText w:val=""/>
+      <w:lvlJc w:val="left"/>
+      <w:pPr>
+        <w:tabs>
+          <w:tab w:val="num" w:pos="6480"/>
+        </w:tabs>
+        <w:ind w:left="6480" w:hanging="360"/>
+      </w:pPr>
+      <w:rPr>
+        <w:rFonts w:ascii="Wingdings" w:hAnsi="Wingdings" w:hint="default"/>
+        <w:sz w:val="20"/>
+      </w:rPr>
+    </w:lvl>
+  </w:abstractNum>
+  <w:abstractNum w:abstractNumId="33" w15:restartNumberingAfterBreak="0">
     <w:nsid w:val="67777D0B"/>
     <w:multiLevelType w:val="hybridMultilevel"/>
     <w:tmpl w:val="C8C4AD5C"/>
@@ -3856,7 +9404,156 @@
       </w:pPr>
     </w:lvl>
   </w:abstractNum>
-  <w:abstractNum w:abstractNumId="24" w15:restartNumberingAfterBreak="0">
+  <w:abstractNum w:abstractNumId="34" w15:restartNumberingAfterBreak="0">
+    <w:nsid w:val="68890DF8"/>
+    <w:multiLevelType w:val="multilevel"/>
+    <w:tmpl w:val="1B060B2A"/>
+    <w:lvl w:ilvl="0">
+      <w:start w:val="1"/>
+      <w:numFmt w:val="bullet"/>
+      <w:lvlText w:val=""/>
+      <w:lvlJc w:val="left"/>
+      <w:pPr>
+        <w:tabs>
+          <w:tab w:val="num" w:pos="720"/>
+        </w:tabs>
+        <w:ind w:left="720" w:hanging="360"/>
+      </w:pPr>
+      <w:rPr>
+        <w:rFonts w:ascii="Symbol" w:hAnsi="Symbol" w:hint="default"/>
+        <w:sz w:val="20"/>
+      </w:rPr>
+    </w:lvl>
+    <w:lvl w:ilvl="1" w:tentative="1">
+      <w:start w:val="1"/>
+      <w:numFmt w:val="bullet"/>
+      <w:lvlText w:val="o"/>
+      <w:lvlJc w:val="left"/>
+      <w:pPr>
+        <w:tabs>
+          <w:tab w:val="num" w:pos="1440"/>
+        </w:tabs>
+        <w:ind w:left="1440" w:hanging="360"/>
+      </w:pPr>
+      <w:rPr>
+        <w:rFonts w:ascii="Courier New" w:hAnsi="Courier New" w:hint="default"/>
+        <w:sz w:val="20"/>
+      </w:rPr>
+    </w:lvl>
+    <w:lvl w:ilvl="2" w:tentative="1">
+      <w:start w:val="1"/>
+      <w:numFmt w:val="bullet"/>
+      <w:lvlText w:val=""/>
+      <w:lvlJc w:val="left"/>
+      <w:pPr>
+        <w:tabs>
+          <w:tab w:val="num" w:pos="2160"/>
+        </w:tabs>
+        <w:ind w:left="2160" w:hanging="360"/>
+      </w:pPr>
+      <w:rPr>
+        <w:rFonts w:ascii="Wingdings" w:hAnsi="Wingdings" w:hint="default"/>
+        <w:sz w:val="20"/>
+      </w:rPr>
+    </w:lvl>
+    <w:lvl w:ilvl="3" w:tentative="1">
+      <w:start w:val="1"/>
+      <w:numFmt w:val="bullet"/>
+      <w:lvlText w:val=""/>
+      <w:lvlJc w:val="left"/>
+      <w:pPr>
+        <w:tabs>
+          <w:tab w:val="num" w:pos="2880"/>
+        </w:tabs>
+        <w:ind w:left="2880" w:hanging="360"/>
+      </w:pPr>
+      <w:rPr>
+        <w:rFonts w:ascii="Wingdings" w:hAnsi="Wingdings" w:hint="default"/>
+        <w:sz w:val="20"/>
+      </w:rPr>
+    </w:lvl>
+    <w:lvl w:ilvl="4" w:tentative="1">
+      <w:start w:val="1"/>
+      <w:numFmt w:val="bullet"/>
+      <w:lvlText w:val=""/>
+      <w:lvlJc w:val="left"/>
+      <w:pPr>
+        <w:tabs>
+          <w:tab w:val="num" w:pos="3600"/>
+        </w:tabs>
+        <w:ind w:left="3600" w:hanging="360"/>
+      </w:pPr>
+      <w:rPr>
+        <w:rFonts w:ascii="Wingdings" w:hAnsi="Wingdings" w:hint="default"/>
+        <w:sz w:val="20"/>
+      </w:rPr>
+    </w:lvl>
+    <w:lvl w:ilvl="5" w:tentative="1">
+      <w:start w:val="1"/>
+      <w:numFmt w:val="bullet"/>
+      <w:lvlText w:val=""/>
+      <w:lvlJc w:val="left"/>
+      <w:pPr>
+        <w:tabs>
+          <w:tab w:val="num" w:pos="4320"/>
+        </w:tabs>
+        <w:ind w:left="4320" w:hanging="360"/>
+      </w:pPr>
+      <w:rPr>
+        <w:rFonts w:ascii="Wingdings" w:hAnsi="Wingdings" w:hint="default"/>
+        <w:sz w:val="20"/>
+      </w:rPr>
+    </w:lvl>
+    <w:lvl w:ilvl="6" w:tentative="1">
+      <w:start w:val="1"/>
+      <w:numFmt w:val="bullet"/>
+      <w:lvlText w:val=""/>
+      <w:lvlJc w:val="left"/>
+      <w:pPr>
+        <w:tabs>
+          <w:tab w:val="num" w:pos="5040"/>
+        </w:tabs>
+        <w:ind w:left="5040" w:hanging="360"/>
+      </w:pPr>
+      <w:rPr>
+        <w:rFonts w:ascii="Wingdings" w:hAnsi="Wingdings" w:hint="default"/>
+        <w:sz w:val="20"/>
+      </w:rPr>
+    </w:lvl>
+    <w:lvl w:ilvl="7" w:tentative="1">
+      <w:start w:val="1"/>
+      <w:numFmt w:val="bullet"/>
+      <w:lvlText w:val=""/>
+      <w:lvlJc w:val="left"/>
+      <w:pPr>
+        <w:tabs>
+          <w:tab w:val="num" w:pos="5760"/>
+        </w:tabs>
+        <w:ind w:left="5760" w:hanging="360"/>
+      </w:pPr>
+      <w:rPr>
+        <w:rFonts w:ascii="Wingdings" w:hAnsi="Wingdings" w:hint="default"/>
+        <w:sz w:val="20"/>
+      </w:rPr>
+    </w:lvl>
+    <w:lvl w:ilvl="8" w:tentative="1">
+      <w:start w:val="1"/>
+      <w:numFmt w:val="bullet"/>
+      <w:lvlText w:val=""/>
+      <w:lvlJc w:val="left"/>
+      <w:pPr>
+        <w:tabs>
+          <w:tab w:val="num" w:pos="6480"/>
+        </w:tabs>
+        <w:ind w:left="6480" w:hanging="360"/>
+      </w:pPr>
+      <w:rPr>
+        <w:rFonts w:ascii="Wingdings" w:hAnsi="Wingdings" w:hint="default"/>
+        <w:sz w:val="20"/>
+      </w:rPr>
+    </w:lvl>
+  </w:abstractNum>
+  <w:abstractNum w:abstractNumId="35" w15:restartNumberingAfterBreak="0">
     <w:nsid w:val="6B573282"/>
     <w:multiLevelType w:val="hybridMultilevel"/>
     <w:tmpl w:val="0409001D"/>
@@ -3942,7 +9639,7 @@
       </w:pPr>
     </w:lvl>
   </w:abstractNum>
-  <w:abstractNum w:abstractNumId="25" w15:restartNumberingAfterBreak="0">
+  <w:abstractNum w:abstractNumId="36" w15:restartNumberingAfterBreak="0">
     <w:nsid w:val="6CAC52BA"/>
     <w:multiLevelType w:val="hybridMultilevel"/>
     <w:tmpl w:val="E47859B2"/>
@@ -4031,7 +9728,7 @@
       </w:pPr>
     </w:lvl>
   </w:abstractNum>
-  <w:abstractNum w:abstractNumId="26" w15:restartNumberingAfterBreak="0">
+  <w:abstractNum w:abstractNumId="37" w15:restartNumberingAfterBreak="0">
     <w:nsid w:val="6CFD6A76"/>
     <w:multiLevelType w:val="hybridMultilevel"/>
     <w:tmpl w:val="680A9F8E"/>
@@ -4122,7 +9819,7 @@
       </w:pPr>
     </w:lvl>
   </w:abstractNum>
-  <w:abstractNum w:abstractNumId="27" w15:restartNumberingAfterBreak="0">
+  <w:abstractNum w:abstractNumId="38" w15:restartNumberingAfterBreak="0">
     <w:nsid w:val="6FA02A1C"/>
     <w:multiLevelType w:val="hybridMultilevel"/>
     <w:tmpl w:val="DED2C536"/>
@@ -4213,7 +9910,7 @@
       </w:pPr>
     </w:lvl>
   </w:abstractNum>
-  <w:abstractNum w:abstractNumId="28" w15:restartNumberingAfterBreak="0">
+  <w:abstractNum w:abstractNumId="39" w15:restartNumberingAfterBreak="0">
     <w:nsid w:val="724C0BB4"/>
     <w:multiLevelType w:val="hybridMultilevel"/>
     <w:tmpl w:val="6A9A30A0"/>
@@ -4354,7 +10051,156 @@
       </w:rPr>
     </w:lvl>
   </w:abstractNum>
-  <w:abstractNum w:abstractNumId="29" w15:restartNumberingAfterBreak="0">
+  <w:abstractNum w:abstractNumId="40" w15:restartNumberingAfterBreak="0">
+    <w:nsid w:val="749B3A92"/>
+    <w:multiLevelType w:val="multilevel"/>
+    <w:tmpl w:val="7346AB7A"/>
+    <w:lvl w:ilvl="0">
+      <w:start w:val="1"/>
+      <w:numFmt w:val="bullet"/>
+      <w:lvlText w:val=""/>
+      <w:lvlJc w:val="left"/>
+      <w:pPr>
+        <w:tabs>
+          <w:tab w:val="num" w:pos="720"/>
+        </w:tabs>
+        <w:ind w:left="720" w:hanging="360"/>
+      </w:pPr>
+      <w:rPr>
+        <w:rFonts w:ascii="Symbol" w:hAnsi="Symbol" w:hint="default"/>
+        <w:sz w:val="20"/>
+      </w:rPr>
+    </w:lvl>
+    <w:lvl w:ilvl="1" w:tentative="1">
+      <w:start w:val="1"/>
+      <w:numFmt w:val="bullet"/>
+      <w:lvlText w:val="o"/>
+      <w:lvlJc w:val="left"/>
+      <w:pPr>
+        <w:tabs>
+          <w:tab w:val="num" w:pos="1440"/>
+        </w:tabs>
+        <w:ind w:left="1440" w:hanging="360"/>
+      </w:pPr>
+      <w:rPr>
+        <w:rFonts w:ascii="Courier New" w:hAnsi="Courier New" w:hint="default"/>
+        <w:sz w:val="20"/>
+      </w:rPr>
+    </w:lvl>
+    <w:lvl w:ilvl="2" w:tentative="1">
+      <w:start w:val="1"/>
+      <w:numFmt w:val="bullet"/>
+      <w:lvlText w:val=""/>
+      <w:lvlJc w:val="left"/>
+      <w:pPr>
+        <w:tabs>
+          <w:tab w:val="num" w:pos="2160"/>
+        </w:tabs>
+        <w:ind w:left="2160" w:hanging="360"/>
+      </w:pPr>
+      <w:rPr>
+        <w:rFonts w:ascii="Wingdings" w:hAnsi="Wingdings" w:hint="default"/>
+        <w:sz w:val="20"/>
+      </w:rPr>
+    </w:lvl>
+    <w:lvl w:ilvl="3" w:tentative="1">
+      <w:start w:val="1"/>
+      <w:numFmt w:val="bullet"/>
+      <w:lvlText w:val=""/>
+      <w:lvlJc w:val="left"/>
+      <w:pPr>
+        <w:tabs>
+          <w:tab w:val="num" w:pos="2880"/>
+        </w:tabs>
+        <w:ind w:left="2880" w:hanging="360"/>
+      </w:pPr>
+      <w:rPr>
+        <w:rFonts w:ascii="Wingdings" w:hAnsi="Wingdings" w:hint="default"/>
+        <w:sz w:val="20"/>
+      </w:rPr>
+    </w:lvl>
+    <w:lvl w:ilvl="4" w:tentative="1">
+      <w:start w:val="1"/>
+      <w:numFmt w:val="bullet"/>
+      <w:lvlText w:val=""/>
+      <w:lvlJc w:val="left"/>
+      <w:pPr>
+        <w:tabs>
+          <w:tab w:val="num" w:pos="3600"/>
+        </w:tabs>
+        <w:ind w:left="3600" w:hanging="360"/>
+      </w:pPr>
+      <w:rPr>
+        <w:rFonts w:ascii="Wingdings" w:hAnsi="Wingdings" w:hint="default"/>
+        <w:sz w:val="20"/>
+      </w:rPr>
+    </w:lvl>
+    <w:lvl w:ilvl="5" w:tentative="1">
+      <w:start w:val="1"/>
+      <w:numFmt w:val="bullet"/>
+      <w:lvlText w:val=""/>
+      <w:lvlJc w:val="left"/>
+      <w:pPr>
+        <w:tabs>
+          <w:tab w:val="num" w:pos="4320"/>
+        </w:tabs>
+        <w:ind w:left="4320" w:hanging="360"/>
+      </w:pPr>
+      <w:rPr>
+        <w:rFonts w:ascii="Wingdings" w:hAnsi="Wingdings" w:hint="default"/>
+        <w:sz w:val="20"/>
+      </w:rPr>
+    </w:lvl>
+    <w:lvl w:ilvl="6" w:tentative="1">
+      <w:start w:val="1"/>
+      <w:numFmt w:val="bullet"/>
+      <w:lvlText w:val=""/>
+      <w:lvlJc w:val="left"/>
+      <w:pPr>
+        <w:tabs>
+          <w:tab w:val="num" w:pos="5040"/>
+        </w:tabs>
+        <w:ind w:left="5040" w:hanging="360"/>
+      </w:pPr>
+      <w:rPr>
+        <w:rFonts w:ascii="Wingdings" w:hAnsi="Wingdings" w:hint="default"/>
+        <w:sz w:val="20"/>
+      </w:rPr>
+    </w:lvl>
+    <w:lvl w:ilvl="7" w:tentative="1">
+      <w:start w:val="1"/>
+      <w:numFmt w:val="bullet"/>
+      <w:lvlText w:val=""/>
+      <w:lvlJc w:val="left"/>
+      <w:pPr>
+        <w:tabs>
+          <w:tab w:val="num" w:pos="5760"/>
+        </w:tabs>
+        <w:ind w:left="5760" w:hanging="360"/>
+      </w:pPr>
+      <w:rPr>
+        <w:rFonts w:ascii="Wingdings" w:hAnsi="Wingdings" w:hint="default"/>
+        <w:sz w:val="20"/>
+      </w:rPr>
+    </w:lvl>
+    <w:lvl w:ilvl="8" w:tentative="1">
+      <w:start w:val="1"/>
+      <w:numFmt w:val="bullet"/>
+      <w:lvlText w:val=""/>
+      <w:lvlJc w:val="left"/>
+      <w:pPr>
+        <w:tabs>
+          <w:tab w:val="num" w:pos="6480"/>
+        </w:tabs>
+        <w:ind w:left="6480" w:hanging="360"/>
+      </w:pPr>
+      <w:rPr>
+        <w:rFonts w:ascii="Wingdings" w:hAnsi="Wingdings" w:hint="default"/>
+        <w:sz w:val="20"/>
+      </w:rPr>
+    </w:lvl>
+  </w:abstractNum>
+  <w:abstractNum w:abstractNumId="41" w15:restartNumberingAfterBreak="0">
     <w:nsid w:val="76346A29"/>
     <w:multiLevelType w:val="hybridMultilevel"/>
     <w:tmpl w:val="F03CB380"/>
@@ -4440,7 +10286,156 @@
       </w:pPr>
     </w:lvl>
   </w:abstractNum>
-  <w:abstractNum w:abstractNumId="30" w15:restartNumberingAfterBreak="0">
+  <w:abstractNum w:abstractNumId="42" w15:restartNumberingAfterBreak="0">
+    <w:nsid w:val="77041840"/>
+    <w:multiLevelType w:val="multilevel"/>
+    <w:tmpl w:val="FC4221E2"/>
+    <w:lvl w:ilvl="0">
+      <w:start w:val="1"/>
+      <w:numFmt w:val="bullet"/>
+      <w:lvlText w:val=""/>
+      <w:lvlJc w:val="left"/>
+      <w:pPr>
+        <w:tabs>
+          <w:tab w:val="num" w:pos="720"/>
+        </w:tabs>
+        <w:ind w:left="720" w:hanging="360"/>
+      </w:pPr>
+      <w:rPr>
+        <w:rFonts w:ascii="Symbol" w:hAnsi="Symbol" w:hint="default"/>
+        <w:sz w:val="20"/>
+      </w:rPr>
+    </w:lvl>
+    <w:lvl w:ilvl="1" w:tentative="1">
+      <w:start w:val="1"/>
+      <w:numFmt w:val="bullet"/>
+      <w:lvlText w:val="o"/>
+      <w:lvlJc w:val="left"/>
+      <w:pPr>
+        <w:tabs>
+          <w:tab w:val="num" w:pos="1440"/>
+        </w:tabs>
+        <w:ind w:left="1440" w:hanging="360"/>
+      </w:pPr>
+      <w:rPr>
+        <w:rFonts w:ascii="Courier New" w:hAnsi="Courier New" w:hint="default"/>
+        <w:sz w:val="20"/>
+      </w:rPr>
+    </w:lvl>
+    <w:lvl w:ilvl="2" w:tentative="1">
+      <w:start w:val="1"/>
+      <w:numFmt w:val="bullet"/>
+      <w:lvlText w:val=""/>
+      <w:lvlJc w:val="left"/>
+      <w:pPr>
+        <w:tabs>
+          <w:tab w:val="num" w:pos="2160"/>
+        </w:tabs>
+        <w:ind w:left="2160" w:hanging="360"/>
+      </w:pPr>
+      <w:rPr>
+        <w:rFonts w:ascii="Wingdings" w:hAnsi="Wingdings" w:hint="default"/>
+        <w:sz w:val="20"/>
+      </w:rPr>
+    </w:lvl>
+    <w:lvl w:ilvl="3" w:tentative="1">
+      <w:start w:val="1"/>
+      <w:numFmt w:val="bullet"/>
+      <w:lvlText w:val=""/>
+      <w:lvlJc w:val="left"/>
+      <w:pPr>
+        <w:tabs>
+          <w:tab w:val="num" w:pos="2880"/>
+        </w:tabs>
+        <w:ind w:left="2880" w:hanging="360"/>
+      </w:pPr>
+      <w:rPr>
+        <w:rFonts w:ascii="Wingdings" w:hAnsi="Wingdings" w:hint="default"/>
+        <w:sz w:val="20"/>
+      </w:rPr>
+    </w:lvl>
+    <w:lvl w:ilvl="4" w:tentative="1">
+      <w:start w:val="1"/>
+      <w:numFmt w:val="bullet"/>
+      <w:lvlText w:val=""/>
+      <w:lvlJc w:val="left"/>
+      <w:pPr>
+        <w:tabs>
+          <w:tab w:val="num" w:pos="3600"/>
+        </w:tabs>
+        <w:ind w:left="3600" w:hanging="360"/>
+      </w:pPr>
+      <w:rPr>
+        <w:rFonts w:ascii="Wingdings" w:hAnsi="Wingdings" w:hint="default"/>
+        <w:sz w:val="20"/>
+      </w:rPr>
+    </w:lvl>
+    <w:lvl w:ilvl="5" w:tentative="1">
+      <w:start w:val="1"/>
+      <w:numFmt w:val="bullet"/>
+      <w:lvlText w:val=""/>
+      <w:lvlJc w:val="left"/>
+      <w:pPr>
+        <w:tabs>
+          <w:tab w:val="num" w:pos="4320"/>
+        </w:tabs>
+        <w:ind w:left="4320" w:hanging="360"/>
+      </w:pPr>
+      <w:rPr>
+        <w:rFonts w:ascii="Wingdings" w:hAnsi="Wingdings" w:hint="default"/>
+        <w:sz w:val="20"/>
+      </w:rPr>
+    </w:lvl>
+    <w:lvl w:ilvl="6" w:tentative="1">
+      <w:start w:val="1"/>
+      <w:numFmt w:val="bullet"/>
+      <w:lvlText w:val=""/>
+      <w:lvlJc w:val="left"/>
+      <w:pPr>
+        <w:tabs>
+          <w:tab w:val="num" w:pos="5040"/>
+        </w:tabs>
+        <w:ind w:left="5040" w:hanging="360"/>
+      </w:pPr>
+      <w:rPr>
+        <w:rFonts w:ascii="Wingdings" w:hAnsi="Wingdings" w:hint="default"/>
+        <w:sz w:val="20"/>
+      </w:rPr>
+    </w:lvl>
+    <w:lvl w:ilvl="7" w:tentative="1">
+      <w:start w:val="1"/>
+      <w:numFmt w:val="bullet"/>
+      <w:lvlText w:val=""/>
+      <w:lvlJc w:val="left"/>
+      <w:pPr>
+        <w:tabs>
+          <w:tab w:val="num" w:pos="5760"/>
+        </w:tabs>
+        <w:ind w:left="5760" w:hanging="360"/>
+      </w:pPr>
+      <w:rPr>
+        <w:rFonts w:ascii="Wingdings" w:hAnsi="Wingdings" w:hint="default"/>
+        <w:sz w:val="20"/>
+      </w:rPr>
+    </w:lvl>
+    <w:lvl w:ilvl="8" w:tentative="1">
+      <w:start w:val="1"/>
+      <w:numFmt w:val="bullet"/>
+      <w:lvlText w:val=""/>
+      <w:lvlJc w:val="left"/>
+      <w:pPr>
+        <w:tabs>
+          <w:tab w:val="num" w:pos="6480"/>
+        </w:tabs>
+        <w:ind w:left="6480" w:hanging="360"/>
+      </w:pPr>
+      <w:rPr>
+        <w:rFonts w:ascii="Wingdings" w:hAnsi="Wingdings" w:hint="default"/>
+        <w:sz w:val="20"/>
+      </w:rPr>
+    </w:lvl>
+  </w:abstractNum>
+  <w:abstractNum w:abstractNumId="43" w15:restartNumberingAfterBreak="0">
     <w:nsid w:val="7B5D0225"/>
     <w:multiLevelType w:val="hybridMultilevel"/>
     <w:tmpl w:val="0116F41A"/>
@@ -4529,7 +10524,7 @@
       </w:pPr>
     </w:lvl>
   </w:abstractNum>
-  <w:abstractNum w:abstractNumId="31" w15:restartNumberingAfterBreak="0">
+  <w:abstractNum w:abstractNumId="44" w15:restartNumberingAfterBreak="0">
     <w:nsid w:val="7F2D2D11"/>
     <w:multiLevelType w:val="hybridMultilevel"/>
     <w:tmpl w:val="85A23074"/>
@@ -4667,122 +10662,161 @@
     </w:lvl>
   </w:abstractNum>
   <w:num w:numId="1">
+    <w:abstractNumId w:val="27"/>
+  </w:num>
+  <w:num w:numId="2">
+    <w:abstractNumId w:val="33"/>
+  </w:num>
+  <w:num w:numId="3">
+    <w:abstractNumId w:val="41"/>
+  </w:num>
+  <w:num w:numId="4">
+    <w:abstractNumId w:val="20"/>
+  </w:num>
+  <w:num w:numId="5">
+    <w:abstractNumId w:val="11"/>
+  </w:num>
+  <w:num w:numId="6">
+    <w:abstractNumId w:val="2"/>
+  </w:num>
+  <w:num w:numId="7">
+    <w:abstractNumId w:val="16"/>
+  </w:num>
+  <w:num w:numId="8">
+    <w:abstractNumId w:val="30"/>
+  </w:num>
+  <w:num w:numId="9">
+    <w:abstractNumId w:val="39"/>
+  </w:num>
+  <w:num w:numId="10">
+    <w:abstractNumId w:val="44"/>
+  </w:num>
+  <w:num w:numId="11">
     <w:abstractNumId w:val="19"/>
   </w:num>
-  <w:num w:numId="2">
+  <w:num w:numId="12">
+    <w:abstractNumId w:val="28"/>
+  </w:num>
+  <w:num w:numId="13">
+    <w:abstractNumId w:val="35"/>
+  </w:num>
+  <w:num w:numId="14">
+    <w:abstractNumId w:val="6"/>
+  </w:num>
+  <w:num w:numId="15">
+    <w:abstractNumId w:val="7"/>
+  </w:num>
+  <w:num w:numId="16">
+    <w:abstractNumId w:val="26"/>
+  </w:num>
+  <w:num w:numId="17">
+    <w:abstractNumId w:val="21"/>
+  </w:num>
+  <w:num w:numId="18">
+    <w:abstractNumId w:val="9"/>
+  </w:num>
+  <w:num w:numId="19">
+    <w:abstractNumId w:val="37"/>
+  </w:num>
+  <w:num w:numId="20">
     <w:abstractNumId w:val="23"/>
   </w:num>
-  <w:num w:numId="3">
+  <w:num w:numId="21">
+    <w:abstractNumId w:val="14"/>
+  </w:num>
+  <w:num w:numId="22">
+    <w:abstractNumId w:val="43"/>
+  </w:num>
+  <w:num w:numId="23">
+    <w:abstractNumId w:val="4"/>
+  </w:num>
+  <w:num w:numId="24">
+    <w:abstractNumId w:val="17"/>
+  </w:num>
+  <w:num w:numId="25">
+    <w:abstractNumId w:val="36"/>
+  </w:num>
+  <w:num w:numId="26">
     <w:abstractNumId w:val="29"/>
   </w:num>
-  <w:num w:numId="4">
-    <w:abstractNumId w:val="14"/>
-  </w:num>
-  <w:num w:numId="5">
-    <w:abstractNumId w:val="7"/>
-  </w:num>
-  <w:num w:numId="6">
-    <w:abstractNumId w:val="1"/>
-  </w:num>
-  <w:num w:numId="7">
-    <w:abstractNumId w:val="10"/>
-  </w:num>
-  <w:num w:numId="8">
-    <w:abstractNumId w:val="22"/>
-  </w:num>
-  <w:num w:numId="9">
-    <w:abstractNumId w:val="28"/>
-  </w:num>
-  <w:num w:numId="10">
-    <w:abstractNumId w:val="31"/>
-  </w:num>
-  <w:num w:numId="11">
-    <w:abstractNumId w:val="13"/>
-  </w:num>
-  <w:num w:numId="12">
-    <w:abstractNumId w:val="20"/>
-  </w:num>
-  <w:num w:numId="13">
-    <w:abstractNumId w:val="24"/>
-  </w:num>
-  <w:num w:numId="14">
-    <w:abstractNumId w:val="4"/>
-  </w:num>
-  <w:num w:numId="15">
-    <w:abstractNumId w:val="5"/>
-  </w:num>
-  <w:num w:numId="16">
-    <w:abstractNumId w:val="18"/>
-  </w:num>
-  <w:num w:numId="17">
+  <w:num w:numId="27">
     <w:abstractNumId w:val="15"/>
   </w:num>
-  <w:num w:numId="18">
-    <w:abstractNumId w:val="6"/>
+  <w:num w:numId="28">
+    <w:abstractNumId w:val="19"/>
   </w:num>
-  <w:num w:numId="19">
-    <w:abstractNumId w:val="26"/>
+  <w:num w:numId="29">
+    <w:abstractNumId w:val="19"/>
   </w:num>
-  <w:num w:numId="20">
-    <w:abstractNumId w:val="16"/>
-  </w:num>
-  <w:num w:numId="21">
-    <w:abstractNumId w:val="8"/>
-  </w:num>
-  <w:num w:numId="22">
-    <w:abstractNumId w:val="30"/>
-  </w:num>
-  <w:num w:numId="23">
+  <w:num w:numId="30">
     <w:abstractNumId w:val="3"/>
   </w:num>
-  <w:num w:numId="24">
-    <w:abstractNumId w:val="11"/>
-  </w:num>
-  <w:num w:numId="25">
-    <w:abstractNumId w:val="25"/>
-  </w:num>
-  <w:num w:numId="26">
-    <w:abstractNumId w:val="21"/>
-  </w:num>
-  <w:num w:numId="27">
-    <w:abstractNumId w:val="9"/>
-  </w:num>
-  <w:num w:numId="28">
-    <w:abstractNumId w:val="13"/>
-  </w:num>
-  <w:num w:numId="29">
-    <w:abstractNumId w:val="13"/>
-  </w:num>
-  <w:num w:numId="30">
-    <w:abstractNumId w:val="2"/>
-  </w:num>
   <w:num w:numId="31">
-    <w:abstractNumId w:val="13"/>
+    <w:abstractNumId w:val="19"/>
   </w:num>
   <w:num w:numId="32">
     <w:abstractNumId w:val="0"/>
   </w:num>
   <w:num w:numId="33">
+    <w:abstractNumId w:val="19"/>
+  </w:num>
+  <w:num w:numId="34">
+    <w:abstractNumId w:val="25"/>
+  </w:num>
+  <w:num w:numId="35">
+    <w:abstractNumId w:val="38"/>
+  </w:num>
+  <w:num w:numId="36">
+    <w:abstractNumId w:val="18"/>
+  </w:num>
+  <w:num w:numId="37">
+    <w:abstractNumId w:val="19"/>
+  </w:num>
+  <w:num w:numId="38">
+    <w:abstractNumId w:val="12"/>
+  </w:num>
+  <w:num w:numId="39">
+    <w:abstractNumId w:val="31"/>
+  </w:num>
+  <w:num w:numId="40">
+    <w:abstractNumId w:val="10"/>
+  </w:num>
+  <w:num w:numId="41">
+    <w:abstractNumId w:val="32"/>
+  </w:num>
+  <w:num w:numId="42">
+    <w:abstractNumId w:val="22"/>
+  </w:num>
+  <w:num w:numId="43">
+    <w:abstractNumId w:val="34"/>
+  </w:num>
+  <w:num w:numId="44">
+    <w:abstractNumId w:val="24"/>
+  </w:num>
+  <w:num w:numId="45">
+    <w:abstractNumId w:val="40"/>
+  </w:num>
+  <w:num w:numId="46">
+    <w:abstractNumId w:val="1"/>
+  </w:num>
+  <w:num w:numId="47">
+    <w:abstractNumId w:val="42"/>
+  </w:num>
+  <w:num w:numId="48">
     <w:abstractNumId w:val="13"/>
   </w:num>
-  <w:num w:numId="34">
-    <w:abstractNumId w:val="17"/>
+  <w:num w:numId="49">
+    <w:abstractNumId w:val="8"/>
   </w:num>
-  <w:num w:numId="35">
-    <w:abstractNumId w:val="27"/>
-  </w:num>
-  <w:num w:numId="36">
-    <w:abstractNumId w:val="12"/>
-  </w:num>
-  <w:num w:numId="37">
-    <w:abstractNumId w:val="13"/>
+  <w:num w:numId="50">
+    <w:abstractNumId w:val="5"/>
   </w:num>
   <w:numIdMacAtCleanup w:val="6"/>
 </w:numbering>
 </file>
 
 <file path=word/styles.xml><?xml version="1.0" encoding="utf-8"?>
-<w:styles xmlns:mc="http://schemas.openxmlformats.org/markup-compatibility/2006" xmlns:r="http://schemas.openxmlformats.org/officeDocument/2006/relationships" xmlns:w="http://schemas.openxmlformats.org/wordprocessingml/2006/main" xmlns:w14="http://schemas.microsoft.com/office/word/2010/wordml" xmlns:w15="http://schemas.microsoft.com/office/word/2012/wordml" xmlns:w16se="http://schemas.microsoft.com/office/word/2015/wordml/symex" mc:Ignorable="w14 w15 w16se">
+<w:styles xmlns:mc="http://schemas.openxmlformats.org/markup-compatibility/2006" xmlns:r="http://schemas.openxmlformats.org/officeDocument/2006/relationships" xmlns:w="http://schemas.openxmlformats.org/wordprocessingml/2006/main" xmlns:w14="http://schemas.microsoft.com/office/word/2010/wordml" xmlns:w15="http://schemas.microsoft.com/office/word/2012/wordml" xmlns:w16cex="http://schemas.microsoft.com/office/word/2018/wordml/cex" xmlns:w16cid="http://schemas.microsoft.com/office/word/2016/wordml/cid" xmlns:w16="http://schemas.microsoft.com/office/word/2018/wordml" xmlns:w16sdtdh="http://schemas.microsoft.com/office/word/2020/wordml/sdtdatahash" xmlns:w16se="http://schemas.microsoft.com/office/word/2015/wordml/symex" mc:Ignorable="w14 w15 w16se w16cid w16 w16cex w16sdtdh">
   <w:docDefaults>
     <w:rPrDefault>
       <w:rPr>
@@ -4792,7 +10826,7 @@
     </w:rPrDefault>
     <w:pPrDefault/>
   </w:docDefaults>
-  <w:latentStyles w:defLockedState="0" w:defUIPriority="0" w:defSemiHidden="0" w:defUnhideWhenUsed="0" w:defQFormat="0" w:count="371">
+  <w:latentStyles w:defLockedState="0" w:defUIPriority="0" w:defSemiHidden="0" w:defUnhideWhenUsed="0" w:defQFormat="0" w:count="376">
     <w:lsdException w:name="Normal" w:qFormat="1"/>
     <w:lsdException w:name="heading 1" w:qFormat="1"/>
     <w:lsdException w:name="heading 2" w:semiHidden="1" w:unhideWhenUsed="1" w:qFormat="1"/>
@@ -4882,7 +10916,6 @@
     <w:lsdException w:name="HTML Sample" w:semiHidden="1" w:unhideWhenUsed="1"/>
     <w:lsdException w:name="HTML Typewriter" w:semiHidden="1" w:unhideWhenUsed="1"/>
     <w:lsdException w:name="HTML Variable" w:semiHidden="1" w:unhideWhenUsed="1"/>
-    <w:lsdException w:name="Normal Table" w:semiHidden="1" w:unhideWhenUsed="1"/>
     <w:lsdException w:name="annotation subject" w:semiHidden="1" w:unhideWhenUsed="1"/>
     <w:lsdException w:name="No List" w:semiHidden="1" w:unhideWhenUsed="1"/>
     <w:lsdException w:name="Outline List 1" w:semiHidden="1" w:unhideWhenUsed="1"/>
@@ -4925,11 +10958,8 @@
     <w:lsdException w:name="Table Contemporary" w:semiHidden="1" w:unhideWhenUsed="1"/>
     <w:lsdException w:name="Table Elegant" w:semiHidden="1" w:unhideWhenUsed="1"/>
     <w:lsdException w:name="Table Professional" w:semiHidden="1" w:unhideWhenUsed="1"/>
-    <w:lsdException w:name="Table Subtle 1" w:semiHidden="1" w:unhideWhenUsed="1"/>
     <w:lsdException w:name="Table Subtle 2" w:semiHidden="1" w:unhideWhenUsed="1"/>
     <w:lsdException w:name="Table Web 1" w:semiHidden="1" w:unhideWhenUsed="1"/>
-    <w:lsdException w:name="Table Web 2" w:semiHidden="1" w:unhideWhenUsed="1"/>
-    <w:lsdException w:name="Table Web 3" w:semiHidden="1" w:unhideWhenUsed="1"/>
     <w:lsdException w:name="Balloon Text" w:semiHidden="1" w:unhideWhenUsed="1"/>
     <w:lsdException w:name="Table Theme" w:semiHidden="1" w:unhideWhenUsed="1"/>
     <w:lsdException w:name="Placeholder Text" w:semiHidden="1" w:uiPriority="99"/>
@@ -5147,8 +11177,13 @@
     <w:lsdException w:name="List Table 5 Dark Accent 6" w:uiPriority="50"/>
     <w:lsdException w:name="List Table 6 Colorful Accent 6" w:uiPriority="51"/>
     <w:lsdException w:name="List Table 7 Colorful Accent 6" w:uiPriority="52"/>
+    <w:lsdException w:name="Mention" w:semiHidden="1" w:uiPriority="99" w:unhideWhenUsed="1"/>
+    <w:lsdException w:name="Smart Hyperlink" w:semiHidden="1" w:uiPriority="99" w:unhideWhenUsed="1"/>
+    <w:lsdException w:name="Hashtag" w:semiHidden="1" w:uiPriority="99" w:unhideWhenUsed="1"/>
+    <w:lsdException w:name="Unresolved Mention" w:semiHidden="1" w:uiPriority="99" w:unhideWhenUsed="1"/>
+    <w:lsdException w:name="Smart Link" w:semiHidden="1" w:uiPriority="99" w:unhideWhenUsed="1"/>
   </w:latentStyles>
-  <w:style w:type="paragraph" w:default="1" w:styleId="Normal">
+  <w:style w:type="paragraph" w:default="1" w:styleId="a">
     <w:name w:val="Normal"/>
     <w:qFormat/>
     <w:rPr>
@@ -5157,10 +11192,10 @@
       <w:lang w:eastAsia="en-US"/>
     </w:rPr>
   </w:style>
-  <w:style w:type="paragraph" w:styleId="Heading1">
+  <w:style w:type="paragraph" w:styleId="1">
     <w:name w:val="heading 1"/>
-    <w:basedOn w:val="Normal"/>
-    <w:next w:val="Normal"/>
+    <w:basedOn w:val="a"/>
+    <w:next w:val="a"/>
     <w:qFormat/>
     <w:rsid w:val="00765E46"/>
     <w:pPr>
@@ -5177,13 +11212,57 @@
       <w:szCs w:val="52"/>
     </w:rPr>
   </w:style>
-  <w:style w:type="character" w:default="1" w:styleId="DefaultParagraphFont">
+  <w:style w:type="paragraph" w:styleId="2">
+    <w:name w:val="heading 2"/>
+    <w:basedOn w:val="a"/>
+    <w:next w:val="a"/>
+    <w:link w:val="20"/>
+    <w:semiHidden/>
+    <w:unhideWhenUsed/>
+    <w:qFormat/>
+    <w:rsid w:val="009951AC"/>
+    <w:pPr>
+      <w:keepNext/>
+      <w:spacing w:line="720" w:lineRule="auto"/>
+      <w:outlineLvl w:val="1"/>
+    </w:pPr>
+    <w:rPr>
+      <w:rFonts w:asciiTheme="majorHAnsi" w:eastAsiaTheme="majorEastAsia" w:hAnsiTheme="majorHAnsi" w:cstheme="majorBidi"/>
+      <w:b/>
+      <w:bCs/>
+      <w:sz w:val="48"/>
+      <w:szCs w:val="48"/>
+    </w:rPr>
+  </w:style>
+  <w:style w:type="paragraph" w:styleId="3">
+    <w:name w:val="heading 3"/>
+    <w:basedOn w:val="a"/>
+    <w:next w:val="a"/>
+    <w:link w:val="30"/>
+    <w:semiHidden/>
+    <w:unhideWhenUsed/>
+    <w:qFormat/>
+    <w:rsid w:val="009951AC"/>
+    <w:pPr>
+      <w:keepNext/>
+      <w:spacing w:line="720" w:lineRule="auto"/>
+      <w:outlineLvl w:val="2"/>
+    </w:pPr>
+    <w:rPr>
+      <w:rFonts w:asciiTheme="majorHAnsi" w:eastAsiaTheme="majorEastAsia" w:hAnsiTheme="majorHAnsi" w:cstheme="majorBidi"/>
+      <w:b/>
+      <w:bCs/>
+      <w:sz w:val="36"/>
+      <w:szCs w:val="36"/>
+    </w:rPr>
+  </w:style>
+  <w:style w:type="character" w:default="1" w:styleId="a0">
     <w:name w:val="Default Paragraph Font"/>
     <w:uiPriority w:val="1"/>
     <w:semiHidden/>
     <w:unhideWhenUsed/>
   </w:style>
-  <w:style w:type="table" w:default="1" w:styleId="TableNormal">
+  <w:style w:type="table" w:default="1" w:styleId="a1">
     <w:name w:val="Normal Table"/>
     <w:uiPriority w:val="99"/>
     <w:semiHidden/>
@@ -5198,7 +11277,7 @@
       </w:tblCellMar>
     </w:tblPr>
   </w:style>
-  <w:style w:type="numbering" w:default="1" w:styleId="NoList">
+  <w:style w:type="numbering" w:default="1" w:styleId="a2">
     <w:name w:val="No List"/>
     <w:uiPriority w:val="99"/>
     <w:semiHidden/>
@@ -5206,7 +11285,7 @@
   </w:style>
   <w:style w:type="paragraph" w:customStyle="1" w:styleId="MarkScheme">
     <w:name w:val="MarkScheme"/>
-    <w:basedOn w:val="Normal"/>
+    <w:basedOn w:val="a"/>
     <w:rsid w:val="000D4C8C"/>
     <w:pPr>
       <w:numPr>
@@ -5214,9 +11293,9 @@
       </w:numPr>
     </w:pPr>
   </w:style>
-  <w:style w:type="paragraph" w:styleId="NormalWeb">
+  <w:style w:type="paragraph" w:styleId="Web">
     <w:name w:val="Normal (Web)"/>
-    <w:basedOn w:val="Normal"/>
+    <w:basedOn w:val="a"/>
     <w:uiPriority w:val="99"/>
     <w:rsid w:val="001A001D"/>
     <w:pPr>
@@ -5228,7 +11307,7 @@
   </w:style>
   <w:style w:type="paragraph" w:customStyle="1" w:styleId="FileLoc">
     <w:name w:val="FileLoc"/>
-    <w:basedOn w:val="Normal"/>
+    <w:basedOn w:val="a"/>
     <w:rsid w:val="001A001D"/>
     <w:pPr>
       <w:tabs>
@@ -5245,7 +11324,7 @@
   </w:style>
   <w:style w:type="paragraph" w:customStyle="1" w:styleId="Roomp1">
     <w:name w:val="Room p1"/>
-    <w:basedOn w:val="Normal"/>
+    <w:basedOn w:val="a"/>
     <w:rsid w:val="001A001D"/>
     <w:pPr>
       <w:numPr>
@@ -5253,9 +11332,9 @@
       </w:numPr>
     </w:pPr>
   </w:style>
-  <w:style w:type="paragraph" w:styleId="Header">
+  <w:style w:type="paragraph" w:styleId="a3">
     <w:name w:val="header"/>
-    <w:basedOn w:val="Normal"/>
+    <w:basedOn w:val="a"/>
     <w:rsid w:val="00472664"/>
     <w:pPr>
       <w:tabs>
@@ -5269,9 +11348,9 @@
       <w:szCs w:val="20"/>
     </w:rPr>
   </w:style>
-  <w:style w:type="paragraph" w:styleId="Footer">
+  <w:style w:type="paragraph" w:styleId="a4">
     <w:name w:val="footer"/>
-    <w:basedOn w:val="Normal"/>
+    <w:basedOn w:val="a"/>
     <w:rsid w:val="00472664"/>
     <w:pPr>
       <w:tabs>
@@ -5288,7 +11367,7 @@
   <w:style w:type="paragraph" w:customStyle="1" w:styleId="Heading1UniversCondensed">
     <w:name w:val="Heading 1 + Univers Condensed"/>
     <w:aliases w:val="12 pt,Before:  0 pt,After:  0 pt,Line spaci..."/>
-    <w:basedOn w:val="Heading1"/>
+    <w:basedOn w:val="1"/>
     <w:rsid w:val="00765E46"/>
     <w:pPr>
       <w:keepNext w:val="0"/>
@@ -5306,7 +11385,7 @@
   </w:style>
   <w:style w:type="paragraph" w:customStyle="1" w:styleId="Head1Text">
     <w:name w:val="Head1Text"/>
-    <w:basedOn w:val="Normal"/>
+    <w:basedOn w:val="a"/>
     <w:rsid w:val="007D7D79"/>
     <w:rPr>
       <w:rFonts w:ascii="Univers Condensed" w:hAnsi="Univers Condensed"/>
@@ -5314,9 +11393,9 @@
       <w:sz w:val="22"/>
     </w:rPr>
   </w:style>
-  <w:style w:type="table" w:styleId="TableGrid">
+  <w:style w:type="table" w:styleId="a5">
     <w:name w:val="Table Grid"/>
-    <w:basedOn w:val="TableNormal"/>
+    <w:basedOn w:val="a1"/>
     <w:rsid w:val="00692720"/>
     <w:tblPr>
       <w:tblBorders>
@@ -5347,9 +11426,9 @@
       <w:lang w:eastAsia="zh-TW"/>
     </w:rPr>
   </w:style>
-  <w:style w:type="character" w:styleId="Hyperlink">
+  <w:style w:type="character" w:styleId="a6">
     <w:name w:val="Hyperlink"/>
-    <w:basedOn w:val="DefaultParagraphFont"/>
+    <w:basedOn w:val="a0"/>
     <w:rsid w:val="00BE3735"/>
     <w:rPr>
       <w:color w:val="0000FF"/>
@@ -5358,22 +11437,22 @@
   </w:style>
   <w:style w:type="character" w:customStyle="1" w:styleId="Emphasis1">
     <w:name w:val="Emphasis1"/>
-    <w:basedOn w:val="DefaultParagraphFont"/>
+    <w:basedOn w:val="a0"/>
     <w:rsid w:val="00243DF7"/>
   </w:style>
-  <w:style w:type="character" w:styleId="FollowedHyperlink">
+  <w:style w:type="character" w:styleId="a7">
     <w:name w:val="FollowedHyperlink"/>
-    <w:basedOn w:val="DefaultParagraphFont"/>
+    <w:basedOn w:val="a0"/>
     <w:rsid w:val="00425419"/>
     <w:rPr>
       <w:color w:val="800080"/>
       <w:u w:val="single"/>
     </w:rPr>
   </w:style>
-  <w:style w:type="paragraph" w:styleId="BalloonText">
+  <w:style w:type="paragraph" w:styleId="a8">
     <w:name w:val="Balloon Text"/>
-    <w:basedOn w:val="Normal"/>
-    <w:link w:val="BalloonTextChar"/>
+    <w:basedOn w:val="a"/>
+    <w:link w:val="a9"/>
     <w:rsid w:val="00377D2C"/>
     <w:rPr>
       <w:rFonts w:ascii="Tahoma" w:hAnsi="Tahoma" w:cs="Tahoma"/>
@@ -5381,10 +11460,10 @@
       <w:szCs w:val="16"/>
     </w:rPr>
   </w:style>
-  <w:style w:type="character" w:customStyle="1" w:styleId="BalloonTextChar">
-    <w:name w:val="Balloon Text Char"/>
-    <w:basedOn w:val="DefaultParagraphFont"/>
-    <w:link w:val="BalloonText"/>
+  <w:style w:type="character" w:customStyle="1" w:styleId="a9">
+    <w:name w:val="註解方塊文字 字元"/>
+    <w:basedOn w:val="a0"/>
+    <w:link w:val="a8"/>
     <w:rsid w:val="00377D2C"/>
     <w:rPr>
       <w:rFonts w:ascii="Tahoma" w:hAnsi="Tahoma" w:cs="Tahoma"/>
@@ -5393,49 +11472,49 @@
       <w:lang w:eastAsia="en-US"/>
     </w:rPr>
   </w:style>
-  <w:style w:type="character" w:styleId="CommentReference">
+  <w:style w:type="character" w:styleId="aa">
     <w:name w:val="annotation reference"/>
-    <w:basedOn w:val="DefaultParagraphFont"/>
+    <w:basedOn w:val="a0"/>
     <w:rsid w:val="002A1A16"/>
     <w:rPr>
       <w:sz w:val="16"/>
       <w:szCs w:val="16"/>
     </w:rPr>
   </w:style>
-  <w:style w:type="paragraph" w:styleId="CommentText">
+  <w:style w:type="paragraph" w:styleId="ab">
     <w:name w:val="annotation text"/>
-    <w:basedOn w:val="Normal"/>
-    <w:link w:val="CommentTextChar"/>
+    <w:basedOn w:val="a"/>
+    <w:link w:val="ac"/>
     <w:rsid w:val="002A1A16"/>
     <w:rPr>
       <w:sz w:val="20"/>
       <w:szCs w:val="20"/>
     </w:rPr>
   </w:style>
-  <w:style w:type="character" w:customStyle="1" w:styleId="CommentTextChar">
-    <w:name w:val="Comment Text Char"/>
-    <w:basedOn w:val="DefaultParagraphFont"/>
-    <w:link w:val="CommentText"/>
+  <w:style w:type="character" w:customStyle="1" w:styleId="ac">
+    <w:name w:val="註解文字 字元"/>
+    <w:basedOn w:val="a0"/>
+    <w:link w:val="ab"/>
     <w:rsid w:val="002A1A16"/>
     <w:rPr>
       <w:lang w:eastAsia="en-US"/>
     </w:rPr>
   </w:style>
-  <w:style w:type="paragraph" w:styleId="CommentSubject">
+  <w:style w:type="paragraph" w:styleId="ad">
     <w:name w:val="annotation subject"/>
-    <w:basedOn w:val="CommentText"/>
-    <w:next w:val="CommentText"/>
-    <w:link w:val="CommentSubjectChar"/>
+    <w:basedOn w:val="ab"/>
+    <w:next w:val="ab"/>
+    <w:link w:val="ae"/>
     <w:rsid w:val="002A1A16"/>
     <w:rPr>
       <w:b/>
       <w:bCs/>
     </w:rPr>
   </w:style>
-  <w:style w:type="character" w:customStyle="1" w:styleId="CommentSubjectChar">
-    <w:name w:val="Comment Subject Char"/>
-    <w:basedOn w:val="CommentTextChar"/>
-    <w:link w:val="CommentSubject"/>
+  <w:style w:type="character" w:customStyle="1" w:styleId="ae">
+    <w:name w:val="註解主旨 字元"/>
+    <w:basedOn w:val="ac"/>
+    <w:link w:val="ad"/>
     <w:rsid w:val="002A1A16"/>
     <w:rPr>
       <w:b/>
@@ -5445,7 +11524,7 @@
   </w:style>
   <w:style w:type="character" w:customStyle="1" w:styleId="keyword">
     <w:name w:val="keyword"/>
-    <w:basedOn w:val="DefaultParagraphFont"/>
+    <w:basedOn w:val="a0"/>
     <w:qFormat/>
     <w:rsid w:val="009C5774"/>
     <w:rPr>
@@ -5454,10 +11533,10 @@
       <w:sz w:val="20"/>
     </w:rPr>
   </w:style>
-  <w:style w:type="paragraph" w:styleId="FootnoteText">
+  <w:style w:type="paragraph" w:styleId="af">
     <w:name w:val="footnote text"/>
-    <w:basedOn w:val="Normal"/>
-    <w:link w:val="FootnoteTextChar"/>
+    <w:basedOn w:val="a"/>
+    <w:link w:val="af0"/>
     <w:unhideWhenUsed/>
     <w:rsid w:val="00315600"/>
     <w:rPr>
@@ -5465,18 +11544,18 @@
       <w:szCs w:val="20"/>
     </w:rPr>
   </w:style>
-  <w:style w:type="character" w:customStyle="1" w:styleId="FootnoteTextChar">
-    <w:name w:val="Footnote Text Char"/>
-    <w:basedOn w:val="DefaultParagraphFont"/>
-    <w:link w:val="FootnoteText"/>
+  <w:style w:type="character" w:customStyle="1" w:styleId="af0">
+    <w:name w:val="註腳文字 字元"/>
+    <w:basedOn w:val="a0"/>
+    <w:link w:val="af"/>
     <w:rsid w:val="00315600"/>
     <w:rPr>
       <w:lang w:eastAsia="en-US"/>
     </w:rPr>
   </w:style>
-  <w:style w:type="character" w:styleId="FootnoteReference">
+  <w:style w:type="character" w:styleId="af1">
     <w:name w:val="footnote reference"/>
-    <w:basedOn w:val="DefaultParagraphFont"/>
+    <w:basedOn w:val="a0"/>
     <w:unhideWhenUsed/>
     <w:rsid w:val="00315600"/>
     <w:rPr>
@@ -5485,12 +11564,12 @@
   </w:style>
   <w:style w:type="character" w:customStyle="1" w:styleId="apple-converted-space">
     <w:name w:val="apple-converted-space"/>
-    <w:basedOn w:val="DefaultParagraphFont"/>
+    <w:basedOn w:val="a0"/>
     <w:rsid w:val="0079278F"/>
   </w:style>
-  <w:style w:type="paragraph" w:styleId="ListParagraph">
+  <w:style w:type="paragraph" w:styleId="af2">
     <w:name w:val="List Paragraph"/>
-    <w:basedOn w:val="Normal"/>
+    <w:basedOn w:val="a"/>
     <w:uiPriority w:val="34"/>
     <w:qFormat/>
     <w:pPr>
@@ -5498,13 +11577,43 @@
       <w:contextualSpacing/>
     </w:pPr>
   </w:style>
-  <w:style w:type="character" w:customStyle="1" w:styleId="1">
+  <w:style w:type="character" w:customStyle="1" w:styleId="10">
     <w:name w:val="未解析的提及1"/>
-    <w:basedOn w:val="DefaultParagraphFont"/>
+    <w:basedOn w:val="a0"/>
     <w:rsid w:val="007311C2"/>
     <w:rPr>
       <w:color w:val="605E5C"/>
       <w:shd w:val="clear" w:color="auto" w:fill="E1DFDD"/>
+    </w:rPr>
+  </w:style>
+  <w:style w:type="character" w:customStyle="1" w:styleId="20">
+    <w:name w:val="標題 2 字元"/>
+    <w:basedOn w:val="a0"/>
+    <w:link w:val="2"/>
+    <w:semiHidden/>
+    <w:rsid w:val="009951AC"/>
+    <w:rPr>
+      <w:rFonts w:asciiTheme="majorHAnsi" w:eastAsiaTheme="majorEastAsia" w:hAnsiTheme="majorHAnsi" w:cstheme="majorBidi"/>
+      <w:b/>
+      <w:bCs/>
+      <w:sz w:val="48"/>
+      <w:szCs w:val="48"/>
+      <w:lang w:eastAsia="en-US"/>
+    </w:rPr>
+  </w:style>
+  <w:style w:type="character" w:customStyle="1" w:styleId="30">
+    <w:name w:val="標題 3 字元"/>
+    <w:basedOn w:val="a0"/>
+    <w:link w:val="3"/>
+    <w:semiHidden/>
+    <w:rsid w:val="009951AC"/>
+    <w:rPr>
+      <w:rFonts w:asciiTheme="majorHAnsi" w:eastAsiaTheme="majorEastAsia" w:hAnsiTheme="majorHAnsi" w:cstheme="majorBidi"/>
+      <w:b/>
+      <w:bCs/>
+      <w:sz w:val="36"/>
+      <w:szCs w:val="36"/>
+      <w:lang w:eastAsia="en-US"/>
     </w:rPr>
   </w:style>
 </w:styles>
